--- a/K9HZ_Antenna_Tuner/K9HZ_Antenna_Tuner_Assembly_Instructions/K9HZ_Antenna_Tuner_RF_Board_V2.0_Assembly_Instructions.docx
+++ b/K9HZ_Antenna_Tuner/K9HZ_Antenna_Tuner_Assembly_Instructions/K9HZ_Antenna_Tuner_RF_Board_V2.0_Assembly_Instructions.docx
@@ -35,7 +35,7 @@
           <w:szCs w:val="24"/>
           <w14:ligatures w14:val="none"/>
         </w:rPr>
-        <w:t>ANTENNA TUNER</w:t>
+        <w:t xml:space="preserve">AUTOMATIC </w:t>
       </w:r>
       <w:r>
         <w:rPr>
@@ -46,7 +46,7 @@
           <w:szCs w:val="24"/>
           <w14:ligatures w14:val="none"/>
         </w:rPr>
-        <w:t xml:space="preserve"> </w:t>
+        <w:t>ANTENNA TUNER</w:t>
       </w:r>
       <w:r>
         <w:rPr>
@@ -57,13 +57,9 @@
           <w:szCs w:val="24"/>
           <w14:ligatures w14:val="none"/>
         </w:rPr>
-        <w:t>– CONTROL BOARD</w:t>
-      </w:r>
-    </w:p>
-    <w:p>
-      <w:pPr>
-        <w:spacing w:after="0" w:line="240" w:lineRule="auto"/>
-        <w:jc w:val="center"/>
+        <w:t xml:space="preserve"> </w:t>
+      </w:r>
+      <w:r>
         <w:rPr>
           <w:b/>
           <w:bCs/>
@@ -72,7 +68,8 @@
           <w:szCs w:val="24"/>
           <w14:ligatures w14:val="none"/>
         </w:rPr>
-      </w:pPr>
+        <w:t xml:space="preserve">– </w:t>
+      </w:r>
       <w:r>
         <w:rPr>
           <w:b/>
@@ -82,7 +79,7 @@
           <w:szCs w:val="24"/>
           <w14:ligatures w14:val="none"/>
         </w:rPr>
-        <w:t>BUILD INSTRUCTIONS for PCB V</w:t>
+        <w:t>RF</w:t>
       </w:r>
       <w:r>
         <w:rPr>
@@ -93,7 +90,7 @@
           <w:szCs w:val="24"/>
           <w14:ligatures w14:val="none"/>
         </w:rPr>
-        <w:t>2.0</w:t>
+        <w:t xml:space="preserve"> BOARD</w:t>
       </w:r>
     </w:p>
     <w:p>
@@ -118,7 +115,7 @@
           <w:szCs w:val="24"/>
           <w14:ligatures w14:val="none"/>
         </w:rPr>
-        <w:t>January 20</w:t>
+        <w:t>BUILD INSTRUCTIONS for PCB V</w:t>
       </w:r>
       <w:r>
         <w:rPr>
@@ -129,9 +126,13 @@
           <w:szCs w:val="24"/>
           <w14:ligatures w14:val="none"/>
         </w:rPr>
-        <w:t>, 202</w:t>
-      </w:r>
-      <w:r>
+        <w:t>2.0</w:t>
+      </w:r>
+    </w:p>
+    <w:p>
+      <w:pPr>
+        <w:spacing w:after="0" w:line="240" w:lineRule="auto"/>
+        <w:jc w:val="center"/>
         <w:rPr>
           <w:b/>
           <w:bCs/>
@@ -140,13 +141,8 @@
           <w:szCs w:val="24"/>
           <w14:ligatures w14:val="none"/>
         </w:rPr>
-        <w:t>6</w:t>
-      </w:r>
-    </w:p>
-    <w:p>
-      <w:pPr>
-        <w:spacing w:after="0" w:line="240" w:lineRule="auto"/>
-        <w:jc w:val="center"/>
+      </w:pPr>
+      <w:r>
         <w:rPr>
           <w:b/>
           <w:bCs/>
@@ -155,11 +151,9 @@
           <w:szCs w:val="24"/>
           <w14:ligatures w14:val="none"/>
         </w:rPr>
-      </w:pPr>
-    </w:p>
-    <w:p>
-      <w:pPr>
-        <w:spacing w:after="0" w:line="240" w:lineRule="auto"/>
+        <w:t>September</w:t>
+      </w:r>
+      <w:r>
         <w:rPr>
           <w:b/>
           <w:bCs/>
@@ -168,7 +162,8 @@
           <w:szCs w:val="24"/>
           <w14:ligatures w14:val="none"/>
         </w:rPr>
-      </w:pPr>
+        <w:t xml:space="preserve"> </w:t>
+      </w:r>
       <w:r>
         <w:rPr>
           <w:b/>
@@ -178,12 +173,9 @@
           <w:szCs w:val="24"/>
           <w14:ligatures w14:val="none"/>
         </w:rPr>
-        <w:t>Operating Data:</w:t>
-      </w:r>
-    </w:p>
-    <w:p>
-      <w:pPr>
-        <w:spacing w:after="0" w:line="240" w:lineRule="auto"/>
+        <w:t>08</w:t>
+      </w:r>
+      <w:r>
         <w:rPr>
           <w:b/>
           <w:bCs/>
@@ -192,232 +184,9 @@
           <w:szCs w:val="24"/>
           <w14:ligatures w14:val="none"/>
         </w:rPr>
-      </w:pPr>
-    </w:p>
-    <w:p>
-      <w:pPr>
-        <w:spacing w:after="0" w:line="240" w:lineRule="auto"/>
-        <w:rPr>
-          <w:kern w:val="0"/>
-          <w:sz w:val="24"/>
-          <w:szCs w:val="24"/>
-          <w14:ligatures w14:val="none"/>
-        </w:rPr>
-      </w:pPr>
-      <w:r>
-        <w:rPr>
-          <w:kern w:val="0"/>
-          <w:sz w:val="24"/>
-          <w:szCs w:val="24"/>
-          <w14:ligatures w14:val="none"/>
-        </w:rPr>
-        <w:t xml:space="preserve">Power Requirements: 12-15 VDC at </w:t>
-      </w:r>
-      <w:r>
-        <w:rPr>
-          <w:kern w:val="0"/>
-          <w:sz w:val="24"/>
-          <w:szCs w:val="24"/>
-          <w14:ligatures w14:val="none"/>
-        </w:rPr>
-        <w:t>100ma</w:t>
-      </w:r>
-      <w:r>
-        <w:rPr>
-          <w:kern w:val="0"/>
-          <w:sz w:val="24"/>
-          <w:szCs w:val="24"/>
-          <w14:ligatures w14:val="none"/>
-        </w:rPr>
-        <w:t xml:space="preserve"> max.</w:t>
-      </w:r>
-    </w:p>
-    <w:p>
-      <w:pPr>
-        <w:spacing w:after="0" w:line="240" w:lineRule="auto"/>
-        <w:rPr>
-          <w:kern w:val="0"/>
-          <w:sz w:val="24"/>
-          <w:szCs w:val="24"/>
-          <w14:ligatures w14:val="none"/>
-        </w:rPr>
-      </w:pPr>
-      <w:r>
-        <w:rPr>
-          <w:kern w:val="0"/>
-          <w:sz w:val="24"/>
-          <w:szCs w:val="24"/>
-          <w14:ligatures w14:val="none"/>
-        </w:rPr>
-        <w:t>Frequency Range:  1.8MHz – 54Mhz</w:t>
-      </w:r>
-    </w:p>
-    <w:p>
-      <w:pPr>
-        <w:spacing w:after="0" w:line="240" w:lineRule="auto"/>
-        <w:rPr>
-          <w:kern w:val="0"/>
-          <w:sz w:val="24"/>
-          <w:szCs w:val="24"/>
-          <w14:ligatures w14:val="none"/>
-        </w:rPr>
-      </w:pPr>
-      <w:r>
-        <w:rPr>
-          <w:kern w:val="0"/>
-          <w:sz w:val="24"/>
-          <w:szCs w:val="24"/>
-          <w14:ligatures w14:val="none"/>
-        </w:rPr>
-        <w:t xml:space="preserve">RF </w:t>
-      </w:r>
-      <w:r>
-        <w:rPr>
-          <w:kern w:val="0"/>
-          <w:sz w:val="24"/>
-          <w:szCs w:val="24"/>
-          <w14:ligatures w14:val="none"/>
-        </w:rPr>
-        <w:t xml:space="preserve">Input:  </w:t>
-      </w:r>
-      <w:r>
-        <w:rPr>
-          <w:kern w:val="0"/>
-          <w:sz w:val="24"/>
-          <w:szCs w:val="24"/>
-          <w14:ligatures w14:val="none"/>
-        </w:rPr>
-        <w:t xml:space="preserve">Up to </w:t>
-      </w:r>
-      <w:r>
-        <w:rPr>
-          <w:kern w:val="0"/>
-          <w:sz w:val="24"/>
-          <w:szCs w:val="24"/>
-          <w14:ligatures w14:val="none"/>
-        </w:rPr>
-        <w:t>1</w:t>
-      </w:r>
-      <w:r>
-        <w:rPr>
-          <w:kern w:val="0"/>
-          <w:sz w:val="24"/>
-          <w:szCs w:val="24"/>
-          <w14:ligatures w14:val="none"/>
-        </w:rPr>
-        <w:t>5</w:t>
-      </w:r>
-      <w:r>
-        <w:rPr>
-          <w:kern w:val="0"/>
-          <w:sz w:val="24"/>
-          <w:szCs w:val="24"/>
-          <w14:ligatures w14:val="none"/>
-        </w:rPr>
-        <w:t>0W</w:t>
-      </w:r>
-      <w:r>
-        <w:rPr>
-          <w:kern w:val="0"/>
-          <w:sz w:val="24"/>
-          <w:szCs w:val="24"/>
-          <w14:ligatures w14:val="none"/>
-        </w:rPr>
-        <w:t xml:space="preserve"> Maximum</w:t>
-      </w:r>
-      <w:r>
-        <w:rPr>
-          <w:kern w:val="0"/>
-          <w:sz w:val="24"/>
-          <w:szCs w:val="24"/>
-          <w14:ligatures w14:val="none"/>
-        </w:rPr>
-        <w:t>.</w:t>
-      </w:r>
-    </w:p>
-    <w:p>
-      <w:pPr>
-        <w:spacing w:after="0" w:line="240" w:lineRule="auto"/>
-        <w:rPr>
-          <w:kern w:val="0"/>
-          <w:sz w:val="24"/>
-          <w:szCs w:val="24"/>
-          <w14:ligatures w14:val="none"/>
-        </w:rPr>
-      </w:pPr>
-      <w:r>
-        <w:rPr>
-          <w:kern w:val="0"/>
-          <w:sz w:val="24"/>
-          <w:szCs w:val="24"/>
-          <w14:ligatures w14:val="none"/>
-        </w:rPr>
-        <w:t>Control:  I2C</w:t>
-      </w:r>
-      <w:r>
-        <w:rPr>
-          <w:kern w:val="0"/>
-          <w:sz w:val="24"/>
-          <w:szCs w:val="24"/>
-          <w14:ligatures w14:val="none"/>
-        </w:rPr>
-        <w:t xml:space="preserve"> for commands to impedance match</w:t>
-      </w:r>
-      <w:r>
-        <w:rPr>
-          <w:kern w:val="0"/>
-          <w:sz w:val="24"/>
-          <w:szCs w:val="24"/>
-          <w14:ligatures w14:val="none"/>
-        </w:rPr>
-        <w:t xml:space="preserve">. </w:t>
-      </w:r>
-    </w:p>
-    <w:p>
-      <w:pPr>
-        <w:spacing w:after="0" w:line="240" w:lineRule="auto"/>
-        <w:rPr>
-          <w:kern w:val="0"/>
-          <w:sz w:val="24"/>
-          <w:szCs w:val="24"/>
-          <w14:ligatures w14:val="none"/>
-        </w:rPr>
-      </w:pPr>
-      <w:r>
-        <w:rPr>
-          <w:kern w:val="0"/>
-          <w:sz w:val="24"/>
-          <w:szCs w:val="24"/>
-          <w14:ligatures w14:val="none"/>
-        </w:rPr>
-        <w:t>Impedance Matching:  35-1,200 Ohms inclusive.</w:t>
-      </w:r>
-    </w:p>
-    <w:p>
-      <w:pPr>
-        <w:spacing w:after="0" w:line="240" w:lineRule="auto"/>
-        <w:rPr>
-          <w:kern w:val="0"/>
-          <w:sz w:val="24"/>
-          <w:szCs w:val="24"/>
-          <w14:ligatures w14:val="none"/>
-        </w:rPr>
-      </w:pPr>
-    </w:p>
-    <w:p>
-      <w:pPr>
-        <w:spacing w:after="0" w:line="240" w:lineRule="auto"/>
-        <w:rPr>
-          <w:kern w:val="0"/>
-          <w:sz w:val="24"/>
-          <w:szCs w:val="24"/>
-          <w14:ligatures w14:val="none"/>
-        </w:rPr>
-      </w:pPr>
-    </w:p>
-    <w:p>
-      <w:pPr>
-        <w:spacing w:after="0" w:line="240" w:lineRule="auto"/>
+        <w:t>, 202</w:t>
+      </w:r>
+      <w:r>
         <w:rPr>
           <w:b/>
           <w:bCs/>
@@ -426,8 +195,13 @@
           <w:szCs w:val="24"/>
           <w14:ligatures w14:val="none"/>
         </w:rPr>
-      </w:pPr>
-      <w:r>
+        <w:t>6</w:t>
+      </w:r>
+    </w:p>
+    <w:p>
+      <w:pPr>
+        <w:spacing w:after="0" w:line="240" w:lineRule="auto"/>
+        <w:jc w:val="center"/>
         <w:rPr>
           <w:b/>
           <w:bCs/>
@@ -436,6 +210,278 @@
           <w:szCs w:val="24"/>
           <w14:ligatures w14:val="none"/>
         </w:rPr>
+      </w:pPr>
+    </w:p>
+    <w:p>
+      <w:pPr>
+        <w:spacing w:after="0" w:line="240" w:lineRule="auto"/>
+        <w:rPr>
+          <w:b/>
+          <w:bCs/>
+          <w:kern w:val="0"/>
+          <w:sz w:val="24"/>
+          <w:szCs w:val="24"/>
+          <w14:ligatures w14:val="none"/>
+        </w:rPr>
+      </w:pPr>
+      <w:r>
+        <w:rPr>
+          <w:b/>
+          <w:bCs/>
+          <w:kern w:val="0"/>
+          <w:sz w:val="24"/>
+          <w:szCs w:val="24"/>
+          <w14:ligatures w14:val="none"/>
+        </w:rPr>
+        <w:t>Operating Data:</w:t>
+      </w:r>
+    </w:p>
+    <w:p>
+      <w:pPr>
+        <w:spacing w:after="0" w:line="240" w:lineRule="auto"/>
+        <w:rPr>
+          <w:b/>
+          <w:bCs/>
+          <w:kern w:val="0"/>
+          <w:sz w:val="24"/>
+          <w:szCs w:val="24"/>
+          <w14:ligatures w14:val="none"/>
+        </w:rPr>
+      </w:pPr>
+    </w:p>
+    <w:p>
+      <w:pPr>
+        <w:spacing w:after="0" w:line="240" w:lineRule="auto"/>
+        <w:rPr>
+          <w:kern w:val="0"/>
+          <w:sz w:val="24"/>
+          <w:szCs w:val="24"/>
+          <w14:ligatures w14:val="none"/>
+        </w:rPr>
+      </w:pPr>
+      <w:r>
+        <w:rPr>
+          <w:kern w:val="0"/>
+          <w:sz w:val="24"/>
+          <w:szCs w:val="24"/>
+          <w14:ligatures w14:val="none"/>
+        </w:rPr>
+        <w:t xml:space="preserve">Power Requirements: 12-15 VDC at </w:t>
+      </w:r>
+      <w:r>
+        <w:rPr>
+          <w:kern w:val="0"/>
+          <w:sz w:val="24"/>
+          <w:szCs w:val="24"/>
+          <w14:ligatures w14:val="none"/>
+        </w:rPr>
+        <w:t>100ma</w:t>
+      </w:r>
+      <w:r>
+        <w:rPr>
+          <w:kern w:val="0"/>
+          <w:sz w:val="24"/>
+          <w:szCs w:val="24"/>
+          <w14:ligatures w14:val="none"/>
+        </w:rPr>
+        <w:t xml:space="preserve"> max.</w:t>
+      </w:r>
+    </w:p>
+    <w:p>
+      <w:pPr>
+        <w:spacing w:after="0" w:line="240" w:lineRule="auto"/>
+        <w:rPr>
+          <w:kern w:val="0"/>
+          <w:sz w:val="24"/>
+          <w:szCs w:val="24"/>
+          <w14:ligatures w14:val="none"/>
+        </w:rPr>
+      </w:pPr>
+      <w:r>
+        <w:rPr>
+          <w:kern w:val="0"/>
+          <w:sz w:val="24"/>
+          <w:szCs w:val="24"/>
+          <w14:ligatures w14:val="none"/>
+        </w:rPr>
+        <w:t>Frequency Range:  1.8MHz – 54Mhz</w:t>
+      </w:r>
+    </w:p>
+    <w:p>
+      <w:pPr>
+        <w:spacing w:after="0" w:line="240" w:lineRule="auto"/>
+        <w:rPr>
+          <w:kern w:val="0"/>
+          <w:sz w:val="24"/>
+          <w:szCs w:val="24"/>
+          <w14:ligatures w14:val="none"/>
+        </w:rPr>
+      </w:pPr>
+      <w:r>
+        <w:rPr>
+          <w:kern w:val="0"/>
+          <w:sz w:val="24"/>
+          <w:szCs w:val="24"/>
+          <w14:ligatures w14:val="none"/>
+        </w:rPr>
+        <w:t xml:space="preserve">RF </w:t>
+      </w:r>
+      <w:r>
+        <w:rPr>
+          <w:kern w:val="0"/>
+          <w:sz w:val="24"/>
+          <w:szCs w:val="24"/>
+          <w14:ligatures w14:val="none"/>
+        </w:rPr>
+        <w:t xml:space="preserve">Input:  </w:t>
+      </w:r>
+      <w:r>
+        <w:rPr>
+          <w:kern w:val="0"/>
+          <w:sz w:val="24"/>
+          <w:szCs w:val="24"/>
+          <w14:ligatures w14:val="none"/>
+        </w:rPr>
+        <w:t xml:space="preserve">Up to </w:t>
+      </w:r>
+      <w:r>
+        <w:rPr>
+          <w:kern w:val="0"/>
+          <w:sz w:val="24"/>
+          <w:szCs w:val="24"/>
+          <w14:ligatures w14:val="none"/>
+        </w:rPr>
+        <w:t>150</w:t>
+      </w:r>
+      <w:r>
+        <w:rPr>
+          <w:kern w:val="0"/>
+          <w:sz w:val="24"/>
+          <w:szCs w:val="24"/>
+          <w14:ligatures w14:val="none"/>
+        </w:rPr>
+        <w:t>W</w:t>
+      </w:r>
+      <w:r>
+        <w:rPr>
+          <w:kern w:val="0"/>
+          <w:sz w:val="24"/>
+          <w:szCs w:val="24"/>
+          <w14:ligatures w14:val="none"/>
+        </w:rPr>
+        <w:t xml:space="preserve"> Maximum</w:t>
+      </w:r>
+      <w:r>
+        <w:rPr>
+          <w:kern w:val="0"/>
+          <w:sz w:val="24"/>
+          <w:szCs w:val="24"/>
+          <w14:ligatures w14:val="none"/>
+        </w:rPr>
+        <w:t>.</w:t>
+      </w:r>
+    </w:p>
+    <w:p>
+      <w:pPr>
+        <w:spacing w:after="0" w:line="240" w:lineRule="auto"/>
+        <w:rPr>
+          <w:kern w:val="0"/>
+          <w:sz w:val="24"/>
+          <w:szCs w:val="24"/>
+          <w14:ligatures w14:val="none"/>
+        </w:rPr>
+      </w:pPr>
+      <w:r>
+        <w:rPr>
+          <w:kern w:val="0"/>
+          <w:sz w:val="24"/>
+          <w:szCs w:val="24"/>
+          <w14:ligatures w14:val="none"/>
+        </w:rPr>
+        <w:t>Control:  I2C</w:t>
+      </w:r>
+      <w:r>
+        <w:rPr>
+          <w:kern w:val="0"/>
+          <w:sz w:val="24"/>
+          <w:szCs w:val="24"/>
+          <w14:ligatures w14:val="none"/>
+        </w:rPr>
+        <w:t xml:space="preserve"> for commands to impedance match</w:t>
+      </w:r>
+      <w:r>
+        <w:rPr>
+          <w:kern w:val="0"/>
+          <w:sz w:val="24"/>
+          <w:szCs w:val="24"/>
+          <w14:ligatures w14:val="none"/>
+        </w:rPr>
+        <w:t xml:space="preserve">. </w:t>
+      </w:r>
+    </w:p>
+    <w:p>
+      <w:pPr>
+        <w:spacing w:after="0" w:line="240" w:lineRule="auto"/>
+        <w:rPr>
+          <w:kern w:val="0"/>
+          <w:sz w:val="24"/>
+          <w:szCs w:val="24"/>
+          <w14:ligatures w14:val="none"/>
+        </w:rPr>
+      </w:pPr>
+      <w:r>
+        <w:rPr>
+          <w:kern w:val="0"/>
+          <w:sz w:val="24"/>
+          <w:szCs w:val="24"/>
+          <w14:ligatures w14:val="none"/>
+        </w:rPr>
+        <w:t>Impedance Matching:  35-1,200 Ohms inclusive.</w:t>
+      </w:r>
+    </w:p>
+    <w:p>
+      <w:pPr>
+        <w:spacing w:after="0" w:line="240" w:lineRule="auto"/>
+        <w:rPr>
+          <w:kern w:val="0"/>
+          <w:sz w:val="24"/>
+          <w:szCs w:val="24"/>
+          <w14:ligatures w14:val="none"/>
+        </w:rPr>
+      </w:pPr>
+    </w:p>
+    <w:p>
+      <w:pPr>
+        <w:spacing w:after="0" w:line="240" w:lineRule="auto"/>
+        <w:rPr>
+          <w:kern w:val="0"/>
+          <w:sz w:val="24"/>
+          <w:szCs w:val="24"/>
+          <w14:ligatures w14:val="none"/>
+        </w:rPr>
+      </w:pPr>
+    </w:p>
+    <w:p>
+      <w:pPr>
+        <w:spacing w:after="0" w:line="240" w:lineRule="auto"/>
+        <w:rPr>
+          <w:b/>
+          <w:bCs/>
+          <w:kern w:val="0"/>
+          <w:sz w:val="24"/>
+          <w:szCs w:val="24"/>
+          <w14:ligatures w14:val="none"/>
+        </w:rPr>
+      </w:pPr>
+      <w:r>
+        <w:rPr>
+          <w:b/>
+          <w:bCs/>
+          <w:kern w:val="0"/>
+          <w:sz w:val="24"/>
+          <w:szCs w:val="24"/>
+          <w14:ligatures w14:val="none"/>
+        </w:rPr>
         <w:t>Background</w:t>
       </w:r>
     </w:p>
@@ -467,7 +513,52 @@
           <w:szCs w:val="24"/>
           <w14:ligatures w14:val="none"/>
         </w:rPr>
-        <w:t xml:space="preserve">This antenna tuner was </w:t>
+        <w:t xml:space="preserve">This </w:t>
+      </w:r>
+      <w:r>
+        <w:rPr>
+          <w:kern w:val="0"/>
+          <w:sz w:val="24"/>
+          <w:szCs w:val="24"/>
+          <w14:ligatures w14:val="none"/>
+        </w:rPr>
+        <w:t xml:space="preserve">automatic </w:t>
+      </w:r>
+      <w:r>
+        <w:rPr>
+          <w:kern w:val="0"/>
+          <w:sz w:val="24"/>
+          <w:szCs w:val="24"/>
+          <w14:ligatures w14:val="none"/>
+        </w:rPr>
+        <w:t xml:space="preserve">antenna tuner </w:t>
+      </w:r>
+      <w:r>
+        <w:rPr>
+          <w:kern w:val="0"/>
+          <w:sz w:val="24"/>
+          <w:szCs w:val="24"/>
+          <w14:ligatures w14:val="none"/>
+        </w:rPr>
+        <w:t xml:space="preserve">(ATU) </w:t>
+      </w:r>
+      <w:r>
+        <w:rPr>
+          <w:kern w:val="0"/>
+          <w:sz w:val="24"/>
+          <w:szCs w:val="24"/>
+          <w14:ligatures w14:val="none"/>
+        </w:rPr>
+        <w:t xml:space="preserve">was </w:t>
+      </w:r>
+      <w:r>
+        <w:rPr>
+          <w:kern w:val="0"/>
+          <w:sz w:val="24"/>
+          <w:szCs w:val="24"/>
+          <w14:ligatures w14:val="none"/>
+        </w:rPr>
+        <w:t>designed to cover a wide range of impedances by restructuring the antenna tuner capacitor and inductor elements.  You can see in the diagrams below that simply rearranging the position of the capacitors in the “L” structure allows both high and low, capacitive and inductive impedances to be addressed by the tuner structure.</w:t>
       </w:r>
     </w:p>
     <w:p>
@@ -491,6 +582,15 @@
           <w14:ligatures w14:val="none"/>
         </w:rPr>
       </w:pPr>
+      <w:r>
+        <w:rPr>
+          <w:kern w:val="0"/>
+          <w:sz w:val="24"/>
+          <w:szCs w:val="24"/>
+          <w14:ligatures w14:val="none"/>
+        </w:rPr>
+        <w:t xml:space="preserve">                     </w:t>
+      </w:r>
       <w:r>
         <w:rPr>
           <w:noProof/>
@@ -538,9 +638,30 @@
           <w:szCs w:val="24"/>
           <w14:ligatures w14:val="none"/>
         </w:rPr>
-        <w:t xml:space="preserve">          </w:t>
-      </w:r>
-      <w:r>
+        <w:t xml:space="preserve">     </w:t>
+      </w:r>
+      <w:r>
+        <w:rPr>
+          <w:kern w:val="0"/>
+          <w:sz w:val="24"/>
+          <w:szCs w:val="24"/>
+          <w14:ligatures w14:val="none"/>
+        </w:rPr>
+        <w:t xml:space="preserve">         </w:t>
+      </w:r>
+      <w:r>
+        <w:rPr>
+          <w:kern w:val="0"/>
+          <w:sz w:val="24"/>
+          <w:szCs w:val="24"/>
+          <w14:ligatures w14:val="none"/>
+        </w:rPr>
+        <w:t xml:space="preserve">     </w:t>
+      </w:r>
+      <w:r>
+        <w:rPr>
+          <w:noProof/>
+        </w:rPr>
         <w:drawing>
           <wp:inline distT="0" distB="0" distL="0" distR="0" wp14:anchorId="13330764" wp14:editId="3A57A072">
             <wp:extent cx="1862348" cy="1943100"/>
@@ -765,18 +886,29 @@
         <w:t>.</w:t>
       </w:r>
     </w:p>
-    <w:p/>
+    <w:p>
+      <w:pPr>
+        <w:rPr>
+          <w:sz w:val="24"/>
+          <w:szCs w:val="24"/>
+        </w:rPr>
+      </w:pPr>
+    </w:p>
     <w:p>
       <w:pPr>
         <w:rPr>
           <w:b/>
           <w:bCs/>
+          <w:sz w:val="24"/>
+          <w:szCs w:val="24"/>
         </w:rPr>
       </w:pPr>
       <w:r>
         <w:rPr>
           <w:b/>
           <w:bCs/>
+          <w:sz w:val="24"/>
+          <w:szCs w:val="24"/>
         </w:rPr>
         <w:t>Board Option</w:t>
       </w:r>
@@ -784,6 +916,8 @@
         <w:rPr>
           <w:b/>
           <w:bCs/>
+          <w:sz w:val="24"/>
+          <w:szCs w:val="24"/>
         </w:rPr>
         <w:t>:</w:t>
       </w:r>
@@ -791,20 +925,25 @@
     <w:p>
       <w:pPr>
         <w:rPr>
-          <w:b/>
-          <w:bCs/>
-        </w:rPr>
-      </w:pPr>
-    </w:p>
-    <w:p>
-      <w:r>
+          <w:sz w:val="24"/>
+          <w:szCs w:val="24"/>
+        </w:rPr>
+      </w:pPr>
+      <w:r>
+        <w:rPr>
+          <w:sz w:val="24"/>
+          <w:szCs w:val="24"/>
+        </w:rPr>
         <w:t xml:space="preserve">There are two options to that are selectable at build time for this tuner.  </w:t>
       </w:r>
       <w:r>
+        <w:rPr>
+          <w:sz w:val="24"/>
+          <w:szCs w:val="24"/>
+        </w:rPr>
         <w:t xml:space="preserve">  </w:t>
       </w:r>
     </w:p>
-    <w:p/>
     <w:p>
       <w:pPr>
         <w:pStyle w:val="ListParagraph"/>
@@ -813,15 +952,23 @@
           <w:numId w:val="2"/>
         </w:numPr>
         <w:rPr>
+          <w:sz w:val="24"/>
+          <w:szCs w:val="24"/>
           <w:u w:val="single"/>
         </w:rPr>
       </w:pPr>
       <w:r>
+        <w:rPr>
+          <w:sz w:val="24"/>
+          <w:szCs w:val="24"/>
+        </w:rPr>
         <w:lastRenderedPageBreak/>
         <w:t xml:space="preserve"> </w:t>
       </w:r>
       <w:r>
         <w:rPr>
+          <w:sz w:val="24"/>
+          <w:szCs w:val="24"/>
           <w:u w:val="single"/>
         </w:rPr>
         <w:t>Line Section</w:t>
@@ -829,166 +976,2816 @@
     </w:p>
     <w:p>
       <w:r>
+        <w:rPr>
+          <w:sz w:val="24"/>
+          <w:szCs w:val="24"/>
+        </w:rPr>
         <w:t xml:space="preserve">The first </w:t>
       </w:r>
       <w:r>
+        <w:rPr>
+          <w:sz w:val="24"/>
+          <w:szCs w:val="24"/>
+        </w:rPr>
         <w:t xml:space="preserve">option </w:t>
       </w:r>
       <w:r>
-        <w:t>is the inclusion of a line section for determining forward power, reflected power, and therefore SWR.</w:t>
-      </w:r>
-      <w:r>
-        <w:t xml:space="preserve">  You can build and use this option if you are using the tuner with an earlier version of the T41 (V10 or V11), or your radio does not use </w:t>
-      </w:r>
-      <w:r>
-        <w:t xml:space="preserve">either </w:t>
-      </w:r>
-      <w:r>
+        <w:rPr>
+          <w:sz w:val="24"/>
+          <w:szCs w:val="24"/>
+        </w:rPr>
+        <w:t>adds</w:t>
+      </w:r>
+      <w:r>
+        <w:rPr>
+          <w:sz w:val="24"/>
+          <w:szCs w:val="24"/>
+        </w:rPr>
+        <w:t xml:space="preserve"> a line section for </w:t>
+      </w:r>
+      <w:r>
+        <w:rPr>
+          <w:sz w:val="24"/>
+          <w:szCs w:val="24"/>
+        </w:rPr>
+        <w:t>measuring</w:t>
+      </w:r>
+      <w:r>
+        <w:rPr>
+          <w:sz w:val="24"/>
+          <w:szCs w:val="24"/>
+        </w:rPr>
+        <w:t xml:space="preserve"> forward power, reflected power, and </w:t>
+      </w:r>
+      <w:r>
+        <w:rPr>
+          <w:sz w:val="24"/>
+          <w:szCs w:val="24"/>
+        </w:rPr>
+        <w:t>SWR.</w:t>
+      </w:r>
+      <w:r>
+        <w:rPr>
+          <w:sz w:val="24"/>
+          <w:szCs w:val="24"/>
+        </w:rPr>
+        <w:t xml:space="preserve"> </w:t>
+      </w:r>
+      <w:r>
+        <w:rPr>
+          <w:sz w:val="24"/>
+          <w:szCs w:val="24"/>
+        </w:rPr>
+        <w:t>Use</w:t>
+      </w:r>
+      <w:r>
+        <w:rPr>
+          <w:sz w:val="24"/>
+          <w:szCs w:val="24"/>
+        </w:rPr>
+        <w:t xml:space="preserve"> this option if </w:t>
+      </w:r>
+      <w:r>
+        <w:rPr>
+          <w:sz w:val="24"/>
+          <w:szCs w:val="24"/>
+        </w:rPr>
+        <w:t xml:space="preserve">the tuner </w:t>
+      </w:r>
+      <w:proofErr w:type="gramStart"/>
+      <w:r>
+        <w:rPr>
+          <w:sz w:val="24"/>
+          <w:szCs w:val="24"/>
+        </w:rPr>
+        <w:t>will be</w:t>
+      </w:r>
+      <w:proofErr w:type="gramEnd"/>
+      <w:r>
+        <w:rPr>
+          <w:sz w:val="24"/>
+          <w:szCs w:val="24"/>
+        </w:rPr>
+        <w:t xml:space="preserve"> paired </w:t>
+      </w:r>
+      <w:r>
+        <w:rPr>
+          <w:sz w:val="24"/>
+          <w:szCs w:val="24"/>
+        </w:rPr>
+        <w:t xml:space="preserve">with an earlier </w:t>
+      </w:r>
+      <w:r>
+        <w:rPr>
+          <w:sz w:val="24"/>
+          <w:szCs w:val="24"/>
+        </w:rPr>
+        <w:t xml:space="preserve">T41 </w:t>
+      </w:r>
+      <w:r>
+        <w:rPr>
+          <w:sz w:val="24"/>
+          <w:szCs w:val="24"/>
+        </w:rPr>
+        <w:t xml:space="preserve">version </w:t>
+      </w:r>
+      <w:r>
+        <w:rPr>
+          <w:sz w:val="24"/>
+          <w:szCs w:val="24"/>
+        </w:rPr>
+        <w:t xml:space="preserve">(V10 or V11), or </w:t>
+      </w:r>
+      <w:r>
+        <w:rPr>
+          <w:sz w:val="24"/>
+          <w:szCs w:val="24"/>
+        </w:rPr>
+        <w:t xml:space="preserve">if </w:t>
+      </w:r>
+      <w:r>
+        <w:rPr>
+          <w:sz w:val="24"/>
+          <w:szCs w:val="24"/>
+        </w:rPr>
+        <w:t xml:space="preserve">your radio does not use </w:t>
+      </w:r>
+      <w:r>
+        <w:rPr>
+          <w:sz w:val="24"/>
+          <w:szCs w:val="24"/>
+        </w:rPr>
         <w:t xml:space="preserve">the K9HZ </w:t>
       </w:r>
       <w:r>
-        <w:t>LPF or the line section on the K9HZ LPF (If this is the case, its better to use the line section on the ,</w:t>
-      </w:r>
-    </w:p>
-    <w:p/>
-    <w:p>
-      <w:r>
-        <w:t>1.8Mhz HPF.</w:t>
-      </w:r>
-    </w:p>
-    <w:p>
-      <w:r>
-        <w:t>1.</w:t>
-      </w:r>
-      <w:r>
-        <w:tab/>
-        <w:t>Build.</w:t>
-      </w:r>
-    </w:p>
-    <w:p>
-      <w:r>
-        <w:t>2.</w:t>
-      </w:r>
-      <w:r>
-        <w:tab/>
-        <w:t>Bypass (for MF reception).  Leave C14, C15, C16, L1, and L2 off the board.  Put 0 Ohm resistors in positions for C14</w:t>
-      </w:r>
-      <w:r>
-        <w:t xml:space="preserve"> </w:t>
-      </w:r>
-      <w:r>
-        <w:t>and C16</w:t>
-      </w:r>
-      <w:r>
-        <w:t>, and a 0.1uf 50V capacitor in position C15</w:t>
-      </w:r>
-      <w:r>
-        <w:t>.</w:t>
-      </w:r>
-    </w:p>
-    <w:p/>
-    <w:p>
-      <w:r>
-        <w:t>FOR</w:t>
-      </w:r>
-      <w:r>
-        <w:t xml:space="preserve"> and </w:t>
-      </w:r>
-      <w:r>
-        <w:t>REF Power.</w:t>
-      </w:r>
+        <w:rPr>
+          <w:sz w:val="24"/>
+          <w:szCs w:val="24"/>
+        </w:rPr>
+        <w:t xml:space="preserve">LPF or </w:t>
+      </w:r>
+      <w:r>
+        <w:rPr>
+          <w:sz w:val="24"/>
+          <w:szCs w:val="24"/>
+        </w:rPr>
+        <w:t>its built-in</w:t>
+      </w:r>
+      <w:r>
+        <w:rPr>
+          <w:sz w:val="24"/>
+          <w:szCs w:val="24"/>
+        </w:rPr>
+        <w:t xml:space="preserve"> line section</w:t>
+      </w:r>
+      <w:r>
+        <w:rPr>
+          <w:sz w:val="24"/>
+          <w:szCs w:val="24"/>
+        </w:rPr>
+        <w:t>. If</w:t>
+      </w:r>
+      <w:r>
+        <w:rPr>
+          <w:sz w:val="24"/>
+          <w:szCs w:val="24"/>
+        </w:rPr>
+        <w:t xml:space="preserve"> the K9HZ LPF </w:t>
+      </w:r>
+      <w:r>
+        <w:rPr>
+          <w:sz w:val="24"/>
+          <w:szCs w:val="24"/>
+        </w:rPr>
+        <w:t xml:space="preserve">line section </w:t>
+      </w:r>
+      <w:r>
+        <w:rPr>
+          <w:sz w:val="24"/>
+          <w:szCs w:val="24"/>
+        </w:rPr>
+        <w:t xml:space="preserve">is available, use </w:t>
+      </w:r>
+      <w:r>
+        <w:rPr>
+          <w:sz w:val="24"/>
+          <w:szCs w:val="24"/>
+        </w:rPr>
+        <w:t xml:space="preserve">it </w:t>
+      </w:r>
+      <w:r>
+        <w:rPr>
+          <w:sz w:val="24"/>
+          <w:szCs w:val="24"/>
+        </w:rPr>
+        <w:t>instead because it is higher performing</w:t>
+      </w:r>
+      <w:r>
+        <w:rPr>
+          <w:sz w:val="24"/>
+          <w:szCs w:val="24"/>
+        </w:rPr>
+        <w:t xml:space="preserve"> and already </w:t>
+      </w:r>
+      <w:r>
+        <w:rPr>
+          <w:sz w:val="24"/>
+          <w:szCs w:val="24"/>
+        </w:rPr>
+        <w:t>supported by</w:t>
+      </w:r>
+      <w:r>
+        <w:rPr>
+          <w:sz w:val="24"/>
+          <w:szCs w:val="24"/>
+        </w:rPr>
+        <w:t xml:space="preserve"> the T41 software.</w:t>
+      </w:r>
+    </w:p>
+    <w:p>
+      <w:pPr>
+        <w:rPr>
+          <w:sz w:val="24"/>
+          <w:szCs w:val="24"/>
+        </w:rPr>
+      </w:pPr>
     </w:p>
     <w:p>
       <w:pPr>
         <w:pStyle w:val="ListParagraph"/>
         <w:numPr>
           <w:ilvl w:val="0"/>
-          <w:numId w:val="1"/>
+          <w:numId w:val="2"/>
         </w:numPr>
       </w:pPr>
       <w:r>
+        <w:rPr>
+          <w:sz w:val="24"/>
+          <w:szCs w:val="24"/>
+          <w:u w:val="single"/>
+        </w:rPr>
+        <w:t>High</w:t>
+      </w:r>
+      <w:r>
+        <w:rPr>
+          <w:sz w:val="24"/>
+          <w:szCs w:val="24"/>
+          <w:u w:val="single"/>
+        </w:rPr>
+        <w:t>-Impedance</w:t>
+      </w:r>
+      <w:r>
+        <w:rPr>
+          <w:sz w:val="24"/>
+          <w:szCs w:val="24"/>
+          <w:u w:val="single"/>
+        </w:rPr>
+        <w:t xml:space="preserve"> Balun</w:t>
+      </w:r>
+    </w:p>
+    <w:p>
+      <w:r>
+        <w:rPr>
+          <w:sz w:val="24"/>
+          <w:szCs w:val="24"/>
+        </w:rPr>
+        <w:t>The</w:t>
+      </w:r>
+      <w:r>
+        <w:rPr>
+          <w:sz w:val="24"/>
+          <w:szCs w:val="24"/>
+        </w:rPr>
+        <w:t xml:space="preserve"> ATU </w:t>
+      </w:r>
+      <w:proofErr w:type="gramStart"/>
+      <w:r>
+        <w:rPr>
+          <w:sz w:val="24"/>
+          <w:szCs w:val="24"/>
+        </w:rPr>
+        <w:t>RF board</w:t>
+      </w:r>
+      <w:proofErr w:type="gramEnd"/>
+      <w:r>
+        <w:rPr>
+          <w:sz w:val="24"/>
+          <w:szCs w:val="24"/>
+        </w:rPr>
         <w:t xml:space="preserve"> </w:t>
       </w:r>
       <w:r>
-        <w:t>Detected b</w:t>
-      </w:r>
-      <w:r>
-        <w:t>y diodes:</w:t>
-      </w:r>
+        <w:rPr>
+          <w:sz w:val="24"/>
+          <w:szCs w:val="24"/>
+        </w:rPr>
+        <w:t xml:space="preserve">also supports an optional </w:t>
+      </w:r>
+      <w:proofErr w:type="gramStart"/>
+      <w:r>
+        <w:rPr>
+          <w:sz w:val="24"/>
+          <w:szCs w:val="24"/>
+        </w:rPr>
+        <w:t>1:n</w:t>
+      </w:r>
+      <w:proofErr w:type="gramEnd"/>
+      <w:r>
+        <w:rPr>
+          <w:sz w:val="24"/>
+          <w:szCs w:val="24"/>
+        </w:rPr>
+        <w:t xml:space="preserve"> balun for </w:t>
+      </w:r>
+      <w:r>
+        <w:rPr>
+          <w:sz w:val="24"/>
+          <w:szCs w:val="24"/>
+        </w:rPr>
+        <w:t>long</w:t>
+      </w:r>
+      <w:r>
+        <w:rPr>
+          <w:sz w:val="24"/>
+          <w:szCs w:val="24"/>
+        </w:rPr>
+        <w:t>-</w:t>
+      </w:r>
+      <w:r>
+        <w:rPr>
+          <w:sz w:val="24"/>
+          <w:szCs w:val="24"/>
+        </w:rPr>
+        <w:t xml:space="preserve">wire </w:t>
+      </w:r>
+      <w:r>
+        <w:rPr>
+          <w:sz w:val="24"/>
+          <w:szCs w:val="24"/>
+        </w:rPr>
+        <w:t xml:space="preserve">operation, </w:t>
+      </w:r>
+      <w:r>
+        <w:rPr>
+          <w:sz w:val="24"/>
+          <w:szCs w:val="24"/>
+        </w:rPr>
+        <w:t xml:space="preserve">such as POTA </w:t>
+      </w:r>
+      <w:r>
+        <w:rPr>
+          <w:sz w:val="24"/>
+          <w:szCs w:val="24"/>
+        </w:rPr>
+        <w:t xml:space="preserve">or </w:t>
+      </w:r>
+      <w:r>
+        <w:rPr>
+          <w:sz w:val="24"/>
+          <w:szCs w:val="24"/>
+        </w:rPr>
+        <w:t xml:space="preserve">other </w:t>
+      </w:r>
+      <w:r>
+        <w:rPr>
+          <w:sz w:val="24"/>
+          <w:szCs w:val="24"/>
+        </w:rPr>
+        <w:t xml:space="preserve">field </w:t>
+      </w:r>
+      <w:r>
+        <w:rPr>
+          <w:sz w:val="24"/>
+          <w:szCs w:val="24"/>
+        </w:rPr>
+        <w:t>use where minimizing extra</w:t>
+      </w:r>
+      <w:r>
+        <w:rPr>
+          <w:sz w:val="24"/>
+          <w:szCs w:val="24"/>
+        </w:rPr>
+        <w:t xml:space="preserve"> equipment is </w:t>
+      </w:r>
+      <w:r>
+        <w:rPr>
+          <w:sz w:val="24"/>
+          <w:szCs w:val="24"/>
+        </w:rPr>
+        <w:t>important.</w:t>
+      </w:r>
+      <w:r>
+        <w:rPr>
+          <w:sz w:val="24"/>
+          <w:szCs w:val="24"/>
+        </w:rPr>
+        <w:t xml:space="preserve"> This option can be added </w:t>
+      </w:r>
+      <w:r>
+        <w:rPr>
+          <w:sz w:val="24"/>
+          <w:szCs w:val="24"/>
+        </w:rPr>
+        <w:t>later</w:t>
+      </w:r>
+      <w:r>
+        <w:rPr>
+          <w:sz w:val="24"/>
+          <w:szCs w:val="24"/>
+        </w:rPr>
+        <w:t xml:space="preserve"> </w:t>
+      </w:r>
+      <w:r>
+        <w:rPr>
+          <w:sz w:val="24"/>
+          <w:szCs w:val="24"/>
+        </w:rPr>
+        <w:t xml:space="preserve">and changed </w:t>
+      </w:r>
+      <w:r>
+        <w:rPr>
+          <w:sz w:val="24"/>
+          <w:szCs w:val="24"/>
+        </w:rPr>
+        <w:t>as needed. Use</w:t>
+      </w:r>
+      <w:r>
+        <w:rPr>
+          <w:sz w:val="24"/>
+          <w:szCs w:val="24"/>
+        </w:rPr>
+        <w:t xml:space="preserve"> 1:4 </w:t>
+      </w:r>
+      <w:r>
+        <w:rPr>
+          <w:sz w:val="24"/>
+          <w:szCs w:val="24"/>
+        </w:rPr>
+        <w:t>or</w:t>
+      </w:r>
+      <w:r>
+        <w:rPr>
+          <w:sz w:val="24"/>
+          <w:szCs w:val="24"/>
+        </w:rPr>
+        <w:t xml:space="preserve"> 2:1 </w:t>
+      </w:r>
+      <w:proofErr w:type="gramStart"/>
+      <w:r>
+        <w:rPr>
+          <w:sz w:val="24"/>
+          <w:szCs w:val="24"/>
+        </w:rPr>
+        <w:t>baluns</w:t>
+      </w:r>
+      <w:proofErr w:type="gramEnd"/>
+      <w:r>
+        <w:rPr>
+          <w:sz w:val="24"/>
+          <w:szCs w:val="24"/>
+        </w:rPr>
+        <w:t xml:space="preserve"> </w:t>
+      </w:r>
+      <w:r>
+        <w:rPr>
+          <w:sz w:val="24"/>
+          <w:szCs w:val="24"/>
+        </w:rPr>
+        <w:t xml:space="preserve">for </w:t>
+      </w:r>
+      <w:r>
+        <w:rPr>
+          <w:sz w:val="24"/>
+          <w:szCs w:val="24"/>
+        </w:rPr>
+        <w:t>high</w:t>
+      </w:r>
+      <w:r>
+        <w:rPr>
+          <w:sz w:val="24"/>
+          <w:szCs w:val="24"/>
+        </w:rPr>
+        <w:t>-</w:t>
+      </w:r>
+      <w:r>
+        <w:rPr>
+          <w:sz w:val="24"/>
+          <w:szCs w:val="24"/>
+        </w:rPr>
+        <w:t xml:space="preserve"> or low</w:t>
+      </w:r>
+      <w:r>
+        <w:rPr>
+          <w:sz w:val="24"/>
+          <w:szCs w:val="24"/>
+        </w:rPr>
+        <w:t>-</w:t>
+      </w:r>
+      <w:r>
+        <w:rPr>
+          <w:sz w:val="24"/>
+          <w:szCs w:val="24"/>
+        </w:rPr>
+        <w:t xml:space="preserve">impedance </w:t>
+      </w:r>
+      <w:proofErr w:type="gramStart"/>
+      <w:r>
+        <w:rPr>
+          <w:sz w:val="24"/>
+          <w:szCs w:val="24"/>
+        </w:rPr>
+        <w:t xml:space="preserve">verticals, </w:t>
+      </w:r>
+      <w:r>
+        <w:rPr>
+          <w:sz w:val="24"/>
+          <w:szCs w:val="24"/>
+        </w:rPr>
+        <w:t>and</w:t>
+      </w:r>
+      <w:proofErr w:type="gramEnd"/>
+      <w:r>
+        <w:rPr>
+          <w:sz w:val="24"/>
+          <w:szCs w:val="24"/>
+        </w:rPr>
+        <w:t xml:space="preserve"> use</w:t>
+      </w:r>
+      <w:r>
+        <w:rPr>
+          <w:sz w:val="24"/>
+          <w:szCs w:val="24"/>
+        </w:rPr>
+        <w:t xml:space="preserve"> 1:7 </w:t>
+      </w:r>
+      <w:r>
+        <w:rPr>
+          <w:sz w:val="24"/>
+          <w:szCs w:val="24"/>
+        </w:rPr>
+        <w:t>or</w:t>
+      </w:r>
+      <w:r>
+        <w:rPr>
+          <w:sz w:val="24"/>
+          <w:szCs w:val="24"/>
+        </w:rPr>
+        <w:t xml:space="preserve"> 1:16 </w:t>
+      </w:r>
+      <w:r>
+        <w:rPr>
+          <w:sz w:val="24"/>
+          <w:szCs w:val="24"/>
+        </w:rPr>
+        <w:t xml:space="preserve">baluns </w:t>
+      </w:r>
+      <w:r>
+        <w:rPr>
+          <w:sz w:val="24"/>
+          <w:szCs w:val="24"/>
+        </w:rPr>
+        <w:t>for end-fed wires</w:t>
+      </w:r>
+      <w:r>
+        <w:rPr>
+          <w:sz w:val="24"/>
+          <w:szCs w:val="24"/>
+        </w:rPr>
+        <w:t xml:space="preserve"> (EFW</w:t>
+      </w:r>
+      <w:r>
+        <w:rPr>
+          <w:sz w:val="24"/>
+          <w:szCs w:val="24"/>
+        </w:rPr>
+        <w:t>), off-center-fed antennas (OCF), or long wires</w:t>
+      </w:r>
+      <w:r>
+        <w:rPr>
+          <w:sz w:val="24"/>
+          <w:szCs w:val="24"/>
+        </w:rPr>
+        <w:t xml:space="preserve"> (LW). </w:t>
+      </w:r>
+      <w:r>
+        <w:rPr>
+          <w:sz w:val="24"/>
+          <w:szCs w:val="24"/>
+        </w:rPr>
+        <w:t>Keep two points in mind:</w:t>
+      </w:r>
+      <w:r>
+        <w:rPr>
+          <w:sz w:val="24"/>
+          <w:szCs w:val="24"/>
+        </w:rPr>
+        <w:t xml:space="preserve"> one </w:t>
+      </w:r>
+      <w:r>
+        <w:rPr>
+          <w:sz w:val="24"/>
+          <w:szCs w:val="24"/>
+        </w:rPr>
+        <w:t>leg</w:t>
+      </w:r>
+      <w:r>
+        <w:rPr>
+          <w:sz w:val="24"/>
+          <w:szCs w:val="24"/>
+        </w:rPr>
+        <w:t xml:space="preserve"> should either be part of the antenna</w:t>
+      </w:r>
+      <w:r>
+        <w:rPr>
+          <w:sz w:val="24"/>
+          <w:szCs w:val="24"/>
+        </w:rPr>
+        <w:t>, such as</w:t>
+      </w:r>
+      <w:r>
+        <w:rPr>
+          <w:sz w:val="24"/>
+          <w:szCs w:val="24"/>
+        </w:rPr>
+        <w:t xml:space="preserve"> an off-center</w:t>
+      </w:r>
+      <w:r>
+        <w:rPr>
+          <w:sz w:val="24"/>
+          <w:szCs w:val="24"/>
+        </w:rPr>
+        <w:t>-</w:t>
+      </w:r>
+      <w:r>
+        <w:rPr>
+          <w:sz w:val="24"/>
+          <w:szCs w:val="24"/>
+        </w:rPr>
+        <w:t>fed dipole</w:t>
+      </w:r>
+      <w:r>
+        <w:rPr>
+          <w:sz w:val="24"/>
+          <w:szCs w:val="24"/>
+        </w:rPr>
+        <w:t>, or</w:t>
+      </w:r>
+      <w:r>
+        <w:rPr>
+          <w:sz w:val="24"/>
+          <w:szCs w:val="24"/>
+        </w:rPr>
+        <w:t xml:space="preserve"> be at ground potential </w:t>
+      </w:r>
+      <w:r>
+        <w:rPr>
+          <w:sz w:val="24"/>
+          <w:szCs w:val="24"/>
+        </w:rPr>
+        <w:t xml:space="preserve">using a </w:t>
+      </w:r>
+      <w:r>
+        <w:rPr>
+          <w:sz w:val="24"/>
+          <w:szCs w:val="24"/>
+        </w:rPr>
+        <w:t>ground rod</w:t>
+      </w:r>
+      <w:r>
+        <w:rPr>
+          <w:sz w:val="24"/>
+          <w:szCs w:val="24"/>
+        </w:rPr>
+        <w:t>, radial</w:t>
+      </w:r>
+      <w:r>
+        <w:rPr>
+          <w:sz w:val="24"/>
+          <w:szCs w:val="24"/>
+        </w:rPr>
+        <w:t xml:space="preserve"> elements, or radials</w:t>
+      </w:r>
+      <w:r>
+        <w:rPr>
+          <w:sz w:val="24"/>
+          <w:szCs w:val="24"/>
+        </w:rPr>
+        <w:t>. The other</w:t>
+      </w:r>
+      <w:r>
+        <w:rPr>
+          <w:sz w:val="24"/>
+          <w:szCs w:val="24"/>
+        </w:rPr>
+        <w:t xml:space="preserve"> balun </w:t>
+      </w:r>
+      <w:r>
+        <w:rPr>
+          <w:sz w:val="24"/>
+          <w:szCs w:val="24"/>
+        </w:rPr>
+        <w:t xml:space="preserve">lead </w:t>
+      </w:r>
+      <w:proofErr w:type="gramStart"/>
+      <w:r>
+        <w:rPr>
+          <w:sz w:val="24"/>
+          <w:szCs w:val="24"/>
+        </w:rPr>
+        <w:t>feeding</w:t>
+      </w:r>
+      <w:proofErr w:type="gramEnd"/>
+      <w:r>
+        <w:rPr>
+          <w:sz w:val="24"/>
+          <w:szCs w:val="24"/>
+        </w:rPr>
+        <w:t xml:space="preserve"> a high</w:t>
+      </w:r>
+      <w:r>
+        <w:rPr>
+          <w:sz w:val="24"/>
+          <w:szCs w:val="24"/>
+        </w:rPr>
+        <w:t>-</w:t>
+      </w:r>
+      <w:r>
+        <w:rPr>
+          <w:sz w:val="24"/>
+          <w:szCs w:val="24"/>
+        </w:rPr>
+        <w:t xml:space="preserve">impedance </w:t>
+      </w:r>
+      <w:proofErr w:type="gramStart"/>
+      <w:r>
+        <w:rPr>
+          <w:sz w:val="24"/>
+          <w:szCs w:val="24"/>
+        </w:rPr>
+        <w:t>antenna</w:t>
+      </w:r>
+      <w:proofErr w:type="gramEnd"/>
+      <w:r>
+        <w:rPr>
+          <w:sz w:val="24"/>
+          <w:szCs w:val="24"/>
+        </w:rPr>
+        <w:t xml:space="preserve"> </w:t>
+      </w:r>
+      <w:r>
+        <w:rPr>
+          <w:sz w:val="24"/>
+          <w:szCs w:val="24"/>
+        </w:rPr>
+        <w:t>can develop very high</w:t>
+      </w:r>
+      <w:r>
+        <w:rPr>
+          <w:sz w:val="24"/>
+          <w:szCs w:val="24"/>
+        </w:rPr>
+        <w:t xml:space="preserve"> RF voltage</w:t>
+      </w:r>
+      <w:r>
+        <w:rPr>
+          <w:sz w:val="24"/>
+          <w:szCs w:val="24"/>
+        </w:rPr>
+        <w:t>, potentially</w:t>
+      </w:r>
+      <w:r>
+        <w:rPr>
+          <w:sz w:val="24"/>
+          <w:szCs w:val="24"/>
+        </w:rPr>
+        <w:t xml:space="preserve"> hundreds of volts</w:t>
+      </w:r>
+      <w:r>
+        <w:rPr>
+          <w:sz w:val="24"/>
+          <w:szCs w:val="24"/>
+        </w:rPr>
+        <w:t xml:space="preserve">, so consider </w:t>
+      </w:r>
+      <w:r>
+        <w:rPr>
+          <w:sz w:val="24"/>
+          <w:szCs w:val="24"/>
+        </w:rPr>
+        <w:t xml:space="preserve">this </w:t>
+      </w:r>
+      <w:r>
+        <w:rPr>
+          <w:sz w:val="24"/>
+          <w:szCs w:val="24"/>
+        </w:rPr>
+        <w:t xml:space="preserve">when </w:t>
+      </w:r>
+      <w:r>
+        <w:rPr>
+          <w:sz w:val="24"/>
+          <w:szCs w:val="24"/>
+        </w:rPr>
+        <w:t xml:space="preserve">selecting a </w:t>
+      </w:r>
+      <w:r>
+        <w:rPr>
+          <w:sz w:val="24"/>
+          <w:szCs w:val="24"/>
+        </w:rPr>
+        <w:t>balun</w:t>
+      </w:r>
+      <w:r>
+        <w:rPr>
+          <w:sz w:val="24"/>
+          <w:szCs w:val="24"/>
+        </w:rPr>
+        <w:t>. This topic is covered in more detail</w:t>
+      </w:r>
+      <w:r>
+        <w:rPr>
+          <w:sz w:val="24"/>
+          <w:szCs w:val="24"/>
+        </w:rPr>
+        <w:t xml:space="preserve"> later in the </w:t>
+      </w:r>
+      <w:proofErr w:type="gramStart"/>
+      <w:r>
+        <w:rPr>
+          <w:sz w:val="24"/>
+          <w:szCs w:val="24"/>
+        </w:rPr>
+        <w:t>build</w:t>
+      </w:r>
+      <w:proofErr w:type="gramEnd"/>
+      <w:r>
+        <w:rPr>
+          <w:sz w:val="24"/>
+          <w:szCs w:val="24"/>
+        </w:rPr>
+        <w:t xml:space="preserve"> instructions</w:t>
+      </w:r>
+      <w:r>
+        <w:rPr>
+          <w:sz w:val="24"/>
+          <w:szCs w:val="24"/>
+        </w:rPr>
+        <w:t>.</w:t>
+      </w:r>
+    </w:p>
+    <w:p>
+      <w:pPr>
+        <w:rPr>
+          <w:sz w:val="24"/>
+          <w:szCs w:val="24"/>
+        </w:rPr>
+      </w:pPr>
+    </w:p>
+    <w:p>
+      <w:pPr>
+        <w:rPr>
+          <w:b/>
+          <w:bCs/>
+          <w:sz w:val="24"/>
+          <w:szCs w:val="24"/>
+        </w:rPr>
+      </w:pPr>
+      <w:r>
+        <w:rPr>
+          <w:b/>
+          <w:bCs/>
+          <w:sz w:val="24"/>
+          <w:szCs w:val="24"/>
+        </w:rPr>
+        <w:t>Bill of Materials</w:t>
+      </w:r>
+      <w:r>
+        <w:rPr>
+          <w:b/>
+          <w:bCs/>
+          <w:sz w:val="24"/>
+          <w:szCs w:val="24"/>
+        </w:rPr>
+        <w:t xml:space="preserve"> </w:t>
+      </w:r>
+    </w:p>
+    <w:p>
+      <w:pPr>
+        <w:rPr>
+          <w:sz w:val="24"/>
+          <w:szCs w:val="24"/>
+        </w:rPr>
+      </w:pPr>
+      <w:r>
+        <w:rPr>
+          <w:sz w:val="24"/>
+          <w:szCs w:val="24"/>
+        </w:rPr>
+        <w:t>The bill of materials is shown below in Table 1.  Note that the parts for the options detailed above are highlighted in the table in yellow.</w:t>
+      </w:r>
+    </w:p>
+    <w:p>
+      <w:pPr>
+        <w:rPr>
+          <w:sz w:val="24"/>
+          <w:szCs w:val="24"/>
+        </w:rPr>
+      </w:pPr>
+    </w:p>
+    <w:p>
+      <w:pPr>
+        <w:rPr>
+          <w:b/>
+          <w:bCs/>
+          <w:sz w:val="24"/>
+          <w:szCs w:val="24"/>
+        </w:rPr>
+      </w:pPr>
+      <w:r>
+        <w:rPr>
+          <w:b/>
+          <w:bCs/>
+          <w:sz w:val="24"/>
+          <w:szCs w:val="24"/>
+        </w:rPr>
+        <w:t>Building the RF Board</w:t>
+      </w:r>
+    </w:p>
+    <w:p>
+      <w:pPr>
+        <w:pStyle w:val="ListParagraph"/>
+        <w:numPr>
+          <w:ilvl w:val="0"/>
+          <w:numId w:val="3"/>
+        </w:numPr>
+        <w:rPr>
+          <w:sz w:val="24"/>
+          <w:szCs w:val="24"/>
+        </w:rPr>
+      </w:pPr>
+      <w:r>
+        <w:rPr>
+          <w:sz w:val="24"/>
+          <w:szCs w:val="24"/>
+        </w:rPr>
+        <w:t xml:space="preserve">Start by inventorying the components against the </w:t>
+      </w:r>
+      <w:r>
+        <w:rPr>
+          <w:sz w:val="24"/>
+          <w:szCs w:val="24"/>
+        </w:rPr>
+        <w:t>BOM in Table 1.</w:t>
+      </w:r>
+      <w:r>
+        <w:rPr>
+          <w:sz w:val="24"/>
+          <w:szCs w:val="24"/>
+        </w:rPr>
+        <w:t xml:space="preserve">  It’s much easier to build the tuner when you have all necessary parts available.</w:t>
+      </w:r>
+    </w:p>
+    <w:p>
+      <w:pPr>
+        <w:rPr>
+          <w:sz w:val="24"/>
+          <w:szCs w:val="24"/>
+        </w:rPr>
+      </w:pPr>
+    </w:p>
+    <w:p>
+      <w:pPr>
+        <w:rPr>
+          <w:sz w:val="24"/>
+          <w:szCs w:val="24"/>
+        </w:rPr>
+      </w:pPr>
+    </w:p>
+    <w:p>
+      <w:pPr>
+        <w:rPr>
+          <w:sz w:val="24"/>
+          <w:szCs w:val="24"/>
+        </w:rPr>
+      </w:pPr>
+    </w:p>
+    <w:p>
+      <w:pPr>
+        <w:rPr>
+          <w:sz w:val="24"/>
+          <w:szCs w:val="24"/>
+        </w:rPr>
+      </w:pPr>
+    </w:p>
+    <w:p>
+      <w:pPr>
+        <w:rPr>
+          <w:sz w:val="24"/>
+          <w:szCs w:val="24"/>
+        </w:rPr>
+      </w:pPr>
+    </w:p>
+    <w:p>
+      <w:pPr>
+        <w:rPr>
+          <w:sz w:val="24"/>
+          <w:szCs w:val="24"/>
+        </w:rPr>
+      </w:pPr>
+    </w:p>
+    <w:p>
+      <w:pPr>
+        <w:rPr>
+          <w:sz w:val="24"/>
+          <w:szCs w:val="24"/>
+        </w:rPr>
+      </w:pPr>
+    </w:p>
+    <w:p>
+      <w:pPr>
+        <w:jc w:val="center"/>
+        <w:rPr>
+          <w:sz w:val="24"/>
+          <w:szCs w:val="24"/>
+        </w:rPr>
+      </w:pPr>
+      <w:r>
+        <w:rPr>
+          <w:noProof/>
+        </w:rPr>
+        <w:lastRenderedPageBreak/>
+        <w:drawing>
+          <wp:inline distT="0" distB="0" distL="0" distR="0" wp14:anchorId="00639513" wp14:editId="65194B4D">
+            <wp:extent cx="4312920" cy="5090160"/>
+            <wp:effectExtent l="0" t="0" r="0" b="0"/>
+            <wp:docPr id="186701042" name="Picture 2"/>
+            <wp:cNvGraphicFramePr>
+              <a:graphicFrameLocks xmlns:a="http://schemas.openxmlformats.org/drawingml/2006/main" noChangeAspect="1"/>
+            </wp:cNvGraphicFramePr>
+            <a:graphic xmlns:a="http://schemas.openxmlformats.org/drawingml/2006/main">
+              <a:graphicData uri="http://schemas.openxmlformats.org/drawingml/2006/picture">
+                <pic:pic xmlns:pic="http://schemas.openxmlformats.org/drawingml/2006/picture">
+                  <pic:nvPicPr>
+                    <pic:cNvPr id="0" name="Picture 2"/>
+                    <pic:cNvPicPr>
+                      <a:picLocks noChangeAspect="1" noChangeArrowheads="1"/>
+                    </pic:cNvPicPr>
+                  </pic:nvPicPr>
+                  <pic:blipFill>
+                    <a:blip r:embed="rId7">
+                      <a:extLst>
+                        <a:ext uri="{28A0092B-C50C-407E-A947-70E740481C1C}">
+                          <a14:useLocalDpi xmlns:a14="http://schemas.microsoft.com/office/drawing/2010/main" val="0"/>
+                        </a:ext>
+                      </a:extLst>
+                    </a:blip>
+                    <a:srcRect/>
+                    <a:stretch>
+                      <a:fillRect/>
+                    </a:stretch>
+                  </pic:blipFill>
+                  <pic:spPr bwMode="auto">
+                    <a:xfrm>
+                      <a:off x="0" y="0"/>
+                      <a:ext cx="4312920" cy="5090160"/>
+                    </a:xfrm>
+                    <a:prstGeom prst="rect">
+                      <a:avLst/>
+                    </a:prstGeom>
+                    <a:noFill/>
+                    <a:ln>
+                      <a:noFill/>
+                    </a:ln>
+                  </pic:spPr>
+                </pic:pic>
+              </a:graphicData>
+            </a:graphic>
+          </wp:inline>
+        </w:drawing>
+      </w:r>
+    </w:p>
+    <w:p>
+      <w:pPr>
+        <w:jc w:val="center"/>
+        <w:rPr>
+          <w:sz w:val="24"/>
+          <w:szCs w:val="24"/>
+        </w:rPr>
+      </w:pPr>
+      <w:r>
+        <w:rPr>
+          <w:sz w:val="24"/>
+          <w:szCs w:val="24"/>
+        </w:rPr>
+        <w:t>Note:  Parts highlighted Yellow and Orange are for Options.</w:t>
+      </w:r>
+    </w:p>
+    <w:p>
+      <w:pPr>
+        <w:jc w:val="center"/>
+        <w:rPr>
+          <w:b/>
+          <w:bCs/>
+          <w:sz w:val="24"/>
+          <w:szCs w:val="24"/>
+        </w:rPr>
+      </w:pPr>
+      <w:r>
+        <w:rPr>
+          <w:b/>
+          <w:bCs/>
+          <w:sz w:val="24"/>
+          <w:szCs w:val="24"/>
+        </w:rPr>
+        <w:t>Table 1.  Bill Of Materials for the Automatic Antenna Tuner RF Board.</w:t>
+      </w:r>
+    </w:p>
+    <w:p>
+      <w:pPr>
+        <w:jc w:val="center"/>
+        <w:rPr>
+          <w:b/>
+          <w:bCs/>
+          <w:sz w:val="24"/>
+          <w:szCs w:val="24"/>
+        </w:rPr>
+      </w:pPr>
+    </w:p>
+    <w:p>
+      <w:pPr>
+        <w:pStyle w:val="ListParagraph"/>
+        <w:numPr>
+          <w:ilvl w:val="0"/>
+          <w:numId w:val="3"/>
+        </w:numPr>
+      </w:pPr>
+      <w:r>
+        <w:rPr>
+          <w:sz w:val="24"/>
+          <w:szCs w:val="24"/>
+        </w:rPr>
+        <w:t>Begin assembly by winding and testing all inductors. The board uses three air-core inductors, two single-core inductors, and two double-core inductors.</w:t>
+      </w:r>
+    </w:p>
+    <w:p>
+      <w:pPr>
+        <w:pStyle w:val="ListParagraph"/>
+        <w:rPr>
+          <w:sz w:val="24"/>
+          <w:szCs w:val="24"/>
+        </w:rPr>
+      </w:pPr>
     </w:p>
     <w:p>
       <w:pPr>
         <w:pStyle w:val="ListParagraph"/>
         <w:numPr>
           <w:ilvl w:val="1"/>
-          <w:numId w:val="1"/>
+          <w:numId w:val="3"/>
         </w:numPr>
       </w:pPr>
       <w:r>
-        <w:t>Leave C139, C147, C144, C137, C152, C154, C155, C150 L36, L41, R16, R17, R18, R22, R24, R25, U14, U19 off the board.</w:t>
-      </w:r>
+        <w:rPr>
+          <w:sz w:val="24"/>
+          <w:szCs w:val="24"/>
+        </w:rPr>
+        <w:t>C</w:t>
+      </w:r>
+      <w:r>
+        <w:rPr>
+          <w:sz w:val="24"/>
+          <w:szCs w:val="24"/>
+        </w:rPr>
+        <w:t>reate</w:t>
+      </w:r>
+      <w:r>
+        <w:rPr>
+          <w:sz w:val="24"/>
+          <w:szCs w:val="24"/>
+        </w:rPr>
+        <w:t xml:space="preserve"> three </w:t>
+      </w:r>
+      <w:r>
+        <w:rPr>
+          <w:sz w:val="24"/>
+          <w:szCs w:val="24"/>
+        </w:rPr>
+        <w:t>dual</w:t>
+      </w:r>
+      <w:r>
+        <w:rPr>
+          <w:sz w:val="24"/>
+          <w:szCs w:val="24"/>
+        </w:rPr>
+        <w:t>-core assemblies</w:t>
+      </w:r>
+      <w:r>
+        <w:rPr>
+          <w:sz w:val="24"/>
+          <w:szCs w:val="24"/>
+        </w:rPr>
+        <w:t xml:space="preserve"> by </w:t>
+      </w:r>
+      <w:r>
+        <w:rPr>
+          <w:sz w:val="24"/>
+          <w:szCs w:val="24"/>
+        </w:rPr>
+        <w:t>gluing</w:t>
+      </w:r>
+      <w:r>
+        <w:rPr>
+          <w:sz w:val="24"/>
+          <w:szCs w:val="24"/>
+        </w:rPr>
+        <w:t xml:space="preserve"> </w:t>
+      </w:r>
+      <w:r>
+        <w:rPr>
+          <w:sz w:val="24"/>
+          <w:szCs w:val="24"/>
+        </w:rPr>
+        <w:t xml:space="preserve">two T68-2 cores together </w:t>
+      </w:r>
+      <w:r>
+        <w:rPr>
+          <w:sz w:val="24"/>
+          <w:szCs w:val="24"/>
+        </w:rPr>
+        <w:t xml:space="preserve">with super glue, </w:t>
+      </w:r>
+      <w:r>
+        <w:rPr>
+          <w:sz w:val="24"/>
+          <w:szCs w:val="24"/>
+        </w:rPr>
+        <w:t xml:space="preserve">as shown </w:t>
+      </w:r>
+      <w:r>
+        <w:rPr>
+          <w:sz w:val="24"/>
+          <w:szCs w:val="24"/>
+        </w:rPr>
+        <w:t xml:space="preserve">below.  These </w:t>
+      </w:r>
+      <w:r>
+        <w:rPr>
+          <w:sz w:val="24"/>
+          <w:szCs w:val="24"/>
+        </w:rPr>
+        <w:t>assemblies</w:t>
+      </w:r>
+      <w:r>
+        <w:rPr>
+          <w:sz w:val="24"/>
+          <w:szCs w:val="24"/>
+        </w:rPr>
+        <w:t xml:space="preserve"> will </w:t>
+      </w:r>
+      <w:r>
+        <w:rPr>
+          <w:sz w:val="24"/>
+          <w:szCs w:val="24"/>
+        </w:rPr>
+        <w:t>be used for</w:t>
+      </w:r>
+      <w:r>
+        <w:rPr>
+          <w:sz w:val="24"/>
+          <w:szCs w:val="24"/>
+        </w:rPr>
+        <w:t xml:space="preserve"> L6, L7, and L8</w:t>
+      </w:r>
+      <w:r>
+        <w:rPr>
+          <w:sz w:val="24"/>
+          <w:szCs w:val="24"/>
+        </w:rPr>
+        <w:t>.</w:t>
+      </w:r>
+    </w:p>
+    <w:p>
+      <w:pPr>
+        <w:rPr>
+          <w:sz w:val="24"/>
+          <w:szCs w:val="24"/>
+        </w:rPr>
+      </w:pPr>
+    </w:p>
+    <w:p>
+      <w:pPr>
+        <w:jc w:val="center"/>
+        <w:rPr>
+          <w:sz w:val="24"/>
+          <w:szCs w:val="24"/>
+        </w:rPr>
+      </w:pPr>
+      <w:r>
+        <w:rPr>
+          <w:noProof/>
+          <w:sz w:val="24"/>
+          <w:szCs w:val="24"/>
+        </w:rPr>
+        <w:lastRenderedPageBreak/>
+        <w:drawing>
+          <wp:inline distT="0" distB="0" distL="0" distR="0" wp14:anchorId="63DE752A" wp14:editId="393859A3">
+            <wp:extent cx="2057400" cy="2741868"/>
+            <wp:effectExtent l="0" t="0" r="0" b="1905"/>
+            <wp:docPr id="598591985" name="Picture 1"/>
+            <wp:cNvGraphicFramePr>
+              <a:graphicFrameLocks xmlns:a="http://schemas.openxmlformats.org/drawingml/2006/main" noChangeAspect="1"/>
+            </wp:cNvGraphicFramePr>
+            <a:graphic xmlns:a="http://schemas.openxmlformats.org/drawingml/2006/main">
+              <a:graphicData uri="http://schemas.openxmlformats.org/drawingml/2006/picture">
+                <pic:pic xmlns:pic="http://schemas.openxmlformats.org/drawingml/2006/picture">
+                  <pic:nvPicPr>
+                    <pic:cNvPr id="0" name="Picture 2"/>
+                    <pic:cNvPicPr>
+                      <a:picLocks noChangeAspect="1" noChangeArrowheads="1"/>
+                    </pic:cNvPicPr>
+                  </pic:nvPicPr>
+                  <pic:blipFill>
+                    <a:blip r:embed="rId8">
+                      <a:extLst>
+                        <a:ext uri="{28A0092B-C50C-407E-A947-70E740481C1C}">
+                          <a14:useLocalDpi xmlns:a14="http://schemas.microsoft.com/office/drawing/2010/main" val="0"/>
+                        </a:ext>
+                      </a:extLst>
+                    </a:blip>
+                    <a:srcRect/>
+                    <a:stretch>
+                      <a:fillRect/>
+                    </a:stretch>
+                  </pic:blipFill>
+                  <pic:spPr bwMode="auto">
+                    <a:xfrm>
+                      <a:off x="0" y="0"/>
+                      <a:ext cx="2075114" cy="2765475"/>
+                    </a:xfrm>
+                    <a:prstGeom prst="rect">
+                      <a:avLst/>
+                    </a:prstGeom>
+                    <a:noFill/>
+                  </pic:spPr>
+                </pic:pic>
+              </a:graphicData>
+            </a:graphic>
+          </wp:inline>
+        </w:drawing>
+      </w:r>
+    </w:p>
+    <w:p>
+      <w:pPr>
+        <w:jc w:val="center"/>
+        <w:rPr>
+          <w:sz w:val="24"/>
+          <w:szCs w:val="24"/>
+        </w:rPr>
+      </w:pPr>
+    </w:p>
+    <w:p>
+      <w:pPr>
+        <w:pStyle w:val="ListParagraph"/>
+        <w:numPr>
+          <w:ilvl w:val="1"/>
+          <w:numId w:val="3"/>
+        </w:numPr>
+      </w:pPr>
+      <w:r>
+        <w:rPr>
+          <w:sz w:val="24"/>
+          <w:szCs w:val="24"/>
+        </w:rPr>
+        <w:t xml:space="preserve">Next, wind </w:t>
+      </w:r>
+      <w:r>
+        <w:rPr>
+          <w:sz w:val="24"/>
+          <w:szCs w:val="24"/>
+        </w:rPr>
+        <w:t xml:space="preserve">L1, the 0.05 µH air-core inductor. Close-wind three turns of #24 enameled wire around the </w:t>
+      </w:r>
+      <w:r>
+        <w:rPr>
+          <w:sz w:val="24"/>
+          <w:szCs w:val="24"/>
+        </w:rPr>
+        <w:t>smooth</w:t>
+      </w:r>
+      <w:r>
+        <w:rPr>
+          <w:sz w:val="24"/>
+          <w:szCs w:val="24"/>
+        </w:rPr>
+        <w:t xml:space="preserve"> section of a 5/32” drill bit</w:t>
+      </w:r>
+      <w:r>
+        <w:rPr>
+          <w:sz w:val="24"/>
+          <w:szCs w:val="24"/>
+        </w:rPr>
+        <w:t>; about 4</w:t>
+      </w:r>
+      <w:r>
+        <w:rPr>
+          <w:sz w:val="24"/>
+          <w:szCs w:val="24"/>
+        </w:rPr>
+        <w:t xml:space="preserve"> inches of </w:t>
+      </w:r>
+      <w:r>
+        <w:rPr>
+          <w:sz w:val="24"/>
+          <w:szCs w:val="24"/>
+        </w:rPr>
+        <w:t xml:space="preserve">wire is </w:t>
+      </w:r>
+      <w:r>
+        <w:rPr>
+          <w:sz w:val="24"/>
+          <w:szCs w:val="24"/>
+        </w:rPr>
+        <w:t>enough.</w:t>
+      </w:r>
+      <w:r>
+        <w:rPr>
+          <w:sz w:val="24"/>
+          <w:szCs w:val="24"/>
+        </w:rPr>
+        <w:t xml:space="preserve"> The finished inductor should </w:t>
+      </w:r>
+      <w:r>
+        <w:rPr>
+          <w:sz w:val="24"/>
+          <w:szCs w:val="24"/>
+        </w:rPr>
+        <w:t xml:space="preserve">measure </w:t>
+      </w:r>
+      <w:r>
+        <w:rPr>
+          <w:sz w:val="24"/>
+          <w:szCs w:val="24"/>
+        </w:rPr>
+        <w:t xml:space="preserve">approximately </w:t>
+      </w:r>
+      <w:r>
+        <w:rPr>
+          <w:sz w:val="24"/>
+          <w:szCs w:val="24"/>
+        </w:rPr>
+        <w:t xml:space="preserve">19/32”, or </w:t>
+      </w:r>
+      <w:r>
+        <w:rPr>
+          <w:sz w:val="24"/>
+          <w:szCs w:val="24"/>
+        </w:rPr>
+        <w:t>0.6”. See below:</w:t>
+      </w:r>
+    </w:p>
+    <w:p>
+      <w:pPr>
+        <w:pStyle w:val="ListParagraph"/>
+        <w:ind w:left="1440"/>
+      </w:pPr>
+    </w:p>
+    <w:p>
+      <w:r>
+        <w:t xml:space="preserve">            </w:t>
+      </w:r>
+      <w:r>
+        <w:rPr>
+          <w:noProof/>
+        </w:rPr>
+        <w:drawing>
+          <wp:inline distT="0" distB="0" distL="0" distR="0" wp14:anchorId="5EE9D272" wp14:editId="77329978">
+            <wp:extent cx="1687286" cy="2248624"/>
+            <wp:effectExtent l="0" t="0" r="8255" b="0"/>
+            <wp:docPr id="1164080657" name="Picture 2"/>
+            <wp:cNvGraphicFramePr>
+              <a:graphicFrameLocks xmlns:a="http://schemas.openxmlformats.org/drawingml/2006/main" noChangeAspect="1"/>
+            </wp:cNvGraphicFramePr>
+            <a:graphic xmlns:a="http://schemas.openxmlformats.org/drawingml/2006/main">
+              <a:graphicData uri="http://schemas.openxmlformats.org/drawingml/2006/picture">
+                <pic:pic xmlns:pic="http://schemas.openxmlformats.org/drawingml/2006/picture">
+                  <pic:nvPicPr>
+                    <pic:cNvPr id="0" name="Picture 3"/>
+                    <pic:cNvPicPr>
+                      <a:picLocks noChangeAspect="1" noChangeArrowheads="1"/>
+                    </pic:cNvPicPr>
+                  </pic:nvPicPr>
+                  <pic:blipFill>
+                    <a:blip r:embed="rId9" cstate="print">
+                      <a:extLst>
+                        <a:ext uri="{28A0092B-C50C-407E-A947-70E740481C1C}">
+                          <a14:useLocalDpi xmlns:a14="http://schemas.microsoft.com/office/drawing/2010/main" val="0"/>
+                        </a:ext>
+                      </a:extLst>
+                    </a:blip>
+                    <a:srcRect/>
+                    <a:stretch>
+                      <a:fillRect/>
+                    </a:stretch>
+                  </pic:blipFill>
+                  <pic:spPr bwMode="auto">
+                    <a:xfrm>
+                      <a:off x="0" y="0"/>
+                      <a:ext cx="1698244" cy="2263227"/>
+                    </a:xfrm>
+                    <a:prstGeom prst="rect">
+                      <a:avLst/>
+                    </a:prstGeom>
+                    <a:noFill/>
+                  </pic:spPr>
+                </pic:pic>
+              </a:graphicData>
+            </a:graphic>
+          </wp:inline>
+        </w:drawing>
+      </w:r>
+      <w:r>
+        <w:t xml:space="preserve">  </w:t>
+      </w:r>
+      <w:r>
+        <w:rPr>
+          <w:noProof/>
+        </w:rPr>
+        <w:drawing>
+          <wp:inline distT="0" distB="0" distL="0" distR="0" wp14:anchorId="45D765F6" wp14:editId="073AD60E">
+            <wp:extent cx="1678575" cy="2237014"/>
+            <wp:effectExtent l="0" t="0" r="0" b="0"/>
+            <wp:docPr id="127947631" name="Picture 3"/>
+            <wp:cNvGraphicFramePr>
+              <a:graphicFrameLocks xmlns:a="http://schemas.openxmlformats.org/drawingml/2006/main" noChangeAspect="1"/>
+            </wp:cNvGraphicFramePr>
+            <a:graphic xmlns:a="http://schemas.openxmlformats.org/drawingml/2006/main">
+              <a:graphicData uri="http://schemas.openxmlformats.org/drawingml/2006/picture">
+                <pic:pic xmlns:pic="http://schemas.openxmlformats.org/drawingml/2006/picture">
+                  <pic:nvPicPr>
+                    <pic:cNvPr id="0" name="Picture 4"/>
+                    <pic:cNvPicPr>
+                      <a:picLocks noChangeAspect="1" noChangeArrowheads="1"/>
+                    </pic:cNvPicPr>
+                  </pic:nvPicPr>
+                  <pic:blipFill>
+                    <a:blip r:embed="rId10" cstate="print">
+                      <a:extLst>
+                        <a:ext uri="{28A0092B-C50C-407E-A947-70E740481C1C}">
+                          <a14:useLocalDpi xmlns:a14="http://schemas.microsoft.com/office/drawing/2010/main" val="0"/>
+                        </a:ext>
+                      </a:extLst>
+                    </a:blip>
+                    <a:srcRect/>
+                    <a:stretch>
+                      <a:fillRect/>
+                    </a:stretch>
+                  </pic:blipFill>
+                  <pic:spPr bwMode="auto">
+                    <a:xfrm>
+                      <a:off x="0" y="0"/>
+                      <a:ext cx="1704653" cy="2271767"/>
+                    </a:xfrm>
+                    <a:prstGeom prst="rect">
+                      <a:avLst/>
+                    </a:prstGeom>
+                    <a:noFill/>
+                  </pic:spPr>
+                </pic:pic>
+              </a:graphicData>
+            </a:graphic>
+          </wp:inline>
+        </w:drawing>
+      </w:r>
+      <w:r>
+        <w:t xml:space="preserve">  </w:t>
+      </w:r>
+      <w:r>
+        <w:rPr>
+          <w:noProof/>
+        </w:rPr>
+        <w:drawing>
+          <wp:inline distT="0" distB="0" distL="0" distR="0" wp14:anchorId="30A3735E" wp14:editId="36A8DD34">
+            <wp:extent cx="1670407" cy="2226129"/>
+            <wp:effectExtent l="0" t="0" r="6350" b="3175"/>
+            <wp:docPr id="1290249497" name="Picture 4"/>
+            <wp:cNvGraphicFramePr>
+              <a:graphicFrameLocks xmlns:a="http://schemas.openxmlformats.org/drawingml/2006/main" noChangeAspect="1"/>
+            </wp:cNvGraphicFramePr>
+            <a:graphic xmlns:a="http://schemas.openxmlformats.org/drawingml/2006/main">
+              <a:graphicData uri="http://schemas.openxmlformats.org/drawingml/2006/picture">
+                <pic:pic xmlns:pic="http://schemas.openxmlformats.org/drawingml/2006/picture">
+                  <pic:nvPicPr>
+                    <pic:cNvPr id="0" name="Picture 5"/>
+                    <pic:cNvPicPr>
+                      <a:picLocks noChangeAspect="1" noChangeArrowheads="1"/>
+                    </pic:cNvPicPr>
+                  </pic:nvPicPr>
+                  <pic:blipFill>
+                    <a:blip r:embed="rId11" cstate="print">
+                      <a:extLst>
+                        <a:ext uri="{28A0092B-C50C-407E-A947-70E740481C1C}">
+                          <a14:useLocalDpi xmlns:a14="http://schemas.microsoft.com/office/drawing/2010/main" val="0"/>
+                        </a:ext>
+                      </a:extLst>
+                    </a:blip>
+                    <a:srcRect/>
+                    <a:stretch>
+                      <a:fillRect/>
+                    </a:stretch>
+                  </pic:blipFill>
+                  <pic:spPr bwMode="auto">
+                    <a:xfrm>
+                      <a:off x="0" y="0"/>
+                      <a:ext cx="1690579" cy="2253012"/>
+                    </a:xfrm>
+                    <a:prstGeom prst="rect">
+                      <a:avLst/>
+                    </a:prstGeom>
+                    <a:noFill/>
+                  </pic:spPr>
+                </pic:pic>
+              </a:graphicData>
+            </a:graphic>
+          </wp:inline>
+        </w:drawing>
+      </w:r>
+    </w:p>
+    <w:p/>
+    <w:p>
+      <w:pPr>
+        <w:ind w:left="1440"/>
+      </w:pPr>
+      <w:proofErr w:type="gramStart"/>
+      <w:r>
+        <w:t>Remove</w:t>
+      </w:r>
+      <w:proofErr w:type="gramEnd"/>
+      <w:r>
+        <w:t xml:space="preserve"> </w:t>
+      </w:r>
+      <w:r>
+        <w:t xml:space="preserve">just enough </w:t>
+      </w:r>
+      <w:r>
+        <w:t xml:space="preserve">insulation </w:t>
+      </w:r>
+      <w:r>
+        <w:t>from</w:t>
+      </w:r>
+      <w:r>
+        <w:t xml:space="preserve"> </w:t>
+      </w:r>
+      <w:r>
+        <w:t xml:space="preserve">the </w:t>
+      </w:r>
+      <w:r>
+        <w:t>coil lead</w:t>
+      </w:r>
+      <w:r>
+        <w:t>s</w:t>
+      </w:r>
+      <w:r>
+        <w:t xml:space="preserve"> </w:t>
+      </w:r>
+      <w:r>
+        <w:t xml:space="preserve">to </w:t>
+      </w:r>
+      <w:proofErr w:type="gramStart"/>
+      <w:r>
+        <w:t>minimize</w:t>
+      </w:r>
+      <w:proofErr w:type="gramEnd"/>
+      <w:r>
+        <w:t xml:space="preserve"> excess</w:t>
+      </w:r>
+      <w:r>
+        <w:t xml:space="preserve"> </w:t>
+      </w:r>
+      <w:r>
+        <w:t xml:space="preserve">length </w:t>
+      </w:r>
+      <w:r>
+        <w:t xml:space="preserve">when </w:t>
+      </w:r>
+      <w:r>
+        <w:t xml:space="preserve">soldering </w:t>
+      </w:r>
+      <w:r>
+        <w:t>them</w:t>
+      </w:r>
+      <w:r>
+        <w:t xml:space="preserve"> </w:t>
+      </w:r>
+      <w:r>
+        <w:t xml:space="preserve">to </w:t>
+      </w:r>
+      <w:r>
+        <w:t>t</w:t>
+      </w:r>
+      <w:r>
+        <w:t>he board.</w:t>
+      </w:r>
+      <w:r>
+        <w:t xml:space="preserve"> </w:t>
+      </w:r>
+      <w:r>
+        <w:t>However, d</w:t>
+      </w:r>
+      <w:r>
+        <w:t>o not</w:t>
+      </w:r>
+      <w:r>
+        <w:t xml:space="preserve"> solder </w:t>
+      </w:r>
+      <w:r>
+        <w:t xml:space="preserve">L1 </w:t>
+      </w:r>
+      <w:r>
+        <w:t xml:space="preserve">to the PCB </w:t>
+      </w:r>
+      <w:r>
+        <w:t>yet</w:t>
+      </w:r>
+      <w:r>
+        <w:t>; complete</w:t>
+      </w:r>
+      <w:r>
+        <w:t xml:space="preserve"> </w:t>
+      </w:r>
+      <w:r>
+        <w:t xml:space="preserve">all </w:t>
+      </w:r>
+      <w:r>
+        <w:t>in</w:t>
+      </w:r>
+      <w:r>
+        <w:t xml:space="preserve">ductors </w:t>
+      </w:r>
+      <w:r>
+        <w:t>first</w:t>
+      </w:r>
+      <w:r>
+        <w:t>.</w:t>
+      </w:r>
+    </w:p>
+    <w:p>
+      <w:pPr>
+        <w:pStyle w:val="ListParagraph"/>
+        <w:numPr>
+          <w:ilvl w:val="1"/>
+          <w:numId w:val="3"/>
+        </w:numPr>
+      </w:pPr>
+      <w:r>
+        <w:t xml:space="preserve">Next, wind L2 by close-winding five turns of #20 enameled wire around a 15/64” drill bit. About 4 inches of wire is sufficient, and the finished inductor should be approximately </w:t>
+      </w:r>
+      <w:r>
+        <w:lastRenderedPageBreak/>
+        <w:t xml:space="preserve">1/8” long. </w:t>
+      </w:r>
+      <w:r>
+        <w:t>Remove</w:t>
+      </w:r>
+      <w:r>
+        <w:t xml:space="preserve"> </w:t>
+      </w:r>
+      <w:r>
+        <w:t xml:space="preserve">just enough </w:t>
+      </w:r>
+      <w:r>
+        <w:t xml:space="preserve">insulation </w:t>
+      </w:r>
+      <w:r>
+        <w:t>from</w:t>
+      </w:r>
+      <w:r>
+        <w:t xml:space="preserve"> the coil leads to </w:t>
+      </w:r>
+      <w:r>
+        <w:t>minimize</w:t>
+      </w:r>
+      <w:r>
+        <w:t xml:space="preserve"> excess</w:t>
+      </w:r>
+      <w:r>
+        <w:t xml:space="preserve"> length when </w:t>
+      </w:r>
+      <w:r>
+        <w:t xml:space="preserve">soldering </w:t>
+      </w:r>
+      <w:r>
+        <w:t>them</w:t>
+      </w:r>
+      <w:r>
+        <w:t xml:space="preserve"> to the board. </w:t>
+      </w:r>
+      <w:r>
+        <w:t>It should look like this:</w:t>
+      </w:r>
+    </w:p>
+    <w:p>
+      <w:pPr>
+        <w:ind w:left="1080"/>
+      </w:pPr>
+    </w:p>
+    <w:p>
+      <w:pPr>
+        <w:jc w:val="center"/>
+      </w:pPr>
+      <w:r>
+        <w:rPr>
+          <w:noProof/>
+        </w:rPr>
+        <w:drawing>
+          <wp:inline distT="0" distB="0" distL="0" distR="0" wp14:anchorId="1D86BC17" wp14:editId="3897BA04">
+            <wp:extent cx="1627414" cy="2168832"/>
+            <wp:effectExtent l="0" t="0" r="0" b="3175"/>
+            <wp:docPr id="6924108" name="Picture 5"/>
+            <wp:cNvGraphicFramePr>
+              <a:graphicFrameLocks xmlns:a="http://schemas.openxmlformats.org/drawingml/2006/main" noChangeAspect="1"/>
+            </wp:cNvGraphicFramePr>
+            <a:graphic xmlns:a="http://schemas.openxmlformats.org/drawingml/2006/main">
+              <a:graphicData uri="http://schemas.openxmlformats.org/drawingml/2006/picture">
+                <pic:pic xmlns:pic="http://schemas.openxmlformats.org/drawingml/2006/picture">
+                  <pic:nvPicPr>
+                    <pic:cNvPr id="0" name="Picture 6"/>
+                    <pic:cNvPicPr>
+                      <a:picLocks noChangeAspect="1" noChangeArrowheads="1"/>
+                    </pic:cNvPicPr>
+                  </pic:nvPicPr>
+                  <pic:blipFill>
+                    <a:blip r:embed="rId12" cstate="print">
+                      <a:extLst>
+                        <a:ext uri="{28A0092B-C50C-407E-A947-70E740481C1C}">
+                          <a14:useLocalDpi xmlns:a14="http://schemas.microsoft.com/office/drawing/2010/main" val="0"/>
+                        </a:ext>
+                      </a:extLst>
+                    </a:blip>
+                    <a:srcRect/>
+                    <a:stretch>
+                      <a:fillRect/>
+                    </a:stretch>
+                  </pic:blipFill>
+                  <pic:spPr bwMode="auto">
+                    <a:xfrm>
+                      <a:off x="0" y="0"/>
+                      <a:ext cx="1642175" cy="2188504"/>
+                    </a:xfrm>
+                    <a:prstGeom prst="rect">
+                      <a:avLst/>
+                    </a:prstGeom>
+                    <a:noFill/>
+                  </pic:spPr>
+                </pic:pic>
+              </a:graphicData>
+            </a:graphic>
+          </wp:inline>
+        </w:drawing>
+      </w:r>
+    </w:p>
+    <w:p>
+      <w:pPr>
+        <w:jc w:val="center"/>
+      </w:pPr>
+    </w:p>
+    <w:p>
+      <w:pPr>
+        <w:pStyle w:val="ListParagraph"/>
+        <w:numPr>
+          <w:ilvl w:val="1"/>
+          <w:numId w:val="3"/>
+        </w:numPr>
+      </w:pPr>
+      <w:r>
+        <w:t>Next, wind L</w:t>
+      </w:r>
+      <w:r>
+        <w:t>3</w:t>
+      </w:r>
+      <w:r>
+        <w:t xml:space="preserve"> by close-winding </w:t>
+      </w:r>
+      <w:r>
+        <w:t>seven</w:t>
+      </w:r>
+      <w:r>
+        <w:t xml:space="preserve"> turns of #20 enameled wire around a 15/64” drill bit. About </w:t>
+      </w:r>
+      <w:r>
+        <w:t xml:space="preserve">5 </w:t>
+      </w:r>
+      <w:r>
+        <w:t>inches of wire is sufficient, and the finished inductor should be approximately 1/</w:t>
+      </w:r>
+      <w:r>
+        <w:t>4</w:t>
+      </w:r>
+      <w:r>
+        <w:t xml:space="preserve">” long. </w:t>
+      </w:r>
+      <w:r>
+        <w:t>Remove</w:t>
+      </w:r>
+      <w:r>
+        <w:t xml:space="preserve"> </w:t>
+      </w:r>
+      <w:r>
+        <w:t xml:space="preserve">just enough </w:t>
+      </w:r>
+      <w:r>
+        <w:t xml:space="preserve">insulation </w:t>
+      </w:r>
+      <w:r>
+        <w:t>from</w:t>
+      </w:r>
+      <w:r>
+        <w:t xml:space="preserve"> </w:t>
+      </w:r>
+      <w:r>
+        <w:t xml:space="preserve">the </w:t>
+      </w:r>
+      <w:r>
+        <w:t>coil lead</w:t>
+      </w:r>
+      <w:r>
+        <w:t>s</w:t>
+      </w:r>
+      <w:r>
+        <w:t xml:space="preserve"> </w:t>
+      </w:r>
+      <w:r>
+        <w:t xml:space="preserve">to </w:t>
+      </w:r>
+      <w:r>
+        <w:t>minimize</w:t>
+      </w:r>
+      <w:r>
+        <w:t xml:space="preserve"> excess</w:t>
+      </w:r>
+      <w:r>
+        <w:t xml:space="preserve"> </w:t>
+      </w:r>
+      <w:r>
+        <w:t xml:space="preserve">length </w:t>
+      </w:r>
+      <w:r>
+        <w:t xml:space="preserve">when </w:t>
+      </w:r>
+      <w:r>
+        <w:t xml:space="preserve">soldering </w:t>
+      </w:r>
+      <w:r>
+        <w:t>them</w:t>
+      </w:r>
+      <w:r>
+        <w:t xml:space="preserve"> </w:t>
+      </w:r>
+      <w:r>
+        <w:t xml:space="preserve">to </w:t>
+      </w:r>
+      <w:r>
+        <w:t>t</w:t>
+      </w:r>
+      <w:r>
+        <w:t>he board.</w:t>
+      </w:r>
+      <w:r>
+        <w:t xml:space="preserve"> </w:t>
+      </w:r>
+      <w:r>
+        <w:t xml:space="preserve"> </w:t>
+      </w:r>
+      <w:r>
+        <w:t>It should look like this:</w:t>
+      </w:r>
+    </w:p>
+    <w:p/>
+    <w:p>
+      <w:pPr>
+        <w:jc w:val="center"/>
+      </w:pPr>
+      <w:r>
+        <w:rPr>
+          <w:noProof/>
+        </w:rPr>
+        <w:drawing>
+          <wp:inline distT="0" distB="0" distL="0" distR="0" wp14:anchorId="1A02A598" wp14:editId="3B6ED43F">
+            <wp:extent cx="1645902" cy="2193471"/>
+            <wp:effectExtent l="0" t="0" r="0" b="0"/>
+            <wp:docPr id="552047713" name="Picture 6"/>
+            <wp:cNvGraphicFramePr>
+              <a:graphicFrameLocks xmlns:a="http://schemas.openxmlformats.org/drawingml/2006/main" noChangeAspect="1"/>
+            </wp:cNvGraphicFramePr>
+            <a:graphic xmlns:a="http://schemas.openxmlformats.org/drawingml/2006/main">
+              <a:graphicData uri="http://schemas.openxmlformats.org/drawingml/2006/picture">
+                <pic:pic xmlns:pic="http://schemas.openxmlformats.org/drawingml/2006/picture">
+                  <pic:nvPicPr>
+                    <pic:cNvPr id="0" name="Picture 7"/>
+                    <pic:cNvPicPr>
+                      <a:picLocks noChangeAspect="1" noChangeArrowheads="1"/>
+                    </pic:cNvPicPr>
+                  </pic:nvPicPr>
+                  <pic:blipFill>
+                    <a:blip r:embed="rId13" cstate="print">
+                      <a:extLst>
+                        <a:ext uri="{28A0092B-C50C-407E-A947-70E740481C1C}">
+                          <a14:useLocalDpi xmlns:a14="http://schemas.microsoft.com/office/drawing/2010/main" val="0"/>
+                        </a:ext>
+                      </a:extLst>
+                    </a:blip>
+                    <a:srcRect/>
+                    <a:stretch>
+                      <a:fillRect/>
+                    </a:stretch>
+                  </pic:blipFill>
+                  <pic:spPr bwMode="auto">
+                    <a:xfrm>
+                      <a:off x="0" y="0"/>
+                      <a:ext cx="1666847" cy="2221384"/>
+                    </a:xfrm>
+                    <a:prstGeom prst="rect">
+                      <a:avLst/>
+                    </a:prstGeom>
+                    <a:noFill/>
+                  </pic:spPr>
+                </pic:pic>
+              </a:graphicData>
+            </a:graphic>
+          </wp:inline>
+        </w:drawing>
+      </w:r>
+    </w:p>
+    <w:p>
+      <w:pPr>
+        <w:jc w:val="center"/>
+      </w:pPr>
+    </w:p>
+    <w:p>
+      <w:pPr>
+        <w:pStyle w:val="ListParagraph"/>
+        <w:numPr>
+          <w:ilvl w:val="1"/>
+          <w:numId w:val="3"/>
+        </w:numPr>
+      </w:pPr>
+      <w:r>
+        <w:t xml:space="preserve">Next, wind L4 by </w:t>
+      </w:r>
+      <w:r>
+        <w:t xml:space="preserve">evenly </w:t>
+      </w:r>
+      <w:r>
+        <w:t xml:space="preserve">spacing eight turns of #20 wire on a single T68-2 core.  Remember… each time through the center of the core counts as one turn.  </w:t>
+      </w:r>
+      <w:proofErr w:type="gramStart"/>
+      <w:r>
+        <w:t>Remove</w:t>
+      </w:r>
+      <w:proofErr w:type="gramEnd"/>
+      <w:r>
+        <w:t xml:space="preserve"> </w:t>
+      </w:r>
+      <w:r>
+        <w:t xml:space="preserve">just enough </w:t>
+      </w:r>
+      <w:r>
+        <w:t xml:space="preserve">insulation </w:t>
+      </w:r>
+      <w:r>
+        <w:t>from</w:t>
+      </w:r>
+      <w:r>
+        <w:t xml:space="preserve"> the coil leads to </w:t>
+      </w:r>
+      <w:proofErr w:type="gramStart"/>
+      <w:r>
+        <w:t>minimize</w:t>
+      </w:r>
+      <w:proofErr w:type="gramEnd"/>
+      <w:r>
+        <w:t xml:space="preserve"> excess</w:t>
+      </w:r>
+      <w:r>
+        <w:t xml:space="preserve"> length when </w:t>
+      </w:r>
+      <w:r>
+        <w:t xml:space="preserve">soldering </w:t>
+      </w:r>
+      <w:r>
+        <w:t>them</w:t>
+      </w:r>
+      <w:r>
+        <w:t xml:space="preserve"> to the board.</w:t>
+      </w:r>
+      <w:r>
+        <w:t xml:space="preserve">  </w:t>
+      </w:r>
+      <w:r>
+        <w:t xml:space="preserve">About 11” of wire is sufficient.  </w:t>
+      </w:r>
+      <w:r>
+        <w:t>It should look like this:</w:t>
+      </w:r>
+    </w:p>
+    <w:p/>
+    <w:p>
+      <w:pPr>
+        <w:jc w:val="center"/>
+      </w:pPr>
+      <w:r>
+        <w:rPr>
+          <w:noProof/>
+        </w:rPr>
+        <w:lastRenderedPageBreak/>
+        <w:drawing>
+          <wp:inline distT="0" distB="0" distL="0" distR="0" wp14:anchorId="15534229" wp14:editId="7BA134C0">
+            <wp:extent cx="1829687" cy="2438400"/>
+            <wp:effectExtent l="0" t="0" r="0" b="0"/>
+            <wp:docPr id="1098593206" name="Picture 7"/>
+            <wp:cNvGraphicFramePr>
+              <a:graphicFrameLocks xmlns:a="http://schemas.openxmlformats.org/drawingml/2006/main" noChangeAspect="1"/>
+            </wp:cNvGraphicFramePr>
+            <a:graphic xmlns:a="http://schemas.openxmlformats.org/drawingml/2006/main">
+              <a:graphicData uri="http://schemas.openxmlformats.org/drawingml/2006/picture">
+                <pic:pic xmlns:pic="http://schemas.openxmlformats.org/drawingml/2006/picture">
+                  <pic:nvPicPr>
+                    <pic:cNvPr id="0" name="Picture 8"/>
+                    <pic:cNvPicPr>
+                      <a:picLocks noChangeAspect="1" noChangeArrowheads="1"/>
+                    </pic:cNvPicPr>
+                  </pic:nvPicPr>
+                  <pic:blipFill>
+                    <a:blip r:embed="rId14" cstate="print">
+                      <a:extLst>
+                        <a:ext uri="{28A0092B-C50C-407E-A947-70E740481C1C}">
+                          <a14:useLocalDpi xmlns:a14="http://schemas.microsoft.com/office/drawing/2010/main" val="0"/>
+                        </a:ext>
+                      </a:extLst>
+                    </a:blip>
+                    <a:srcRect/>
+                    <a:stretch>
+                      <a:fillRect/>
+                    </a:stretch>
+                  </pic:blipFill>
+                  <pic:spPr bwMode="auto">
+                    <a:xfrm>
+                      <a:off x="0" y="0"/>
+                      <a:ext cx="1843650" cy="2457008"/>
+                    </a:xfrm>
+                    <a:prstGeom prst="rect">
+                      <a:avLst/>
+                    </a:prstGeom>
+                    <a:noFill/>
+                  </pic:spPr>
+                </pic:pic>
+              </a:graphicData>
+            </a:graphic>
+          </wp:inline>
+        </w:drawing>
+      </w:r>
+    </w:p>
+    <w:p>
+      <w:pPr>
+        <w:jc w:val="center"/>
+      </w:pPr>
+    </w:p>
+    <w:p>
+      <w:pPr>
+        <w:pStyle w:val="ListParagraph"/>
+        <w:numPr>
+          <w:ilvl w:val="1"/>
+          <w:numId w:val="3"/>
+        </w:numPr>
+      </w:pPr>
+      <w:r>
+        <w:t>Next, wind L</w:t>
+      </w:r>
+      <w:r>
+        <w:t>5</w:t>
+      </w:r>
+      <w:r>
+        <w:t xml:space="preserve"> by evenly spacing </w:t>
+      </w:r>
+      <w:r>
+        <w:t>thirteen</w:t>
+      </w:r>
+      <w:r>
+        <w:t xml:space="preserve"> turns of #20 wire on a single T68-2 core.  Remember… each time through the center of the core counts as one turn.  </w:t>
+      </w:r>
+      <w:proofErr w:type="gramStart"/>
+      <w:r>
+        <w:t>Remove</w:t>
+      </w:r>
+      <w:proofErr w:type="gramEnd"/>
+      <w:r>
+        <w:t xml:space="preserve"> </w:t>
+      </w:r>
+      <w:r>
+        <w:t xml:space="preserve">just enough </w:t>
+      </w:r>
+      <w:r>
+        <w:t xml:space="preserve">insulation </w:t>
+      </w:r>
+      <w:r>
+        <w:t>from</w:t>
+      </w:r>
+      <w:r>
+        <w:t xml:space="preserve"> the coil leads to </w:t>
+      </w:r>
+      <w:proofErr w:type="gramStart"/>
+      <w:r>
+        <w:t>minimize</w:t>
+      </w:r>
+      <w:proofErr w:type="gramEnd"/>
+      <w:r>
+        <w:t xml:space="preserve"> excess</w:t>
+      </w:r>
+      <w:r>
+        <w:t xml:space="preserve"> length when </w:t>
+      </w:r>
+      <w:r>
+        <w:t xml:space="preserve">soldering </w:t>
+      </w:r>
+      <w:r>
+        <w:t>them</w:t>
+      </w:r>
+      <w:r>
+        <w:t xml:space="preserve"> to the board.  It should look like this:</w:t>
+      </w:r>
+    </w:p>
+    <w:p>
+      <w:pPr>
+        <w:pStyle w:val="ListParagraph"/>
+        <w:ind w:left="1440"/>
+      </w:pPr>
+    </w:p>
+    <w:p>
+      <w:pPr>
+        <w:jc w:val="center"/>
+      </w:pPr>
+      <w:r>
+        <w:rPr>
+          <w:noProof/>
+        </w:rPr>
+        <w:drawing>
+          <wp:inline distT="0" distB="0" distL="0" distR="0" wp14:anchorId="674DA155" wp14:editId="44A3CBD0">
+            <wp:extent cx="1735753" cy="2313215"/>
+            <wp:effectExtent l="0" t="0" r="0" b="0"/>
+            <wp:docPr id="1268433745" name="Picture 8"/>
+            <wp:cNvGraphicFramePr>
+              <a:graphicFrameLocks xmlns:a="http://schemas.openxmlformats.org/drawingml/2006/main" noChangeAspect="1"/>
+            </wp:cNvGraphicFramePr>
+            <a:graphic xmlns:a="http://schemas.openxmlformats.org/drawingml/2006/main">
+              <a:graphicData uri="http://schemas.openxmlformats.org/drawingml/2006/picture">
+                <pic:pic xmlns:pic="http://schemas.openxmlformats.org/drawingml/2006/picture">
+                  <pic:nvPicPr>
+                    <pic:cNvPr id="0" name="Picture 9"/>
+                    <pic:cNvPicPr>
+                      <a:picLocks noChangeAspect="1" noChangeArrowheads="1"/>
+                    </pic:cNvPicPr>
+                  </pic:nvPicPr>
+                  <pic:blipFill>
+                    <a:blip r:embed="rId15" cstate="print">
+                      <a:extLst>
+                        <a:ext uri="{28A0092B-C50C-407E-A947-70E740481C1C}">
+                          <a14:useLocalDpi xmlns:a14="http://schemas.microsoft.com/office/drawing/2010/main" val="0"/>
+                        </a:ext>
+                      </a:extLst>
+                    </a:blip>
+                    <a:srcRect/>
+                    <a:stretch>
+                      <a:fillRect/>
+                    </a:stretch>
+                  </pic:blipFill>
+                  <pic:spPr bwMode="auto">
+                    <a:xfrm>
+                      <a:off x="0" y="0"/>
+                      <a:ext cx="1749905" cy="2332075"/>
+                    </a:xfrm>
+                    <a:prstGeom prst="rect">
+                      <a:avLst/>
+                    </a:prstGeom>
+                    <a:noFill/>
+                  </pic:spPr>
+                </pic:pic>
+              </a:graphicData>
+            </a:graphic>
+          </wp:inline>
+        </w:drawing>
+      </w:r>
+    </w:p>
+    <w:p>
+      <w:pPr>
+        <w:jc w:val="center"/>
+      </w:pPr>
+    </w:p>
+    <w:p>
+      <w:pPr>
+        <w:pStyle w:val="ListParagraph"/>
+        <w:numPr>
+          <w:ilvl w:val="1"/>
+          <w:numId w:val="3"/>
+        </w:numPr>
+      </w:pPr>
+      <w:r>
+        <w:t>Next, wind L</w:t>
+      </w:r>
+      <w:r>
+        <w:t>6</w:t>
+      </w:r>
+      <w:r>
+        <w:t xml:space="preserve"> by evenly spacing thirteen turns of #20 wire on </w:t>
+      </w:r>
+      <w:r>
+        <w:t>one of the dual</w:t>
+      </w:r>
+      <w:r>
+        <w:t xml:space="preserve"> T68-2 core</w:t>
+      </w:r>
+      <w:r>
+        <w:t>s made in step “a” above</w:t>
+      </w:r>
+      <w:r>
+        <w:t xml:space="preserve">.  </w:t>
+      </w:r>
+      <w:r>
+        <w:t xml:space="preserve">About 14” of wire is sufficient.  </w:t>
+      </w:r>
+      <w:r>
+        <w:t>It should look like this:</w:t>
+      </w:r>
+    </w:p>
+    <w:p/>
+    <w:p/>
+    <w:p/>
+    <w:p/>
+    <w:p>
+      <w:pPr>
+        <w:jc w:val="center"/>
+      </w:pPr>
+      <w:r>
+        <w:rPr>
+          <w:noProof/>
+        </w:rPr>
+        <w:lastRenderedPageBreak/>
+        <w:drawing>
+          <wp:inline distT="0" distB="0" distL="0" distR="0" wp14:anchorId="2F70F508" wp14:editId="30622DF6">
+            <wp:extent cx="1823357" cy="2429963"/>
+            <wp:effectExtent l="0" t="0" r="5715" b="8890"/>
+            <wp:docPr id="1916257755" name="Picture 9"/>
+            <wp:cNvGraphicFramePr>
+              <a:graphicFrameLocks xmlns:a="http://schemas.openxmlformats.org/drawingml/2006/main" noChangeAspect="1"/>
+            </wp:cNvGraphicFramePr>
+            <a:graphic xmlns:a="http://schemas.openxmlformats.org/drawingml/2006/main">
+              <a:graphicData uri="http://schemas.openxmlformats.org/drawingml/2006/picture">
+                <pic:pic xmlns:pic="http://schemas.openxmlformats.org/drawingml/2006/picture">
+                  <pic:nvPicPr>
+                    <pic:cNvPr id="0" name="Picture 10"/>
+                    <pic:cNvPicPr>
+                      <a:picLocks noChangeAspect="1" noChangeArrowheads="1"/>
+                    </pic:cNvPicPr>
+                  </pic:nvPicPr>
+                  <pic:blipFill>
+                    <a:blip r:embed="rId16" cstate="print">
+                      <a:extLst>
+                        <a:ext uri="{28A0092B-C50C-407E-A947-70E740481C1C}">
+                          <a14:useLocalDpi xmlns:a14="http://schemas.microsoft.com/office/drawing/2010/main" val="0"/>
+                        </a:ext>
+                      </a:extLst>
+                    </a:blip>
+                    <a:srcRect/>
+                    <a:stretch>
+                      <a:fillRect/>
+                    </a:stretch>
+                  </pic:blipFill>
+                  <pic:spPr bwMode="auto">
+                    <a:xfrm>
+                      <a:off x="0" y="0"/>
+                      <a:ext cx="1844899" cy="2458672"/>
+                    </a:xfrm>
+                    <a:prstGeom prst="rect">
+                      <a:avLst/>
+                    </a:prstGeom>
+                    <a:noFill/>
+                  </pic:spPr>
+                </pic:pic>
+              </a:graphicData>
+            </a:graphic>
+          </wp:inline>
+        </w:drawing>
+      </w:r>
+    </w:p>
+    <w:p/>
+    <w:p>
+      <w:pPr>
+        <w:pStyle w:val="ListParagraph"/>
+        <w:numPr>
+          <w:ilvl w:val="1"/>
+          <w:numId w:val="3"/>
+        </w:numPr>
+      </w:pPr>
+      <w:r>
+        <w:t>Next, wind L</w:t>
+      </w:r>
+      <w:r>
+        <w:t>7</w:t>
+      </w:r>
+      <w:r>
+        <w:t xml:space="preserve"> by evenly spacing </w:t>
+      </w:r>
+      <w:r>
+        <w:t>nineteen</w:t>
+      </w:r>
+      <w:r>
+        <w:t xml:space="preserve"> turns of #20 wire on one of the dual T68-2 cores made in step “a” above.  </w:t>
+      </w:r>
+      <w:r>
+        <w:t>About 1</w:t>
+      </w:r>
+      <w:r>
+        <w:t>7</w:t>
+      </w:r>
+      <w:r>
+        <w:t xml:space="preserve">” of wire is sufficient. </w:t>
+      </w:r>
+      <w:r>
+        <w:t>It should look like this:</w:t>
+      </w:r>
+    </w:p>
+    <w:p>
+      <w:pPr>
+        <w:pStyle w:val="ListParagraph"/>
+        <w:ind w:left="1440"/>
+      </w:pPr>
+    </w:p>
+    <w:p>
+      <w:pPr>
+        <w:jc w:val="center"/>
+      </w:pPr>
+      <w:r>
+        <w:rPr>
+          <w:noProof/>
+        </w:rPr>
+        <w:drawing>
+          <wp:inline distT="0" distB="0" distL="0" distR="0" wp14:anchorId="7AE9A65A" wp14:editId="0759579B">
+            <wp:extent cx="2046146" cy="2726871"/>
+            <wp:effectExtent l="0" t="0" r="0" b="0"/>
+            <wp:docPr id="1290482565" name="Picture 10"/>
+            <wp:cNvGraphicFramePr>
+              <a:graphicFrameLocks xmlns:a="http://schemas.openxmlformats.org/drawingml/2006/main" noChangeAspect="1"/>
+            </wp:cNvGraphicFramePr>
+            <a:graphic xmlns:a="http://schemas.openxmlformats.org/drawingml/2006/main">
+              <a:graphicData uri="http://schemas.openxmlformats.org/drawingml/2006/picture">
+                <pic:pic xmlns:pic="http://schemas.openxmlformats.org/drawingml/2006/picture">
+                  <pic:nvPicPr>
+                    <pic:cNvPr id="0" name="Picture 11"/>
+                    <pic:cNvPicPr>
+                      <a:picLocks noChangeAspect="1" noChangeArrowheads="1"/>
+                    </pic:cNvPicPr>
+                  </pic:nvPicPr>
+                  <pic:blipFill>
+                    <a:blip r:embed="rId17">
+                      <a:extLst>
+                        <a:ext uri="{28A0092B-C50C-407E-A947-70E740481C1C}">
+                          <a14:useLocalDpi xmlns:a14="http://schemas.microsoft.com/office/drawing/2010/main" val="0"/>
+                        </a:ext>
+                      </a:extLst>
+                    </a:blip>
+                    <a:srcRect/>
+                    <a:stretch>
+                      <a:fillRect/>
+                    </a:stretch>
+                  </pic:blipFill>
+                  <pic:spPr bwMode="auto">
+                    <a:xfrm>
+                      <a:off x="0" y="0"/>
+                      <a:ext cx="2053182" cy="2736247"/>
+                    </a:xfrm>
+                    <a:prstGeom prst="rect">
+                      <a:avLst/>
+                    </a:prstGeom>
+                    <a:noFill/>
+                  </pic:spPr>
+                </pic:pic>
+              </a:graphicData>
+            </a:graphic>
+          </wp:inline>
+        </w:drawing>
+      </w:r>
+    </w:p>
+    <w:p/>
+    <w:p>
+      <w:pPr>
+        <w:pStyle w:val="ListParagraph"/>
+        <w:numPr>
+          <w:ilvl w:val="1"/>
+          <w:numId w:val="3"/>
+        </w:numPr>
+      </w:pPr>
+      <w:r>
+        <w:t>Finally</w:t>
+      </w:r>
+      <w:r>
+        <w:t>, wind L</w:t>
+      </w:r>
+      <w:r>
+        <w:t>8</w:t>
+      </w:r>
+      <w:r>
+        <w:t xml:space="preserve"> by </w:t>
+      </w:r>
+      <w:r>
+        <w:t>even</w:t>
+      </w:r>
+      <w:r>
+        <w:t xml:space="preserve">ly </w:t>
+      </w:r>
+      <w:r>
+        <w:t>s</w:t>
+      </w:r>
+      <w:r>
+        <w:t xml:space="preserve">pacing </w:t>
+      </w:r>
+      <w:r>
+        <w:t>twenty-six</w:t>
+      </w:r>
+      <w:r>
+        <w:t xml:space="preserve"> turns of </w:t>
+      </w:r>
+      <w:r>
+        <w:t xml:space="preserve">#20 wire on </w:t>
+      </w:r>
+      <w:r>
+        <w:t>one of the dual</w:t>
+      </w:r>
+      <w:r>
+        <w:t xml:space="preserve"> T68-2 core</w:t>
+      </w:r>
+      <w:r>
+        <w:t xml:space="preserve">s </w:t>
+      </w:r>
+      <w:r>
+        <w:t>assembled</w:t>
+      </w:r>
+      <w:r>
+        <w:t xml:space="preserve"> in step </w:t>
+      </w:r>
+      <w:r>
+        <w:t>“</w:t>
+      </w:r>
+      <w:r>
+        <w:t>a</w:t>
+      </w:r>
+      <w:r>
+        <w:t>”</w:t>
+      </w:r>
+      <w:r>
+        <w:t xml:space="preserve"> above</w:t>
+      </w:r>
+      <w:r>
+        <w:t>.</w:t>
+      </w:r>
+      <w:r>
+        <w:t xml:space="preserve">  </w:t>
+      </w:r>
+      <w:r>
+        <w:t xml:space="preserve">About </w:t>
+      </w:r>
+      <w:r>
+        <w:t>21</w:t>
+      </w:r>
+      <w:r>
+        <w:t>”</w:t>
+      </w:r>
+      <w:r>
+        <w:t xml:space="preserve"> of wire is </w:t>
+      </w:r>
+      <w:r>
+        <w:t>sufficient</w:t>
+      </w:r>
+      <w:r>
+        <w:t>.</w:t>
+      </w:r>
+    </w:p>
+    <w:p>
+      <w:pPr>
+        <w:pStyle w:val="ListParagraph"/>
+        <w:ind w:left="1440"/>
+      </w:pPr>
     </w:p>
     <w:p>
       <w:pPr>
         <w:pStyle w:val="ListParagraph"/>
         <w:numPr>
           <w:ilvl w:val="0"/>
-          <w:numId w:val="1"/>
+          <w:numId w:val="3"/>
         </w:numPr>
       </w:pPr>
       <w:r>
-        <w:t>Detected b</w:t>
-      </w:r>
-      <w:r>
-        <w:t>y AD8307’s:</w:t>
-      </w:r>
-    </w:p>
-    <w:p>
-      <w:pPr>
-        <w:pStyle w:val="ListParagraph"/>
-        <w:numPr>
-          <w:ilvl w:val="1"/>
-          <w:numId w:val="1"/>
-        </w:numPr>
-      </w:pPr>
-      <w:r>
-        <w:t>Leave C149, C156, D1, D2, R19, R20, R26, R27, R28, R29 off the board.</w:t>
-      </w:r>
+        <w:t>If available, use an LCR meter or VNA to measure each inductor and compare the results with the table below. Inductance values within ±10% of the design value are acceptable; rebuild any inductor outside that range</w:t>
+      </w:r>
+      <w:r>
+        <w:t>:</w:t>
+      </w:r>
+    </w:p>
+    <w:p/>
+    <w:p/>
+    <w:p>
+      <w:pPr>
+        <w:jc w:val="center"/>
+      </w:pPr>
+      <w:r>
+        <w:drawing>
+          <wp:inline distT="0" distB="0" distL="0" distR="0" wp14:anchorId="2A268973" wp14:editId="260C3A0D">
+            <wp:extent cx="2324100" cy="1409700"/>
+            <wp:effectExtent l="0" t="0" r="0" b="0"/>
+            <wp:docPr id="827648856" name="Picture 11"/>
+            <wp:cNvGraphicFramePr>
+              <a:graphicFrameLocks xmlns:a="http://schemas.openxmlformats.org/drawingml/2006/main" noChangeAspect="1"/>
+            </wp:cNvGraphicFramePr>
+            <a:graphic xmlns:a="http://schemas.openxmlformats.org/drawingml/2006/main">
+              <a:graphicData uri="http://schemas.openxmlformats.org/drawingml/2006/picture">
+                <pic:pic xmlns:pic="http://schemas.openxmlformats.org/drawingml/2006/picture">
+                  <pic:nvPicPr>
+                    <pic:cNvPr id="0" name="Picture 11"/>
+                    <pic:cNvPicPr>
+                      <a:picLocks noChangeAspect="1" noChangeArrowheads="1"/>
+                    </pic:cNvPicPr>
+                  </pic:nvPicPr>
+                  <pic:blipFill>
+                    <a:blip r:embed="rId18">
+                      <a:extLst>
+                        <a:ext uri="{28A0092B-C50C-407E-A947-70E740481C1C}">
+                          <a14:useLocalDpi xmlns:a14="http://schemas.microsoft.com/office/drawing/2010/main" val="0"/>
+                        </a:ext>
+                      </a:extLst>
+                    </a:blip>
+                    <a:srcRect/>
+                    <a:stretch>
+                      <a:fillRect/>
+                    </a:stretch>
+                  </pic:blipFill>
+                  <pic:spPr bwMode="auto">
+                    <a:xfrm>
+                      <a:off x="0" y="0"/>
+                      <a:ext cx="2324100" cy="1409700"/>
+                    </a:xfrm>
+                    <a:prstGeom prst="rect">
+                      <a:avLst/>
+                    </a:prstGeom>
+                    <a:noFill/>
+                    <a:ln>
+                      <a:noFill/>
+                    </a:ln>
+                  </pic:spPr>
+                </pic:pic>
+              </a:graphicData>
+            </a:graphic>
+          </wp:inline>
+        </w:drawing>
+      </w:r>
+    </w:p>
+    <w:p>
+      <w:pPr>
+        <w:jc w:val="center"/>
+      </w:pPr>
     </w:p>
     <w:p>
       <w:pPr>
         <w:pStyle w:val="ListParagraph"/>
         <w:numPr>
           <w:ilvl w:val="0"/>
-          <w:numId w:val="1"/>
+          <w:numId w:val="3"/>
         </w:numPr>
       </w:pPr>
       <w:r>
-        <w:t xml:space="preserve">FOR and REF </w:t>
-      </w:r>
-      <w:r>
-        <w:t xml:space="preserve">Sent via I2C </w:t>
-      </w:r>
-      <w:r>
-        <w:t xml:space="preserve">using the </w:t>
-      </w:r>
-      <w:r>
-        <w:t>A/D</w:t>
-      </w:r>
-      <w:r>
-        <w:t>:</w:t>
-      </w:r>
-    </w:p>
-    <w:p>
-      <w:pPr>
-        <w:pStyle w:val="ListParagraph"/>
-        <w:numPr>
-          <w:ilvl w:val="1"/>
-          <w:numId w:val="1"/>
-        </w:numPr>
-      </w:pPr>
-      <w:r>
-        <w:t>Leave R23 and R30 off the board.</w:t>
+        <w:t>If you are not using the line-section option in the K9HZ LPF and instead plan to install the tuner’s optional line section for measuring forward and reflected power, build it now. The instructions below cover both 20 W and 100 W operation; the power rating is set by the number of secondary turns, “N”.</w:t>
+      </w:r>
+    </w:p>
+    <w:p>
+      <w:pPr>
+        <w:jc w:val="center"/>
+      </w:pPr>
+      <w:r>
+        <w:drawing>
+          <wp:inline distT="0" distB="0" distL="0" distR="0" wp14:anchorId="0E46F59A" wp14:editId="0591AC58">
+            <wp:extent cx="3008993" cy="1747157"/>
+            <wp:effectExtent l="0" t="0" r="1270" b="5715"/>
+            <wp:docPr id="1813314436" name="Picture 1" descr="The diagram illustrates a BN43-202 RF transformer winding guide with specified turns per winding and pad values for different power ratings (20W and 100W).&#10;&#10;AI-generated content may be incorrect."/>
+            <wp:cNvGraphicFramePr>
+              <a:graphicFrameLocks xmlns:a="http://schemas.openxmlformats.org/drawingml/2006/main" noChangeAspect="1"/>
+            </wp:cNvGraphicFramePr>
+            <a:graphic xmlns:a="http://schemas.openxmlformats.org/drawingml/2006/main">
+              <a:graphicData uri="http://schemas.openxmlformats.org/drawingml/2006/picture">
+                <pic:pic xmlns:pic="http://schemas.openxmlformats.org/drawingml/2006/picture">
+                  <pic:nvPicPr>
+                    <pic:cNvPr id="1813314436" name="Picture 1" descr="The diagram illustrates a BN43-202 RF transformer winding guide with specified turns per winding and pad values for different power ratings (20W and 100W).&#10;&#10;AI-generated content may be incorrect."/>
+                    <pic:cNvPicPr/>
+                  </pic:nvPicPr>
+                  <pic:blipFill>
+                    <a:blip r:embed="rId19"/>
+                    <a:stretch>
+                      <a:fillRect/>
+                    </a:stretch>
+                  </pic:blipFill>
+                  <pic:spPr>
+                    <a:xfrm>
+                      <a:off x="0" y="0"/>
+                      <a:ext cx="3017934" cy="1752349"/>
+                    </a:xfrm>
+                    <a:prstGeom prst="rect">
+                      <a:avLst/>
+                    </a:prstGeom>
+                  </pic:spPr>
+                </pic:pic>
+              </a:graphicData>
+            </a:graphic>
+          </wp:inline>
+        </w:drawing>
+      </w:r>
+    </w:p>
+    <w:p/>
+    <w:p>
+      <w:pPr>
+        <w:ind w:left="720"/>
+      </w:pPr>
+      <w:r>
+        <w:t>The orange an</w:t>
+      </w:r>
+      <w:r>
+        <w:t xml:space="preserve">d purple wires are </w:t>
+      </w:r>
+      <w:r>
+        <w:t>“</w:t>
+      </w:r>
+      <w:r>
+        <w:t>N</w:t>
+      </w:r>
+      <w:r>
+        <w:t>”</w:t>
+      </w:r>
+      <w:r>
+        <w:t xml:space="preserve"> turns of #20 enameled wire</w:t>
+      </w:r>
+      <w:r>
+        <w:t xml:space="preserve"> through each </w:t>
+      </w:r>
+      <w:r>
+        <w:t>core hole.</w:t>
+      </w:r>
+      <w:r>
+        <w:t xml:space="preserve"> </w:t>
+      </w:r>
+      <w:r>
+        <w:t xml:space="preserve">The blue and </w:t>
+      </w:r>
+      <w:r>
+        <w:t xml:space="preserve">green wires are </w:t>
+      </w:r>
+      <w:r>
+        <w:t xml:space="preserve">single-pass leads </w:t>
+      </w:r>
+      <w:r>
+        <w:t xml:space="preserve">made </w:t>
+      </w:r>
+      <w:r>
+        <w:t xml:space="preserve">from </w:t>
+      </w:r>
+      <w:r>
+        <w:t>2</w:t>
+      </w:r>
+      <w:r>
+        <w:t>”</w:t>
+      </w:r>
+      <w:r>
+        <w:t xml:space="preserve"> </w:t>
+      </w:r>
+      <w:r>
+        <w:t xml:space="preserve">pieces </w:t>
+      </w:r>
+      <w:r>
+        <w:t xml:space="preserve">of </w:t>
+      </w:r>
+      <w:r>
+        <w:rPr>
+          <w:rFonts w:ascii="CIDFont+F2" w:hAnsi="CIDFont+F2" w:cs="CIDFont+F2"/>
+          <w:kern w:val="0"/>
+          <w:sz w:val="24"/>
+          <w:szCs w:val="24"/>
+        </w:rPr>
+        <w:t>#20 silver-coated</w:t>
+      </w:r>
+      <w:r>
+        <w:rPr>
+          <w:rFonts w:ascii="CIDFont+F2" w:hAnsi="CIDFont+F2" w:cs="CIDFont+F2"/>
+          <w:kern w:val="0"/>
+          <w:sz w:val="24"/>
+          <w:szCs w:val="24"/>
+        </w:rPr>
+        <w:t xml:space="preserve"> stranded TFE wire</w:t>
+      </w:r>
+      <w:r>
+        <w:t>.</w:t>
       </w:r>
     </w:p>
     <w:p>
@@ -996,33 +3793,419 @@
         <w:pStyle w:val="ListParagraph"/>
         <w:numPr>
           <w:ilvl w:val="0"/>
-          <w:numId w:val="1"/>
+          <w:numId w:val="3"/>
         </w:numPr>
       </w:pPr>
       <w:r>
-        <w:t>FOR and REF analog signals sent via BANDS connector:</w:t>
-      </w:r>
+        <w:t>Before soldering the first components, wipe the tuner RF board with 90% isopropyl alcohol (IPA).</w:t>
+      </w:r>
+    </w:p>
+    <w:p>
+      <w:pPr>
+        <w:pStyle w:val="ListParagraph"/>
+      </w:pPr>
     </w:p>
     <w:p>
       <w:pPr>
         <w:pStyle w:val="ListParagraph"/>
         <w:numPr>
-          <w:ilvl w:val="1"/>
-          <w:numId w:val="1"/>
+          <w:ilvl w:val="0"/>
+          <w:numId w:val="3"/>
         </w:numPr>
       </w:pPr>
       <w:r>
-        <w:t>Leave C145, C146, C151, U17, and U20 off the board.</w:t>
-      </w:r>
+        <w:t>If installing the optional line section, orient it on the board and solder the wires according to the board markings and the drawing above. If you are using the LPF’s built-in line section instead, bypass this option by soldering a wire or trimmed resistor lead between the “RF IN” and “RF OUT” holes. See the examples below. Note: the line-section transformer shown in the photo is from the K9HZ LPF line section and is installed on that PCB in the opposite orientation from this board. If using this option, also install R1 and R2; otherwise, leave those positions blank.</w:t>
+      </w:r>
+    </w:p>
+    <w:p>
+      <w:pPr>
+        <w:pStyle w:val="ListParagraph"/>
+      </w:pPr>
     </w:p>
     <w:p/>
     <w:p/>
     <w:p>
       <w:r>
-        <w:t>WORK IN PROGRESS&gt;…</w:t>
+        <w:lastRenderedPageBreak/>
+        <w:t xml:space="preserve">                                               </w:t>
+      </w:r>
+      <w:r>
+        <w:drawing>
+          <wp:inline distT="0" distB="0" distL="0" distR="0" wp14:anchorId="3E11C838" wp14:editId="1DC196B8">
+            <wp:extent cx="946197" cy="1366157"/>
+            <wp:effectExtent l="0" t="0" r="6350" b="5715"/>
+            <wp:docPr id="1716542611" name="Picture 1"/>
+            <wp:cNvGraphicFramePr>
+              <a:graphicFrameLocks xmlns:a="http://schemas.openxmlformats.org/drawingml/2006/main" noChangeAspect="1"/>
+            </wp:cNvGraphicFramePr>
+            <a:graphic xmlns:a="http://schemas.openxmlformats.org/drawingml/2006/main">
+              <a:graphicData uri="http://schemas.openxmlformats.org/drawingml/2006/picture">
+                <pic:pic xmlns:pic="http://schemas.openxmlformats.org/drawingml/2006/picture">
+                  <pic:nvPicPr>
+                    <pic:cNvPr id="1716542611" name=""/>
+                    <pic:cNvPicPr/>
+                  </pic:nvPicPr>
+                  <pic:blipFill>
+                    <a:blip r:embed="rId20"/>
+                    <a:stretch>
+                      <a:fillRect/>
+                    </a:stretch>
+                  </pic:blipFill>
+                  <pic:spPr>
+                    <a:xfrm>
+                      <a:off x="0" y="0"/>
+                      <a:ext cx="977992" cy="1412064"/>
+                    </a:xfrm>
+                    <a:prstGeom prst="rect">
+                      <a:avLst/>
+                    </a:prstGeom>
+                  </pic:spPr>
+                </pic:pic>
+              </a:graphicData>
+            </a:graphic>
+          </wp:inline>
+        </w:drawing>
+      </w:r>
+      <w:r>
+        <w:t xml:space="preserve">            OR           </w:t>
+      </w:r>
+      <w:r>
+        <w:t xml:space="preserve">   </w:t>
+      </w:r>
+      <w:r>
+        <w:rPr>
+          <w:noProof/>
+        </w:rPr>
+        <w:drawing>
+          <wp:inline distT="0" distB="0" distL="0" distR="0" wp14:anchorId="24216FAD" wp14:editId="52222377">
+            <wp:extent cx="1028700" cy="1370935"/>
+            <wp:effectExtent l="0" t="0" r="0" b="1270"/>
+            <wp:docPr id="1602644804" name="Picture 12"/>
+            <wp:cNvGraphicFramePr>
+              <a:graphicFrameLocks xmlns:a="http://schemas.openxmlformats.org/drawingml/2006/main" noChangeAspect="1"/>
+            </wp:cNvGraphicFramePr>
+            <a:graphic xmlns:a="http://schemas.openxmlformats.org/drawingml/2006/main">
+              <a:graphicData uri="http://schemas.openxmlformats.org/drawingml/2006/picture">
+                <pic:pic xmlns:pic="http://schemas.openxmlformats.org/drawingml/2006/picture">
+                  <pic:nvPicPr>
+                    <pic:cNvPr id="0" name="Picture 12"/>
+                    <pic:cNvPicPr>
+                      <a:picLocks noChangeAspect="1" noChangeArrowheads="1"/>
+                    </pic:cNvPicPr>
+                  </pic:nvPicPr>
+                  <pic:blipFill>
+                    <a:blip r:embed="rId21" cstate="print">
+                      <a:extLst>
+                        <a:ext uri="{28A0092B-C50C-407E-A947-70E740481C1C}">
+                          <a14:useLocalDpi xmlns:a14="http://schemas.microsoft.com/office/drawing/2010/main" val="0"/>
+                        </a:ext>
+                      </a:extLst>
+                    </a:blip>
+                    <a:srcRect/>
+                    <a:stretch>
+                      <a:fillRect/>
+                    </a:stretch>
+                  </pic:blipFill>
+                  <pic:spPr bwMode="auto">
+                    <a:xfrm>
+                      <a:off x="0" y="0"/>
+                      <a:ext cx="1050811" cy="1400402"/>
+                    </a:xfrm>
+                    <a:prstGeom prst="rect">
+                      <a:avLst/>
+                    </a:prstGeom>
+                    <a:noFill/>
+                  </pic:spPr>
+                </pic:pic>
+              </a:graphicData>
+            </a:graphic>
+          </wp:inline>
+        </w:drawing>
       </w:r>
     </w:p>
     <w:p/>
+    <w:p>
+      <w:pPr>
+        <w:pStyle w:val="ListParagraph"/>
+        <w:numPr>
+          <w:ilvl w:val="0"/>
+          <w:numId w:val="3"/>
+        </w:numPr>
+      </w:pPr>
+      <w:r>
+        <w:t>Solder RF capacitors C1</w:t>
+      </w:r>
+      <w:r>
+        <w:t>–</w:t>
+      </w:r>
+      <w:r>
+        <w:t>C9 in place.</w:t>
+      </w:r>
+    </w:p>
+    <w:p>
+      <w:pPr>
+        <w:pStyle w:val="ListParagraph"/>
+      </w:pPr>
+    </w:p>
+    <w:p>
+      <w:pPr>
+        <w:pStyle w:val="ListParagraph"/>
+        <w:numPr>
+          <w:ilvl w:val="0"/>
+          <w:numId w:val="3"/>
+        </w:numPr>
+      </w:pPr>
+      <w:r>
+        <w:t xml:space="preserve">Solder </w:t>
+      </w:r>
+      <w:r>
+        <w:t>th</w:t>
+      </w:r>
+      <w:r>
+        <w:t xml:space="preserve">e three </w:t>
+      </w:r>
+      <w:r>
+        <w:t xml:space="preserve">male pin </w:t>
+      </w:r>
+      <w:r>
+        <w:t xml:space="preserve">IDC </w:t>
+      </w:r>
+      <w:r>
+        <w:t>headers</w:t>
+      </w:r>
+      <w:r>
+        <w:t xml:space="preserve"> for J5, J6, and J7 </w:t>
+      </w:r>
+      <w:r>
+        <w:t>to</w:t>
+      </w:r>
+      <w:r>
+        <w:t xml:space="preserve"> the </w:t>
+      </w:r>
+      <w:r>
+        <w:t>bottom side</w:t>
+      </w:r>
+      <w:r>
+        <w:t xml:space="preserve"> of the PCB</w:t>
+      </w:r>
+      <w:r>
+        <w:t>.</w:t>
+      </w:r>
+    </w:p>
+    <w:p>
+      <w:pPr>
+        <w:pStyle w:val="ListParagraph"/>
+      </w:pPr>
+    </w:p>
+    <w:p>
+      <w:pPr>
+        <w:pStyle w:val="ListParagraph"/>
+        <w:numPr>
+          <w:ilvl w:val="0"/>
+          <w:numId w:val="3"/>
+        </w:numPr>
+      </w:pPr>
+      <w:r>
+        <w:t>Solder inductors L1–L8 in place, taking care to preserve the shape of the air-core inductors.</w:t>
+      </w:r>
+    </w:p>
+    <w:p>
+      <w:pPr>
+        <w:pStyle w:val="ListParagraph"/>
+      </w:pPr>
+    </w:p>
+    <w:p>
+      <w:pPr>
+        <w:pStyle w:val="ListParagraph"/>
+        <w:numPr>
+          <w:ilvl w:val="0"/>
+          <w:numId w:val="3"/>
+        </w:numPr>
+      </w:pPr>
+      <w:r>
+        <w:t>Place the relays on the top side of the PCB and solder their pins on the bottom side.</w:t>
+      </w:r>
+    </w:p>
+    <w:p>
+      <w:pPr>
+        <w:pStyle w:val="ListParagraph"/>
+      </w:pPr>
+    </w:p>
+    <w:p>
+      <w:pPr>
+        <w:pStyle w:val="ListParagraph"/>
+        <w:numPr>
+          <w:ilvl w:val="0"/>
+          <w:numId w:val="3"/>
+        </w:numPr>
+      </w:pPr>
+      <w:r>
+        <w:t xml:space="preserve">Solder </w:t>
+      </w:r>
+      <w:r>
+        <w:t xml:space="preserve">the </w:t>
+      </w:r>
+      <w:r>
+        <w:t xml:space="preserve">two </w:t>
+      </w:r>
+      <w:r>
+        <w:t xml:space="preserve">female </w:t>
+      </w:r>
+      <w:r>
+        <w:t>SM</w:t>
+      </w:r>
+      <w:r>
+        <w:t>A</w:t>
+      </w:r>
+      <w:r>
+        <w:t xml:space="preserve"> </w:t>
+      </w:r>
+      <w:r>
+        <w:t>RF connectors</w:t>
+      </w:r>
+      <w:r>
+        <w:t>,</w:t>
+      </w:r>
+      <w:r>
+        <w:t xml:space="preserve"> </w:t>
+      </w:r>
+      <w:r>
+        <w:t>J1 and J2</w:t>
+      </w:r>
+      <w:r>
+        <w:t>, to</w:t>
+      </w:r>
+      <w:r>
+        <w:t xml:space="preserve"> t</w:t>
+      </w:r>
+      <w:r>
+        <w:t>he top sid</w:t>
+      </w:r>
+      <w:r>
+        <w:t xml:space="preserve">e of the </w:t>
+      </w:r>
+      <w:r>
+        <w:t>PCB</w:t>
+      </w:r>
+      <w:r>
+        <w:t>.</w:t>
+      </w:r>
+    </w:p>
+    <w:p>
+      <w:pPr>
+        <w:pStyle w:val="ListParagraph"/>
+      </w:pPr>
+    </w:p>
+    <w:p>
+      <w:pPr>
+        <w:pStyle w:val="ListParagraph"/>
+        <w:numPr>
+          <w:ilvl w:val="0"/>
+          <w:numId w:val="3"/>
+        </w:numPr>
+      </w:pPr>
+      <w:r>
+        <w:t>The final option to consider is using a balun</w:t>
+      </w:r>
+      <w:r>
+        <w:t>.  There are so many possible combinations that this subject will be covered under a separate assembly note at a future date.</w:t>
+      </w:r>
+    </w:p>
+    <w:p>
+      <w:pPr>
+        <w:pStyle w:val="ListParagraph"/>
+      </w:pPr>
+    </w:p>
+    <w:p>
+      <w:pPr>
+        <w:pStyle w:val="ListParagraph"/>
+        <w:numPr>
+          <w:ilvl w:val="0"/>
+          <w:numId w:val="3"/>
+        </w:numPr>
+      </w:pPr>
+      <w:r>
+        <w:t>The finished tuner should look like the photo below.</w:t>
+      </w:r>
+    </w:p>
+    <w:p>
+      <w:pPr>
+        <w:pStyle w:val="ListParagraph"/>
+      </w:pPr>
+    </w:p>
+    <w:p>
+      <w:r>
+        <w:t xml:space="preserve"> </w:t>
+      </w:r>
+    </w:p>
+    <w:p>
+      <w:pPr>
+        <w:jc w:val="center"/>
+      </w:pPr>
+      <w:r>
+        <w:drawing>
+          <wp:inline distT="0" distB="0" distL="0" distR="0" wp14:anchorId="191FD339" wp14:editId="0C14E9AE">
+            <wp:extent cx="2813957" cy="3158964"/>
+            <wp:effectExtent l="0" t="952" r="4762" b="4763"/>
+            <wp:docPr id="965433356" name="Picture 1" descr="The image shows a circuit board with multiple components, including capacitors, resistors, and a series of integrated circuits (ICs), connected with various terminals and leads.&#10;&#10;AI-generated content may be incorrect."/>
+            <wp:cNvGraphicFramePr>
+              <a:graphicFrameLocks xmlns:a="http://schemas.openxmlformats.org/drawingml/2006/main" noChangeAspect="1"/>
+            </wp:cNvGraphicFramePr>
+            <a:graphic xmlns:a="http://schemas.openxmlformats.org/drawingml/2006/main">
+              <a:graphicData uri="http://schemas.openxmlformats.org/drawingml/2006/picture">
+                <pic:pic xmlns:pic="http://schemas.openxmlformats.org/drawingml/2006/picture">
+                  <pic:nvPicPr>
+                    <pic:cNvPr id="965433356" name="Picture 1" descr="The image shows a circuit board with multiple components, including capacitors, resistors, and a series of integrated circuits (ICs), connected with various terminals and leads.&#10;&#10;AI-generated content may be incorrect."/>
+                    <pic:cNvPicPr/>
+                  </pic:nvPicPr>
+                  <pic:blipFill>
+                    <a:blip r:embed="rId22"/>
+                    <a:stretch>
+                      <a:fillRect/>
+                    </a:stretch>
+                  </pic:blipFill>
+                  <pic:spPr>
+                    <a:xfrm rot="16200000">
+                      <a:off x="0" y="0"/>
+                      <a:ext cx="2830548" cy="3177589"/>
+                    </a:xfrm>
+                    <a:prstGeom prst="rect">
+                      <a:avLst/>
+                    </a:prstGeom>
+                  </pic:spPr>
+                </pic:pic>
+              </a:graphicData>
+            </a:graphic>
+          </wp:inline>
+        </w:drawing>
+      </w:r>
+    </w:p>
+    <w:p>
+      <w:pPr>
+        <w:jc w:val="center"/>
+      </w:pPr>
+    </w:p>
+    <w:p>
+      <w:pPr>
+        <w:pStyle w:val="ListParagraph"/>
+        <w:numPr>
+          <w:ilvl w:val="0"/>
+          <w:numId w:val="3"/>
+        </w:numPr>
+      </w:pPr>
+      <w:r>
+        <w:lastRenderedPageBreak/>
+        <w:t xml:space="preserve">A software routine is available for testing the tuner, that runs through </w:t>
+      </w:r>
+      <w:proofErr w:type="gramStart"/>
+      <w:r>
+        <w:t>all of</w:t>
+      </w:r>
+      <w:proofErr w:type="gramEnd"/>
+      <w:r>
+        <w:t xml:space="preserve"> the inductor, capacitor, and mode (series cap, series inductor, bypass, and balun) on the software GITHUB.</w:t>
+      </w:r>
+    </w:p>
     <w:sectPr>
       <w:pgSz w:w="12240" w:h="15840"/>
       <w:pgMar w:top="1440" w:right="1440" w:bottom="1440" w:left="1440" w:header="720" w:footer="720" w:gutter="0"/>
@@ -1036,6 +4219,1519 @@
 <file path=word/numbering.xml><?xml version="1.0" encoding="utf-8"?>
 <w:numbering xmlns:wpc="http://schemas.microsoft.com/office/word/2010/wordprocessingCanvas" xmlns:cx="http://schemas.microsoft.com/office/drawing/2014/chartex" xmlns:cx1="http://schemas.microsoft.com/office/drawing/2015/9/8/chartex" xmlns:cx2="http://schemas.microsoft.com/office/drawing/2015/10/21/chartex" xmlns:cx3="http://schemas.microsoft.com/office/drawing/2016/5/9/chartex" xmlns:cx4="http://schemas.microsoft.com/office/drawing/2016/5/10/chartex" xmlns:cx5="http://schemas.microsoft.com/office/drawing/2016/5/11/chartex" xmlns:cx6="http://schemas.microsoft.com/office/drawing/2016/5/12/chartex" xmlns:cx7="http://schemas.microsoft.com/office/drawing/2016/5/13/chartex" xmlns:cx8="http://schemas.microsoft.com/office/drawing/2016/5/14/chartex" xmlns:mc="http://schemas.openxmlformats.org/markup-compatibility/2006" xmlns:aink="http://schemas.microsoft.com/office/drawing/2016/ink" xmlns:am3d="http://schemas.microsoft.com/office/drawing/2017/model3d" xmlns:o="urn:schemas-microsoft-com:office:office" xmlns:oel="http://schemas.microsoft.com/office/2019/extlst" xmlns:r="http://schemas.openxmlformats.org/officeDocument/2006/relationships" xmlns:m="http://schemas.openxmlformats.org/officeDocument/2006/math" xmlns:v="urn:schemas-microsoft-com:vml" xmlns:wp14="http://schemas.microsoft.com/office/word/2010/wordprocessingDrawing" xmlns:wp="http://schemas.openxmlformats.org/drawingml/2006/wordprocessingDrawing" xmlns:w10="urn:schemas-microsoft-com:office:word" xmlns:w="http://schemas.openxmlformats.org/wordprocessingml/2006/main" xmlns:w14="http://schemas.microsoft.com/office/word/2010/wordml" xmlns:w15="http://schemas.microsoft.com/office/word/2012/wordml" xmlns:w16cex="http://schemas.microsoft.com/office/word/2018/wordml/cex" xmlns:w16cid="http://schemas.microsoft.com/office/word/2016/wordml/cid" xmlns:w16="http://schemas.microsoft.com/office/word/2018/wordml" xmlns:w16du="http://schemas.microsoft.com/office/word/2023/wordml/word16du" xmlns:w16sdtdh="http://schemas.microsoft.com/office/word/2020/wordml/sdtdatahash" xmlns:w16sdtfl="http://schemas.microsoft.com/office/word/2024/wordml/sdtformatlock" xmlns:w16se="http://schemas.microsoft.com/office/word/2015/wordml/symex" xmlns:wpg="http://schemas.microsoft.com/office/word/2010/wordprocessingGroup" xmlns:wpi="http://schemas.microsoft.com/office/word/2010/wordprocessingInk" xmlns:wne="http://schemas.microsoft.com/office/word/2006/wordml" xmlns:wps="http://schemas.microsoft.com/office/word/2010/wordprocessingShape" mc:Ignorable="w14 w15 w16se w16cid w16 w16cex w16sdtdh w16sdtfl w16du wp14">
   <w:abstractNum w:abstractNumId="0" w15:restartNumberingAfterBreak="0">
+    <w:nsid w:val="088A504A"/>
+    <w:multiLevelType w:val="multilevel"/>
+    <w:tmpl w:val="004220E6"/>
+    <w:lvl w:ilvl="0">
+      <w:start w:val="1"/>
+      <w:numFmt w:val="bullet"/>
+      <w:lvlText w:val=""/>
+      <w:lvlJc w:val="left"/>
+      <w:pPr>
+        <w:tabs>
+          <w:tab w:val="num" w:pos="720"/>
+        </w:tabs>
+        <w:ind w:left="720" w:hanging="360"/>
+      </w:pPr>
+      <w:rPr>
+        <w:rFonts w:ascii="Symbol" w:hAnsi="Symbol" w:hint="default"/>
+        <w:sz w:val="20"/>
+      </w:rPr>
+    </w:lvl>
+    <w:lvl w:ilvl="1" w:tentative="1">
+      <w:start w:val="1"/>
+      <w:numFmt w:val="bullet"/>
+      <w:lvlText w:val="o"/>
+      <w:lvlJc w:val="left"/>
+      <w:pPr>
+        <w:tabs>
+          <w:tab w:val="num" w:pos="1440"/>
+        </w:tabs>
+        <w:ind w:left="1440" w:hanging="360"/>
+      </w:pPr>
+      <w:rPr>
+        <w:rFonts w:ascii="Courier New" w:hAnsi="Courier New" w:hint="default"/>
+        <w:sz w:val="20"/>
+      </w:rPr>
+    </w:lvl>
+    <w:lvl w:ilvl="2" w:tentative="1">
+      <w:start w:val="1"/>
+      <w:numFmt w:val="bullet"/>
+      <w:lvlText w:val=""/>
+      <w:lvlJc w:val="left"/>
+      <w:pPr>
+        <w:tabs>
+          <w:tab w:val="num" w:pos="2160"/>
+        </w:tabs>
+        <w:ind w:left="2160" w:hanging="360"/>
+      </w:pPr>
+      <w:rPr>
+        <w:rFonts w:ascii="Wingdings" w:hAnsi="Wingdings" w:hint="default"/>
+        <w:sz w:val="20"/>
+      </w:rPr>
+    </w:lvl>
+    <w:lvl w:ilvl="3" w:tentative="1">
+      <w:start w:val="1"/>
+      <w:numFmt w:val="bullet"/>
+      <w:lvlText w:val=""/>
+      <w:lvlJc w:val="left"/>
+      <w:pPr>
+        <w:tabs>
+          <w:tab w:val="num" w:pos="2880"/>
+        </w:tabs>
+        <w:ind w:left="2880" w:hanging="360"/>
+      </w:pPr>
+      <w:rPr>
+        <w:rFonts w:ascii="Wingdings" w:hAnsi="Wingdings" w:hint="default"/>
+        <w:sz w:val="20"/>
+      </w:rPr>
+    </w:lvl>
+    <w:lvl w:ilvl="4" w:tentative="1">
+      <w:start w:val="1"/>
+      <w:numFmt w:val="bullet"/>
+      <w:lvlText w:val=""/>
+      <w:lvlJc w:val="left"/>
+      <w:pPr>
+        <w:tabs>
+          <w:tab w:val="num" w:pos="3600"/>
+        </w:tabs>
+        <w:ind w:left="3600" w:hanging="360"/>
+      </w:pPr>
+      <w:rPr>
+        <w:rFonts w:ascii="Wingdings" w:hAnsi="Wingdings" w:hint="default"/>
+        <w:sz w:val="20"/>
+      </w:rPr>
+    </w:lvl>
+    <w:lvl w:ilvl="5" w:tentative="1">
+      <w:start w:val="1"/>
+      <w:numFmt w:val="bullet"/>
+      <w:lvlText w:val=""/>
+      <w:lvlJc w:val="left"/>
+      <w:pPr>
+        <w:tabs>
+          <w:tab w:val="num" w:pos="4320"/>
+        </w:tabs>
+        <w:ind w:left="4320" w:hanging="360"/>
+      </w:pPr>
+      <w:rPr>
+        <w:rFonts w:ascii="Wingdings" w:hAnsi="Wingdings" w:hint="default"/>
+        <w:sz w:val="20"/>
+      </w:rPr>
+    </w:lvl>
+    <w:lvl w:ilvl="6" w:tentative="1">
+      <w:start w:val="1"/>
+      <w:numFmt w:val="bullet"/>
+      <w:lvlText w:val=""/>
+      <w:lvlJc w:val="left"/>
+      <w:pPr>
+        <w:tabs>
+          <w:tab w:val="num" w:pos="5040"/>
+        </w:tabs>
+        <w:ind w:left="5040" w:hanging="360"/>
+      </w:pPr>
+      <w:rPr>
+        <w:rFonts w:ascii="Wingdings" w:hAnsi="Wingdings" w:hint="default"/>
+        <w:sz w:val="20"/>
+      </w:rPr>
+    </w:lvl>
+    <w:lvl w:ilvl="7" w:tentative="1">
+      <w:start w:val="1"/>
+      <w:numFmt w:val="bullet"/>
+      <w:lvlText w:val=""/>
+      <w:lvlJc w:val="left"/>
+      <w:pPr>
+        <w:tabs>
+          <w:tab w:val="num" w:pos="5760"/>
+        </w:tabs>
+        <w:ind w:left="5760" w:hanging="360"/>
+      </w:pPr>
+      <w:rPr>
+        <w:rFonts w:ascii="Wingdings" w:hAnsi="Wingdings" w:hint="default"/>
+        <w:sz w:val="20"/>
+      </w:rPr>
+    </w:lvl>
+    <w:lvl w:ilvl="8" w:tentative="1">
+      <w:start w:val="1"/>
+      <w:numFmt w:val="bullet"/>
+      <w:lvlText w:val=""/>
+      <w:lvlJc w:val="left"/>
+      <w:pPr>
+        <w:tabs>
+          <w:tab w:val="num" w:pos="6480"/>
+        </w:tabs>
+        <w:ind w:left="6480" w:hanging="360"/>
+      </w:pPr>
+      <w:rPr>
+        <w:rFonts w:ascii="Wingdings" w:hAnsi="Wingdings" w:hint="default"/>
+        <w:sz w:val="20"/>
+      </w:rPr>
+    </w:lvl>
+  </w:abstractNum>
+  <w:abstractNum w:abstractNumId="1" w15:restartNumberingAfterBreak="0">
+    <w:nsid w:val="0A4A5B2E"/>
+    <w:multiLevelType w:val="hybridMultilevel"/>
+    <w:tmpl w:val="6D44215E"/>
+    <w:lvl w:ilvl="0" w:tplc="04090019">
+      <w:start w:val="1"/>
+      <w:numFmt w:val="lowerLetter"/>
+      <w:lvlText w:val="%1."/>
+      <w:lvlJc w:val="left"/>
+      <w:pPr>
+        <w:ind w:left="1440" w:hanging="360"/>
+      </w:pPr>
+    </w:lvl>
+    <w:lvl w:ilvl="1" w:tplc="04090019" w:tentative="1">
+      <w:start w:val="1"/>
+      <w:numFmt w:val="lowerLetter"/>
+      <w:lvlText w:val="%2."/>
+      <w:lvlJc w:val="left"/>
+      <w:pPr>
+        <w:ind w:left="2160" w:hanging="360"/>
+      </w:pPr>
+    </w:lvl>
+    <w:lvl w:ilvl="2" w:tplc="0409001B" w:tentative="1">
+      <w:start w:val="1"/>
+      <w:numFmt w:val="lowerRoman"/>
+      <w:lvlText w:val="%3."/>
+      <w:lvlJc w:val="right"/>
+      <w:pPr>
+        <w:ind w:left="2880" w:hanging="180"/>
+      </w:pPr>
+    </w:lvl>
+    <w:lvl w:ilvl="3" w:tplc="0409000F" w:tentative="1">
+      <w:start w:val="1"/>
+      <w:numFmt w:val="decimal"/>
+      <w:lvlText w:val="%4."/>
+      <w:lvlJc w:val="left"/>
+      <w:pPr>
+        <w:ind w:left="3600" w:hanging="360"/>
+      </w:pPr>
+    </w:lvl>
+    <w:lvl w:ilvl="4" w:tplc="04090019" w:tentative="1">
+      <w:start w:val="1"/>
+      <w:numFmt w:val="lowerLetter"/>
+      <w:lvlText w:val="%5."/>
+      <w:lvlJc w:val="left"/>
+      <w:pPr>
+        <w:ind w:left="4320" w:hanging="360"/>
+      </w:pPr>
+    </w:lvl>
+    <w:lvl w:ilvl="5" w:tplc="0409001B" w:tentative="1">
+      <w:start w:val="1"/>
+      <w:numFmt w:val="lowerRoman"/>
+      <w:lvlText w:val="%6."/>
+      <w:lvlJc w:val="right"/>
+      <w:pPr>
+        <w:ind w:left="5040" w:hanging="180"/>
+      </w:pPr>
+    </w:lvl>
+    <w:lvl w:ilvl="6" w:tplc="0409000F" w:tentative="1">
+      <w:start w:val="1"/>
+      <w:numFmt w:val="decimal"/>
+      <w:lvlText w:val="%7."/>
+      <w:lvlJc w:val="left"/>
+      <w:pPr>
+        <w:ind w:left="5760" w:hanging="360"/>
+      </w:pPr>
+    </w:lvl>
+    <w:lvl w:ilvl="7" w:tplc="04090019" w:tentative="1">
+      <w:start w:val="1"/>
+      <w:numFmt w:val="lowerLetter"/>
+      <w:lvlText w:val="%8."/>
+      <w:lvlJc w:val="left"/>
+      <w:pPr>
+        <w:ind w:left="6480" w:hanging="360"/>
+      </w:pPr>
+    </w:lvl>
+    <w:lvl w:ilvl="8" w:tplc="0409001B" w:tentative="1">
+      <w:start w:val="1"/>
+      <w:numFmt w:val="lowerRoman"/>
+      <w:lvlText w:val="%9."/>
+      <w:lvlJc w:val="right"/>
+      <w:pPr>
+        <w:ind w:left="7200" w:hanging="180"/>
+      </w:pPr>
+    </w:lvl>
+  </w:abstractNum>
+  <w:abstractNum w:abstractNumId="2" w15:restartNumberingAfterBreak="0">
+    <w:nsid w:val="0A7E3C34"/>
+    <w:multiLevelType w:val="multilevel"/>
+    <w:tmpl w:val="B594A674"/>
+    <w:lvl w:ilvl="0">
+      <w:start w:val="1"/>
+      <w:numFmt w:val="bullet"/>
+      <w:lvlText w:val=""/>
+      <w:lvlJc w:val="left"/>
+      <w:pPr>
+        <w:tabs>
+          <w:tab w:val="num" w:pos="720"/>
+        </w:tabs>
+        <w:ind w:left="720" w:hanging="360"/>
+      </w:pPr>
+      <w:rPr>
+        <w:rFonts w:ascii="Symbol" w:hAnsi="Symbol" w:hint="default"/>
+        <w:sz w:val="20"/>
+      </w:rPr>
+    </w:lvl>
+    <w:lvl w:ilvl="1" w:tentative="1">
+      <w:start w:val="1"/>
+      <w:numFmt w:val="bullet"/>
+      <w:lvlText w:val="o"/>
+      <w:lvlJc w:val="left"/>
+      <w:pPr>
+        <w:tabs>
+          <w:tab w:val="num" w:pos="1440"/>
+        </w:tabs>
+        <w:ind w:left="1440" w:hanging="360"/>
+      </w:pPr>
+      <w:rPr>
+        <w:rFonts w:ascii="Courier New" w:hAnsi="Courier New" w:hint="default"/>
+        <w:sz w:val="20"/>
+      </w:rPr>
+    </w:lvl>
+    <w:lvl w:ilvl="2" w:tentative="1">
+      <w:start w:val="1"/>
+      <w:numFmt w:val="bullet"/>
+      <w:lvlText w:val=""/>
+      <w:lvlJc w:val="left"/>
+      <w:pPr>
+        <w:tabs>
+          <w:tab w:val="num" w:pos="2160"/>
+        </w:tabs>
+        <w:ind w:left="2160" w:hanging="360"/>
+      </w:pPr>
+      <w:rPr>
+        <w:rFonts w:ascii="Wingdings" w:hAnsi="Wingdings" w:hint="default"/>
+        <w:sz w:val="20"/>
+      </w:rPr>
+    </w:lvl>
+    <w:lvl w:ilvl="3" w:tentative="1">
+      <w:start w:val="1"/>
+      <w:numFmt w:val="bullet"/>
+      <w:lvlText w:val=""/>
+      <w:lvlJc w:val="left"/>
+      <w:pPr>
+        <w:tabs>
+          <w:tab w:val="num" w:pos="2880"/>
+        </w:tabs>
+        <w:ind w:left="2880" w:hanging="360"/>
+      </w:pPr>
+      <w:rPr>
+        <w:rFonts w:ascii="Wingdings" w:hAnsi="Wingdings" w:hint="default"/>
+        <w:sz w:val="20"/>
+      </w:rPr>
+    </w:lvl>
+    <w:lvl w:ilvl="4" w:tentative="1">
+      <w:start w:val="1"/>
+      <w:numFmt w:val="bullet"/>
+      <w:lvlText w:val=""/>
+      <w:lvlJc w:val="left"/>
+      <w:pPr>
+        <w:tabs>
+          <w:tab w:val="num" w:pos="3600"/>
+        </w:tabs>
+        <w:ind w:left="3600" w:hanging="360"/>
+      </w:pPr>
+      <w:rPr>
+        <w:rFonts w:ascii="Wingdings" w:hAnsi="Wingdings" w:hint="default"/>
+        <w:sz w:val="20"/>
+      </w:rPr>
+    </w:lvl>
+    <w:lvl w:ilvl="5" w:tentative="1">
+      <w:start w:val="1"/>
+      <w:numFmt w:val="bullet"/>
+      <w:lvlText w:val=""/>
+      <w:lvlJc w:val="left"/>
+      <w:pPr>
+        <w:tabs>
+          <w:tab w:val="num" w:pos="4320"/>
+        </w:tabs>
+        <w:ind w:left="4320" w:hanging="360"/>
+      </w:pPr>
+      <w:rPr>
+        <w:rFonts w:ascii="Wingdings" w:hAnsi="Wingdings" w:hint="default"/>
+        <w:sz w:val="20"/>
+      </w:rPr>
+    </w:lvl>
+    <w:lvl w:ilvl="6" w:tentative="1">
+      <w:start w:val="1"/>
+      <w:numFmt w:val="bullet"/>
+      <w:lvlText w:val=""/>
+      <w:lvlJc w:val="left"/>
+      <w:pPr>
+        <w:tabs>
+          <w:tab w:val="num" w:pos="5040"/>
+        </w:tabs>
+        <w:ind w:left="5040" w:hanging="360"/>
+      </w:pPr>
+      <w:rPr>
+        <w:rFonts w:ascii="Wingdings" w:hAnsi="Wingdings" w:hint="default"/>
+        <w:sz w:val="20"/>
+      </w:rPr>
+    </w:lvl>
+    <w:lvl w:ilvl="7" w:tentative="1">
+      <w:start w:val="1"/>
+      <w:numFmt w:val="bullet"/>
+      <w:lvlText w:val=""/>
+      <w:lvlJc w:val="left"/>
+      <w:pPr>
+        <w:tabs>
+          <w:tab w:val="num" w:pos="5760"/>
+        </w:tabs>
+        <w:ind w:left="5760" w:hanging="360"/>
+      </w:pPr>
+      <w:rPr>
+        <w:rFonts w:ascii="Wingdings" w:hAnsi="Wingdings" w:hint="default"/>
+        <w:sz w:val="20"/>
+      </w:rPr>
+    </w:lvl>
+    <w:lvl w:ilvl="8" w:tentative="1">
+      <w:start w:val="1"/>
+      <w:numFmt w:val="bullet"/>
+      <w:lvlText w:val=""/>
+      <w:lvlJc w:val="left"/>
+      <w:pPr>
+        <w:tabs>
+          <w:tab w:val="num" w:pos="6480"/>
+        </w:tabs>
+        <w:ind w:left="6480" w:hanging="360"/>
+      </w:pPr>
+      <w:rPr>
+        <w:rFonts w:ascii="Wingdings" w:hAnsi="Wingdings" w:hint="default"/>
+        <w:sz w:val="20"/>
+      </w:rPr>
+    </w:lvl>
+  </w:abstractNum>
+  <w:abstractNum w:abstractNumId="3" w15:restartNumberingAfterBreak="0">
+    <w:nsid w:val="0E7B3E46"/>
+    <w:multiLevelType w:val="multilevel"/>
+    <w:tmpl w:val="8ACA0952"/>
+    <w:lvl w:ilvl="0">
+      <w:start w:val="1"/>
+      <w:numFmt w:val="bullet"/>
+      <w:lvlText w:val=""/>
+      <w:lvlJc w:val="left"/>
+      <w:pPr>
+        <w:tabs>
+          <w:tab w:val="num" w:pos="720"/>
+        </w:tabs>
+        <w:ind w:left="720" w:hanging="360"/>
+      </w:pPr>
+      <w:rPr>
+        <w:rFonts w:ascii="Symbol" w:hAnsi="Symbol" w:hint="default"/>
+        <w:sz w:val="20"/>
+      </w:rPr>
+    </w:lvl>
+    <w:lvl w:ilvl="1" w:tentative="1">
+      <w:start w:val="1"/>
+      <w:numFmt w:val="bullet"/>
+      <w:lvlText w:val="o"/>
+      <w:lvlJc w:val="left"/>
+      <w:pPr>
+        <w:tabs>
+          <w:tab w:val="num" w:pos="1440"/>
+        </w:tabs>
+        <w:ind w:left="1440" w:hanging="360"/>
+      </w:pPr>
+      <w:rPr>
+        <w:rFonts w:ascii="Courier New" w:hAnsi="Courier New" w:hint="default"/>
+        <w:sz w:val="20"/>
+      </w:rPr>
+    </w:lvl>
+    <w:lvl w:ilvl="2" w:tentative="1">
+      <w:start w:val="1"/>
+      <w:numFmt w:val="bullet"/>
+      <w:lvlText w:val=""/>
+      <w:lvlJc w:val="left"/>
+      <w:pPr>
+        <w:tabs>
+          <w:tab w:val="num" w:pos="2160"/>
+        </w:tabs>
+        <w:ind w:left="2160" w:hanging="360"/>
+      </w:pPr>
+      <w:rPr>
+        <w:rFonts w:ascii="Wingdings" w:hAnsi="Wingdings" w:hint="default"/>
+        <w:sz w:val="20"/>
+      </w:rPr>
+    </w:lvl>
+    <w:lvl w:ilvl="3" w:tentative="1">
+      <w:start w:val="1"/>
+      <w:numFmt w:val="bullet"/>
+      <w:lvlText w:val=""/>
+      <w:lvlJc w:val="left"/>
+      <w:pPr>
+        <w:tabs>
+          <w:tab w:val="num" w:pos="2880"/>
+        </w:tabs>
+        <w:ind w:left="2880" w:hanging="360"/>
+      </w:pPr>
+      <w:rPr>
+        <w:rFonts w:ascii="Wingdings" w:hAnsi="Wingdings" w:hint="default"/>
+        <w:sz w:val="20"/>
+      </w:rPr>
+    </w:lvl>
+    <w:lvl w:ilvl="4" w:tentative="1">
+      <w:start w:val="1"/>
+      <w:numFmt w:val="bullet"/>
+      <w:lvlText w:val=""/>
+      <w:lvlJc w:val="left"/>
+      <w:pPr>
+        <w:tabs>
+          <w:tab w:val="num" w:pos="3600"/>
+        </w:tabs>
+        <w:ind w:left="3600" w:hanging="360"/>
+      </w:pPr>
+      <w:rPr>
+        <w:rFonts w:ascii="Wingdings" w:hAnsi="Wingdings" w:hint="default"/>
+        <w:sz w:val="20"/>
+      </w:rPr>
+    </w:lvl>
+    <w:lvl w:ilvl="5" w:tentative="1">
+      <w:start w:val="1"/>
+      <w:numFmt w:val="bullet"/>
+      <w:lvlText w:val=""/>
+      <w:lvlJc w:val="left"/>
+      <w:pPr>
+        <w:tabs>
+          <w:tab w:val="num" w:pos="4320"/>
+        </w:tabs>
+        <w:ind w:left="4320" w:hanging="360"/>
+      </w:pPr>
+      <w:rPr>
+        <w:rFonts w:ascii="Wingdings" w:hAnsi="Wingdings" w:hint="default"/>
+        <w:sz w:val="20"/>
+      </w:rPr>
+    </w:lvl>
+    <w:lvl w:ilvl="6" w:tentative="1">
+      <w:start w:val="1"/>
+      <w:numFmt w:val="bullet"/>
+      <w:lvlText w:val=""/>
+      <w:lvlJc w:val="left"/>
+      <w:pPr>
+        <w:tabs>
+          <w:tab w:val="num" w:pos="5040"/>
+        </w:tabs>
+        <w:ind w:left="5040" w:hanging="360"/>
+      </w:pPr>
+      <w:rPr>
+        <w:rFonts w:ascii="Wingdings" w:hAnsi="Wingdings" w:hint="default"/>
+        <w:sz w:val="20"/>
+      </w:rPr>
+    </w:lvl>
+    <w:lvl w:ilvl="7" w:tentative="1">
+      <w:start w:val="1"/>
+      <w:numFmt w:val="bullet"/>
+      <w:lvlText w:val=""/>
+      <w:lvlJc w:val="left"/>
+      <w:pPr>
+        <w:tabs>
+          <w:tab w:val="num" w:pos="5760"/>
+        </w:tabs>
+        <w:ind w:left="5760" w:hanging="360"/>
+      </w:pPr>
+      <w:rPr>
+        <w:rFonts w:ascii="Wingdings" w:hAnsi="Wingdings" w:hint="default"/>
+        <w:sz w:val="20"/>
+      </w:rPr>
+    </w:lvl>
+    <w:lvl w:ilvl="8" w:tentative="1">
+      <w:start w:val="1"/>
+      <w:numFmt w:val="bullet"/>
+      <w:lvlText w:val=""/>
+      <w:lvlJc w:val="left"/>
+      <w:pPr>
+        <w:tabs>
+          <w:tab w:val="num" w:pos="6480"/>
+        </w:tabs>
+        <w:ind w:left="6480" w:hanging="360"/>
+      </w:pPr>
+      <w:rPr>
+        <w:rFonts w:ascii="Wingdings" w:hAnsi="Wingdings" w:hint="default"/>
+        <w:sz w:val="20"/>
+      </w:rPr>
+    </w:lvl>
+  </w:abstractNum>
+  <w:abstractNum w:abstractNumId="4" w15:restartNumberingAfterBreak="0">
+    <w:nsid w:val="12DE1491"/>
+    <w:multiLevelType w:val="multilevel"/>
+    <w:tmpl w:val="4A343B7A"/>
+    <w:lvl w:ilvl="0">
+      <w:start w:val="1"/>
+      <w:numFmt w:val="bullet"/>
+      <w:lvlText w:val=""/>
+      <w:lvlJc w:val="left"/>
+      <w:pPr>
+        <w:tabs>
+          <w:tab w:val="num" w:pos="720"/>
+        </w:tabs>
+        <w:ind w:left="720" w:hanging="360"/>
+      </w:pPr>
+      <w:rPr>
+        <w:rFonts w:ascii="Symbol" w:hAnsi="Symbol" w:hint="default"/>
+        <w:sz w:val="20"/>
+      </w:rPr>
+    </w:lvl>
+    <w:lvl w:ilvl="1" w:tentative="1">
+      <w:start w:val="1"/>
+      <w:numFmt w:val="bullet"/>
+      <w:lvlText w:val="o"/>
+      <w:lvlJc w:val="left"/>
+      <w:pPr>
+        <w:tabs>
+          <w:tab w:val="num" w:pos="1440"/>
+        </w:tabs>
+        <w:ind w:left="1440" w:hanging="360"/>
+      </w:pPr>
+      <w:rPr>
+        <w:rFonts w:ascii="Courier New" w:hAnsi="Courier New" w:hint="default"/>
+        <w:sz w:val="20"/>
+      </w:rPr>
+    </w:lvl>
+    <w:lvl w:ilvl="2" w:tentative="1">
+      <w:start w:val="1"/>
+      <w:numFmt w:val="bullet"/>
+      <w:lvlText w:val=""/>
+      <w:lvlJc w:val="left"/>
+      <w:pPr>
+        <w:tabs>
+          <w:tab w:val="num" w:pos="2160"/>
+        </w:tabs>
+        <w:ind w:left="2160" w:hanging="360"/>
+      </w:pPr>
+      <w:rPr>
+        <w:rFonts w:ascii="Wingdings" w:hAnsi="Wingdings" w:hint="default"/>
+        <w:sz w:val="20"/>
+      </w:rPr>
+    </w:lvl>
+    <w:lvl w:ilvl="3" w:tentative="1">
+      <w:start w:val="1"/>
+      <w:numFmt w:val="bullet"/>
+      <w:lvlText w:val=""/>
+      <w:lvlJc w:val="left"/>
+      <w:pPr>
+        <w:tabs>
+          <w:tab w:val="num" w:pos="2880"/>
+        </w:tabs>
+        <w:ind w:left="2880" w:hanging="360"/>
+      </w:pPr>
+      <w:rPr>
+        <w:rFonts w:ascii="Wingdings" w:hAnsi="Wingdings" w:hint="default"/>
+        <w:sz w:val="20"/>
+      </w:rPr>
+    </w:lvl>
+    <w:lvl w:ilvl="4" w:tentative="1">
+      <w:start w:val="1"/>
+      <w:numFmt w:val="bullet"/>
+      <w:lvlText w:val=""/>
+      <w:lvlJc w:val="left"/>
+      <w:pPr>
+        <w:tabs>
+          <w:tab w:val="num" w:pos="3600"/>
+        </w:tabs>
+        <w:ind w:left="3600" w:hanging="360"/>
+      </w:pPr>
+      <w:rPr>
+        <w:rFonts w:ascii="Wingdings" w:hAnsi="Wingdings" w:hint="default"/>
+        <w:sz w:val="20"/>
+      </w:rPr>
+    </w:lvl>
+    <w:lvl w:ilvl="5" w:tentative="1">
+      <w:start w:val="1"/>
+      <w:numFmt w:val="bullet"/>
+      <w:lvlText w:val=""/>
+      <w:lvlJc w:val="left"/>
+      <w:pPr>
+        <w:tabs>
+          <w:tab w:val="num" w:pos="4320"/>
+        </w:tabs>
+        <w:ind w:left="4320" w:hanging="360"/>
+      </w:pPr>
+      <w:rPr>
+        <w:rFonts w:ascii="Wingdings" w:hAnsi="Wingdings" w:hint="default"/>
+        <w:sz w:val="20"/>
+      </w:rPr>
+    </w:lvl>
+    <w:lvl w:ilvl="6" w:tentative="1">
+      <w:start w:val="1"/>
+      <w:numFmt w:val="bullet"/>
+      <w:lvlText w:val=""/>
+      <w:lvlJc w:val="left"/>
+      <w:pPr>
+        <w:tabs>
+          <w:tab w:val="num" w:pos="5040"/>
+        </w:tabs>
+        <w:ind w:left="5040" w:hanging="360"/>
+      </w:pPr>
+      <w:rPr>
+        <w:rFonts w:ascii="Wingdings" w:hAnsi="Wingdings" w:hint="default"/>
+        <w:sz w:val="20"/>
+      </w:rPr>
+    </w:lvl>
+    <w:lvl w:ilvl="7" w:tentative="1">
+      <w:start w:val="1"/>
+      <w:numFmt w:val="bullet"/>
+      <w:lvlText w:val=""/>
+      <w:lvlJc w:val="left"/>
+      <w:pPr>
+        <w:tabs>
+          <w:tab w:val="num" w:pos="5760"/>
+        </w:tabs>
+        <w:ind w:left="5760" w:hanging="360"/>
+      </w:pPr>
+      <w:rPr>
+        <w:rFonts w:ascii="Wingdings" w:hAnsi="Wingdings" w:hint="default"/>
+        <w:sz w:val="20"/>
+      </w:rPr>
+    </w:lvl>
+    <w:lvl w:ilvl="8" w:tentative="1">
+      <w:start w:val="1"/>
+      <w:numFmt w:val="bullet"/>
+      <w:lvlText w:val=""/>
+      <w:lvlJc w:val="left"/>
+      <w:pPr>
+        <w:tabs>
+          <w:tab w:val="num" w:pos="6480"/>
+        </w:tabs>
+        <w:ind w:left="6480" w:hanging="360"/>
+      </w:pPr>
+      <w:rPr>
+        <w:rFonts w:ascii="Wingdings" w:hAnsi="Wingdings" w:hint="default"/>
+        <w:sz w:val="20"/>
+      </w:rPr>
+    </w:lvl>
+  </w:abstractNum>
+  <w:abstractNum w:abstractNumId="5" w15:restartNumberingAfterBreak="0">
+    <w:nsid w:val="14CD271E"/>
+    <w:multiLevelType w:val="multilevel"/>
+    <w:tmpl w:val="BFE67832"/>
+    <w:lvl w:ilvl="0">
+      <w:start w:val="1"/>
+      <w:numFmt w:val="bullet"/>
+      <w:lvlText w:val=""/>
+      <w:lvlJc w:val="left"/>
+      <w:pPr>
+        <w:tabs>
+          <w:tab w:val="num" w:pos="720"/>
+        </w:tabs>
+        <w:ind w:left="720" w:hanging="360"/>
+      </w:pPr>
+      <w:rPr>
+        <w:rFonts w:ascii="Symbol" w:hAnsi="Symbol" w:hint="default"/>
+        <w:sz w:val="20"/>
+      </w:rPr>
+    </w:lvl>
+    <w:lvl w:ilvl="1" w:tentative="1">
+      <w:start w:val="1"/>
+      <w:numFmt w:val="bullet"/>
+      <w:lvlText w:val="o"/>
+      <w:lvlJc w:val="left"/>
+      <w:pPr>
+        <w:tabs>
+          <w:tab w:val="num" w:pos="1440"/>
+        </w:tabs>
+        <w:ind w:left="1440" w:hanging="360"/>
+      </w:pPr>
+      <w:rPr>
+        <w:rFonts w:ascii="Courier New" w:hAnsi="Courier New" w:hint="default"/>
+        <w:sz w:val="20"/>
+      </w:rPr>
+    </w:lvl>
+    <w:lvl w:ilvl="2" w:tentative="1">
+      <w:start w:val="1"/>
+      <w:numFmt w:val="bullet"/>
+      <w:lvlText w:val=""/>
+      <w:lvlJc w:val="left"/>
+      <w:pPr>
+        <w:tabs>
+          <w:tab w:val="num" w:pos="2160"/>
+        </w:tabs>
+        <w:ind w:left="2160" w:hanging="360"/>
+      </w:pPr>
+      <w:rPr>
+        <w:rFonts w:ascii="Wingdings" w:hAnsi="Wingdings" w:hint="default"/>
+        <w:sz w:val="20"/>
+      </w:rPr>
+    </w:lvl>
+    <w:lvl w:ilvl="3" w:tentative="1">
+      <w:start w:val="1"/>
+      <w:numFmt w:val="bullet"/>
+      <w:lvlText w:val=""/>
+      <w:lvlJc w:val="left"/>
+      <w:pPr>
+        <w:tabs>
+          <w:tab w:val="num" w:pos="2880"/>
+        </w:tabs>
+        <w:ind w:left="2880" w:hanging="360"/>
+      </w:pPr>
+      <w:rPr>
+        <w:rFonts w:ascii="Wingdings" w:hAnsi="Wingdings" w:hint="default"/>
+        <w:sz w:val="20"/>
+      </w:rPr>
+    </w:lvl>
+    <w:lvl w:ilvl="4" w:tentative="1">
+      <w:start w:val="1"/>
+      <w:numFmt w:val="bullet"/>
+      <w:lvlText w:val=""/>
+      <w:lvlJc w:val="left"/>
+      <w:pPr>
+        <w:tabs>
+          <w:tab w:val="num" w:pos="3600"/>
+        </w:tabs>
+        <w:ind w:left="3600" w:hanging="360"/>
+      </w:pPr>
+      <w:rPr>
+        <w:rFonts w:ascii="Wingdings" w:hAnsi="Wingdings" w:hint="default"/>
+        <w:sz w:val="20"/>
+      </w:rPr>
+    </w:lvl>
+    <w:lvl w:ilvl="5" w:tentative="1">
+      <w:start w:val="1"/>
+      <w:numFmt w:val="bullet"/>
+      <w:lvlText w:val=""/>
+      <w:lvlJc w:val="left"/>
+      <w:pPr>
+        <w:tabs>
+          <w:tab w:val="num" w:pos="4320"/>
+        </w:tabs>
+        <w:ind w:left="4320" w:hanging="360"/>
+      </w:pPr>
+      <w:rPr>
+        <w:rFonts w:ascii="Wingdings" w:hAnsi="Wingdings" w:hint="default"/>
+        <w:sz w:val="20"/>
+      </w:rPr>
+    </w:lvl>
+    <w:lvl w:ilvl="6" w:tentative="1">
+      <w:start w:val="1"/>
+      <w:numFmt w:val="bullet"/>
+      <w:lvlText w:val=""/>
+      <w:lvlJc w:val="left"/>
+      <w:pPr>
+        <w:tabs>
+          <w:tab w:val="num" w:pos="5040"/>
+        </w:tabs>
+        <w:ind w:left="5040" w:hanging="360"/>
+      </w:pPr>
+      <w:rPr>
+        <w:rFonts w:ascii="Wingdings" w:hAnsi="Wingdings" w:hint="default"/>
+        <w:sz w:val="20"/>
+      </w:rPr>
+    </w:lvl>
+    <w:lvl w:ilvl="7" w:tentative="1">
+      <w:start w:val="1"/>
+      <w:numFmt w:val="bullet"/>
+      <w:lvlText w:val=""/>
+      <w:lvlJc w:val="left"/>
+      <w:pPr>
+        <w:tabs>
+          <w:tab w:val="num" w:pos="5760"/>
+        </w:tabs>
+        <w:ind w:left="5760" w:hanging="360"/>
+      </w:pPr>
+      <w:rPr>
+        <w:rFonts w:ascii="Wingdings" w:hAnsi="Wingdings" w:hint="default"/>
+        <w:sz w:val="20"/>
+      </w:rPr>
+    </w:lvl>
+    <w:lvl w:ilvl="8" w:tentative="1">
+      <w:start w:val="1"/>
+      <w:numFmt w:val="bullet"/>
+      <w:lvlText w:val=""/>
+      <w:lvlJc w:val="left"/>
+      <w:pPr>
+        <w:tabs>
+          <w:tab w:val="num" w:pos="6480"/>
+        </w:tabs>
+        <w:ind w:left="6480" w:hanging="360"/>
+      </w:pPr>
+      <w:rPr>
+        <w:rFonts w:ascii="Wingdings" w:hAnsi="Wingdings" w:hint="default"/>
+        <w:sz w:val="20"/>
+      </w:rPr>
+    </w:lvl>
+  </w:abstractNum>
+  <w:abstractNum w:abstractNumId="6" w15:restartNumberingAfterBreak="0">
+    <w:nsid w:val="1AC4794F"/>
+    <w:multiLevelType w:val="multilevel"/>
+    <w:tmpl w:val="5FC4389E"/>
+    <w:lvl w:ilvl="0">
+      <w:start w:val="1"/>
+      <w:numFmt w:val="bullet"/>
+      <w:lvlText w:val=""/>
+      <w:lvlJc w:val="left"/>
+      <w:pPr>
+        <w:tabs>
+          <w:tab w:val="num" w:pos="720"/>
+        </w:tabs>
+        <w:ind w:left="720" w:hanging="360"/>
+      </w:pPr>
+      <w:rPr>
+        <w:rFonts w:ascii="Symbol" w:hAnsi="Symbol" w:hint="default"/>
+        <w:sz w:val="20"/>
+      </w:rPr>
+    </w:lvl>
+    <w:lvl w:ilvl="1" w:tentative="1">
+      <w:start w:val="1"/>
+      <w:numFmt w:val="bullet"/>
+      <w:lvlText w:val="o"/>
+      <w:lvlJc w:val="left"/>
+      <w:pPr>
+        <w:tabs>
+          <w:tab w:val="num" w:pos="1440"/>
+        </w:tabs>
+        <w:ind w:left="1440" w:hanging="360"/>
+      </w:pPr>
+      <w:rPr>
+        <w:rFonts w:ascii="Courier New" w:hAnsi="Courier New" w:hint="default"/>
+        <w:sz w:val="20"/>
+      </w:rPr>
+    </w:lvl>
+    <w:lvl w:ilvl="2" w:tentative="1">
+      <w:start w:val="1"/>
+      <w:numFmt w:val="bullet"/>
+      <w:lvlText w:val=""/>
+      <w:lvlJc w:val="left"/>
+      <w:pPr>
+        <w:tabs>
+          <w:tab w:val="num" w:pos="2160"/>
+        </w:tabs>
+        <w:ind w:left="2160" w:hanging="360"/>
+      </w:pPr>
+      <w:rPr>
+        <w:rFonts w:ascii="Wingdings" w:hAnsi="Wingdings" w:hint="default"/>
+        <w:sz w:val="20"/>
+      </w:rPr>
+    </w:lvl>
+    <w:lvl w:ilvl="3" w:tentative="1">
+      <w:start w:val="1"/>
+      <w:numFmt w:val="bullet"/>
+      <w:lvlText w:val=""/>
+      <w:lvlJc w:val="left"/>
+      <w:pPr>
+        <w:tabs>
+          <w:tab w:val="num" w:pos="2880"/>
+        </w:tabs>
+        <w:ind w:left="2880" w:hanging="360"/>
+      </w:pPr>
+      <w:rPr>
+        <w:rFonts w:ascii="Wingdings" w:hAnsi="Wingdings" w:hint="default"/>
+        <w:sz w:val="20"/>
+      </w:rPr>
+    </w:lvl>
+    <w:lvl w:ilvl="4" w:tentative="1">
+      <w:start w:val="1"/>
+      <w:numFmt w:val="bullet"/>
+      <w:lvlText w:val=""/>
+      <w:lvlJc w:val="left"/>
+      <w:pPr>
+        <w:tabs>
+          <w:tab w:val="num" w:pos="3600"/>
+        </w:tabs>
+        <w:ind w:left="3600" w:hanging="360"/>
+      </w:pPr>
+      <w:rPr>
+        <w:rFonts w:ascii="Wingdings" w:hAnsi="Wingdings" w:hint="default"/>
+        <w:sz w:val="20"/>
+      </w:rPr>
+    </w:lvl>
+    <w:lvl w:ilvl="5" w:tentative="1">
+      <w:start w:val="1"/>
+      <w:numFmt w:val="bullet"/>
+      <w:lvlText w:val=""/>
+      <w:lvlJc w:val="left"/>
+      <w:pPr>
+        <w:tabs>
+          <w:tab w:val="num" w:pos="4320"/>
+        </w:tabs>
+        <w:ind w:left="4320" w:hanging="360"/>
+      </w:pPr>
+      <w:rPr>
+        <w:rFonts w:ascii="Wingdings" w:hAnsi="Wingdings" w:hint="default"/>
+        <w:sz w:val="20"/>
+      </w:rPr>
+    </w:lvl>
+    <w:lvl w:ilvl="6" w:tentative="1">
+      <w:start w:val="1"/>
+      <w:numFmt w:val="bullet"/>
+      <w:lvlText w:val=""/>
+      <w:lvlJc w:val="left"/>
+      <w:pPr>
+        <w:tabs>
+          <w:tab w:val="num" w:pos="5040"/>
+        </w:tabs>
+        <w:ind w:left="5040" w:hanging="360"/>
+      </w:pPr>
+      <w:rPr>
+        <w:rFonts w:ascii="Wingdings" w:hAnsi="Wingdings" w:hint="default"/>
+        <w:sz w:val="20"/>
+      </w:rPr>
+    </w:lvl>
+    <w:lvl w:ilvl="7" w:tentative="1">
+      <w:start w:val="1"/>
+      <w:numFmt w:val="bullet"/>
+      <w:lvlText w:val=""/>
+      <w:lvlJc w:val="left"/>
+      <w:pPr>
+        <w:tabs>
+          <w:tab w:val="num" w:pos="5760"/>
+        </w:tabs>
+        <w:ind w:left="5760" w:hanging="360"/>
+      </w:pPr>
+      <w:rPr>
+        <w:rFonts w:ascii="Wingdings" w:hAnsi="Wingdings" w:hint="default"/>
+        <w:sz w:val="20"/>
+      </w:rPr>
+    </w:lvl>
+    <w:lvl w:ilvl="8" w:tentative="1">
+      <w:start w:val="1"/>
+      <w:numFmt w:val="bullet"/>
+      <w:lvlText w:val=""/>
+      <w:lvlJc w:val="left"/>
+      <w:pPr>
+        <w:tabs>
+          <w:tab w:val="num" w:pos="6480"/>
+        </w:tabs>
+        <w:ind w:left="6480" w:hanging="360"/>
+      </w:pPr>
+      <w:rPr>
+        <w:rFonts w:ascii="Wingdings" w:hAnsi="Wingdings" w:hint="default"/>
+        <w:sz w:val="20"/>
+      </w:rPr>
+    </w:lvl>
+  </w:abstractNum>
+  <w:abstractNum w:abstractNumId="7" w15:restartNumberingAfterBreak="0">
+    <w:nsid w:val="1F4F4383"/>
+    <w:multiLevelType w:val="multilevel"/>
+    <w:tmpl w:val="724E7B4C"/>
+    <w:lvl w:ilvl="0">
+      <w:start w:val="1"/>
+      <w:numFmt w:val="bullet"/>
+      <w:lvlText w:val=""/>
+      <w:lvlJc w:val="left"/>
+      <w:pPr>
+        <w:tabs>
+          <w:tab w:val="num" w:pos="720"/>
+        </w:tabs>
+        <w:ind w:left="720" w:hanging="360"/>
+      </w:pPr>
+      <w:rPr>
+        <w:rFonts w:ascii="Symbol" w:hAnsi="Symbol" w:hint="default"/>
+        <w:sz w:val="20"/>
+      </w:rPr>
+    </w:lvl>
+    <w:lvl w:ilvl="1" w:tentative="1">
+      <w:start w:val="1"/>
+      <w:numFmt w:val="bullet"/>
+      <w:lvlText w:val="o"/>
+      <w:lvlJc w:val="left"/>
+      <w:pPr>
+        <w:tabs>
+          <w:tab w:val="num" w:pos="1440"/>
+        </w:tabs>
+        <w:ind w:left="1440" w:hanging="360"/>
+      </w:pPr>
+      <w:rPr>
+        <w:rFonts w:ascii="Courier New" w:hAnsi="Courier New" w:hint="default"/>
+        <w:sz w:val="20"/>
+      </w:rPr>
+    </w:lvl>
+    <w:lvl w:ilvl="2" w:tentative="1">
+      <w:start w:val="1"/>
+      <w:numFmt w:val="bullet"/>
+      <w:lvlText w:val=""/>
+      <w:lvlJc w:val="left"/>
+      <w:pPr>
+        <w:tabs>
+          <w:tab w:val="num" w:pos="2160"/>
+        </w:tabs>
+        <w:ind w:left="2160" w:hanging="360"/>
+      </w:pPr>
+      <w:rPr>
+        <w:rFonts w:ascii="Wingdings" w:hAnsi="Wingdings" w:hint="default"/>
+        <w:sz w:val="20"/>
+      </w:rPr>
+    </w:lvl>
+    <w:lvl w:ilvl="3" w:tentative="1">
+      <w:start w:val="1"/>
+      <w:numFmt w:val="bullet"/>
+      <w:lvlText w:val=""/>
+      <w:lvlJc w:val="left"/>
+      <w:pPr>
+        <w:tabs>
+          <w:tab w:val="num" w:pos="2880"/>
+        </w:tabs>
+        <w:ind w:left="2880" w:hanging="360"/>
+      </w:pPr>
+      <w:rPr>
+        <w:rFonts w:ascii="Wingdings" w:hAnsi="Wingdings" w:hint="default"/>
+        <w:sz w:val="20"/>
+      </w:rPr>
+    </w:lvl>
+    <w:lvl w:ilvl="4" w:tentative="1">
+      <w:start w:val="1"/>
+      <w:numFmt w:val="bullet"/>
+      <w:lvlText w:val=""/>
+      <w:lvlJc w:val="left"/>
+      <w:pPr>
+        <w:tabs>
+          <w:tab w:val="num" w:pos="3600"/>
+        </w:tabs>
+        <w:ind w:left="3600" w:hanging="360"/>
+      </w:pPr>
+      <w:rPr>
+        <w:rFonts w:ascii="Wingdings" w:hAnsi="Wingdings" w:hint="default"/>
+        <w:sz w:val="20"/>
+      </w:rPr>
+    </w:lvl>
+    <w:lvl w:ilvl="5" w:tentative="1">
+      <w:start w:val="1"/>
+      <w:numFmt w:val="bullet"/>
+      <w:lvlText w:val=""/>
+      <w:lvlJc w:val="left"/>
+      <w:pPr>
+        <w:tabs>
+          <w:tab w:val="num" w:pos="4320"/>
+        </w:tabs>
+        <w:ind w:left="4320" w:hanging="360"/>
+      </w:pPr>
+      <w:rPr>
+        <w:rFonts w:ascii="Wingdings" w:hAnsi="Wingdings" w:hint="default"/>
+        <w:sz w:val="20"/>
+      </w:rPr>
+    </w:lvl>
+    <w:lvl w:ilvl="6" w:tentative="1">
+      <w:start w:val="1"/>
+      <w:numFmt w:val="bullet"/>
+      <w:lvlText w:val=""/>
+      <w:lvlJc w:val="left"/>
+      <w:pPr>
+        <w:tabs>
+          <w:tab w:val="num" w:pos="5040"/>
+        </w:tabs>
+        <w:ind w:left="5040" w:hanging="360"/>
+      </w:pPr>
+      <w:rPr>
+        <w:rFonts w:ascii="Wingdings" w:hAnsi="Wingdings" w:hint="default"/>
+        <w:sz w:val="20"/>
+      </w:rPr>
+    </w:lvl>
+    <w:lvl w:ilvl="7" w:tentative="1">
+      <w:start w:val="1"/>
+      <w:numFmt w:val="bullet"/>
+      <w:lvlText w:val=""/>
+      <w:lvlJc w:val="left"/>
+      <w:pPr>
+        <w:tabs>
+          <w:tab w:val="num" w:pos="5760"/>
+        </w:tabs>
+        <w:ind w:left="5760" w:hanging="360"/>
+      </w:pPr>
+      <w:rPr>
+        <w:rFonts w:ascii="Wingdings" w:hAnsi="Wingdings" w:hint="default"/>
+        <w:sz w:val="20"/>
+      </w:rPr>
+    </w:lvl>
+    <w:lvl w:ilvl="8" w:tentative="1">
+      <w:start w:val="1"/>
+      <w:numFmt w:val="bullet"/>
+      <w:lvlText w:val=""/>
+      <w:lvlJc w:val="left"/>
+      <w:pPr>
+        <w:tabs>
+          <w:tab w:val="num" w:pos="6480"/>
+        </w:tabs>
+        <w:ind w:left="6480" w:hanging="360"/>
+      </w:pPr>
+      <w:rPr>
+        <w:rFonts w:ascii="Wingdings" w:hAnsi="Wingdings" w:hint="default"/>
+        <w:sz w:val="20"/>
+      </w:rPr>
+    </w:lvl>
+  </w:abstractNum>
+  <w:abstractNum w:abstractNumId="8" w15:restartNumberingAfterBreak="0">
+    <w:nsid w:val="248B2DDB"/>
+    <w:multiLevelType w:val="hybridMultilevel"/>
+    <w:tmpl w:val="B7FE3C24"/>
+    <w:lvl w:ilvl="0" w:tplc="04090019">
+      <w:start w:val="1"/>
+      <w:numFmt w:val="lowerLetter"/>
+      <w:lvlText w:val="%1."/>
+      <w:lvlJc w:val="left"/>
+      <w:pPr>
+        <w:ind w:left="1440" w:hanging="360"/>
+      </w:pPr>
+    </w:lvl>
+    <w:lvl w:ilvl="1" w:tplc="04090019" w:tentative="1">
+      <w:start w:val="1"/>
+      <w:numFmt w:val="lowerLetter"/>
+      <w:lvlText w:val="%2."/>
+      <w:lvlJc w:val="left"/>
+      <w:pPr>
+        <w:ind w:left="2160" w:hanging="360"/>
+      </w:pPr>
+    </w:lvl>
+    <w:lvl w:ilvl="2" w:tplc="0409001B" w:tentative="1">
+      <w:start w:val="1"/>
+      <w:numFmt w:val="lowerRoman"/>
+      <w:lvlText w:val="%3."/>
+      <w:lvlJc w:val="right"/>
+      <w:pPr>
+        <w:ind w:left="2880" w:hanging="180"/>
+      </w:pPr>
+    </w:lvl>
+    <w:lvl w:ilvl="3" w:tplc="0409000F" w:tentative="1">
+      <w:start w:val="1"/>
+      <w:numFmt w:val="decimal"/>
+      <w:lvlText w:val="%4."/>
+      <w:lvlJc w:val="left"/>
+      <w:pPr>
+        <w:ind w:left="3600" w:hanging="360"/>
+      </w:pPr>
+    </w:lvl>
+    <w:lvl w:ilvl="4" w:tplc="04090019" w:tentative="1">
+      <w:start w:val="1"/>
+      <w:numFmt w:val="lowerLetter"/>
+      <w:lvlText w:val="%5."/>
+      <w:lvlJc w:val="left"/>
+      <w:pPr>
+        <w:ind w:left="4320" w:hanging="360"/>
+      </w:pPr>
+    </w:lvl>
+    <w:lvl w:ilvl="5" w:tplc="0409001B" w:tentative="1">
+      <w:start w:val="1"/>
+      <w:numFmt w:val="lowerRoman"/>
+      <w:lvlText w:val="%6."/>
+      <w:lvlJc w:val="right"/>
+      <w:pPr>
+        <w:ind w:left="5040" w:hanging="180"/>
+      </w:pPr>
+    </w:lvl>
+    <w:lvl w:ilvl="6" w:tplc="0409000F" w:tentative="1">
+      <w:start w:val="1"/>
+      <w:numFmt w:val="decimal"/>
+      <w:lvlText w:val="%7."/>
+      <w:lvlJc w:val="left"/>
+      <w:pPr>
+        <w:ind w:left="5760" w:hanging="360"/>
+      </w:pPr>
+    </w:lvl>
+    <w:lvl w:ilvl="7" w:tplc="04090019" w:tentative="1">
+      <w:start w:val="1"/>
+      <w:numFmt w:val="lowerLetter"/>
+      <w:lvlText w:val="%8."/>
+      <w:lvlJc w:val="left"/>
+      <w:pPr>
+        <w:ind w:left="6480" w:hanging="360"/>
+      </w:pPr>
+    </w:lvl>
+    <w:lvl w:ilvl="8" w:tplc="0409001B" w:tentative="1">
+      <w:start w:val="1"/>
+      <w:numFmt w:val="lowerRoman"/>
+      <w:lvlText w:val="%9."/>
+      <w:lvlJc w:val="right"/>
+      <w:pPr>
+        <w:ind w:left="7200" w:hanging="180"/>
+      </w:pPr>
+    </w:lvl>
+  </w:abstractNum>
+  <w:abstractNum w:abstractNumId="9" w15:restartNumberingAfterBreak="0">
+    <w:nsid w:val="27B92BD8"/>
+    <w:multiLevelType w:val="multilevel"/>
+    <w:tmpl w:val="615EC3F0"/>
+    <w:lvl w:ilvl="0">
+      <w:start w:val="1"/>
+      <w:numFmt w:val="bullet"/>
+      <w:lvlText w:val=""/>
+      <w:lvlJc w:val="left"/>
+      <w:pPr>
+        <w:tabs>
+          <w:tab w:val="num" w:pos="720"/>
+        </w:tabs>
+        <w:ind w:left="720" w:hanging="360"/>
+      </w:pPr>
+      <w:rPr>
+        <w:rFonts w:ascii="Symbol" w:hAnsi="Symbol" w:hint="default"/>
+        <w:sz w:val="20"/>
+      </w:rPr>
+    </w:lvl>
+    <w:lvl w:ilvl="1" w:tentative="1">
+      <w:start w:val="1"/>
+      <w:numFmt w:val="bullet"/>
+      <w:lvlText w:val="o"/>
+      <w:lvlJc w:val="left"/>
+      <w:pPr>
+        <w:tabs>
+          <w:tab w:val="num" w:pos="1440"/>
+        </w:tabs>
+        <w:ind w:left="1440" w:hanging="360"/>
+      </w:pPr>
+      <w:rPr>
+        <w:rFonts w:ascii="Courier New" w:hAnsi="Courier New" w:hint="default"/>
+        <w:sz w:val="20"/>
+      </w:rPr>
+    </w:lvl>
+    <w:lvl w:ilvl="2" w:tentative="1">
+      <w:start w:val="1"/>
+      <w:numFmt w:val="bullet"/>
+      <w:lvlText w:val=""/>
+      <w:lvlJc w:val="left"/>
+      <w:pPr>
+        <w:tabs>
+          <w:tab w:val="num" w:pos="2160"/>
+        </w:tabs>
+        <w:ind w:left="2160" w:hanging="360"/>
+      </w:pPr>
+      <w:rPr>
+        <w:rFonts w:ascii="Wingdings" w:hAnsi="Wingdings" w:hint="default"/>
+        <w:sz w:val="20"/>
+      </w:rPr>
+    </w:lvl>
+    <w:lvl w:ilvl="3" w:tentative="1">
+      <w:start w:val="1"/>
+      <w:numFmt w:val="bullet"/>
+      <w:lvlText w:val=""/>
+      <w:lvlJc w:val="left"/>
+      <w:pPr>
+        <w:tabs>
+          <w:tab w:val="num" w:pos="2880"/>
+        </w:tabs>
+        <w:ind w:left="2880" w:hanging="360"/>
+      </w:pPr>
+      <w:rPr>
+        <w:rFonts w:ascii="Wingdings" w:hAnsi="Wingdings" w:hint="default"/>
+        <w:sz w:val="20"/>
+      </w:rPr>
+    </w:lvl>
+    <w:lvl w:ilvl="4" w:tentative="1">
+      <w:start w:val="1"/>
+      <w:numFmt w:val="bullet"/>
+      <w:lvlText w:val=""/>
+      <w:lvlJc w:val="left"/>
+      <w:pPr>
+        <w:tabs>
+          <w:tab w:val="num" w:pos="3600"/>
+        </w:tabs>
+        <w:ind w:left="3600" w:hanging="360"/>
+      </w:pPr>
+      <w:rPr>
+        <w:rFonts w:ascii="Wingdings" w:hAnsi="Wingdings" w:hint="default"/>
+        <w:sz w:val="20"/>
+      </w:rPr>
+    </w:lvl>
+    <w:lvl w:ilvl="5" w:tentative="1">
+      <w:start w:val="1"/>
+      <w:numFmt w:val="bullet"/>
+      <w:lvlText w:val=""/>
+      <w:lvlJc w:val="left"/>
+      <w:pPr>
+        <w:tabs>
+          <w:tab w:val="num" w:pos="4320"/>
+        </w:tabs>
+        <w:ind w:left="4320" w:hanging="360"/>
+      </w:pPr>
+      <w:rPr>
+        <w:rFonts w:ascii="Wingdings" w:hAnsi="Wingdings" w:hint="default"/>
+        <w:sz w:val="20"/>
+      </w:rPr>
+    </w:lvl>
+    <w:lvl w:ilvl="6" w:tentative="1">
+      <w:start w:val="1"/>
+      <w:numFmt w:val="bullet"/>
+      <w:lvlText w:val=""/>
+      <w:lvlJc w:val="left"/>
+      <w:pPr>
+        <w:tabs>
+          <w:tab w:val="num" w:pos="5040"/>
+        </w:tabs>
+        <w:ind w:left="5040" w:hanging="360"/>
+      </w:pPr>
+      <w:rPr>
+        <w:rFonts w:ascii="Wingdings" w:hAnsi="Wingdings" w:hint="default"/>
+        <w:sz w:val="20"/>
+      </w:rPr>
+    </w:lvl>
+    <w:lvl w:ilvl="7" w:tentative="1">
+      <w:start w:val="1"/>
+      <w:numFmt w:val="bullet"/>
+      <w:lvlText w:val=""/>
+      <w:lvlJc w:val="left"/>
+      <w:pPr>
+        <w:tabs>
+          <w:tab w:val="num" w:pos="5760"/>
+        </w:tabs>
+        <w:ind w:left="5760" w:hanging="360"/>
+      </w:pPr>
+      <w:rPr>
+        <w:rFonts w:ascii="Wingdings" w:hAnsi="Wingdings" w:hint="default"/>
+        <w:sz w:val="20"/>
+      </w:rPr>
+    </w:lvl>
+    <w:lvl w:ilvl="8" w:tentative="1">
+      <w:start w:val="1"/>
+      <w:numFmt w:val="bullet"/>
+      <w:lvlText w:val=""/>
+      <w:lvlJc w:val="left"/>
+      <w:pPr>
+        <w:tabs>
+          <w:tab w:val="num" w:pos="6480"/>
+        </w:tabs>
+        <w:ind w:left="6480" w:hanging="360"/>
+      </w:pPr>
+      <w:rPr>
+        <w:rFonts w:ascii="Wingdings" w:hAnsi="Wingdings" w:hint="default"/>
+        <w:sz w:val="20"/>
+      </w:rPr>
+    </w:lvl>
+  </w:abstractNum>
+  <w:abstractNum w:abstractNumId="10" w15:restartNumberingAfterBreak="0">
+    <w:nsid w:val="29501BB0"/>
+    <w:multiLevelType w:val="multilevel"/>
+    <w:tmpl w:val="B4A83B26"/>
+    <w:lvl w:ilvl="0">
+      <w:start w:val="1"/>
+      <w:numFmt w:val="bullet"/>
+      <w:lvlText w:val=""/>
+      <w:lvlJc w:val="left"/>
+      <w:pPr>
+        <w:tabs>
+          <w:tab w:val="num" w:pos="720"/>
+        </w:tabs>
+        <w:ind w:left="720" w:hanging="360"/>
+      </w:pPr>
+      <w:rPr>
+        <w:rFonts w:ascii="Symbol" w:hAnsi="Symbol" w:hint="default"/>
+        <w:sz w:val="20"/>
+      </w:rPr>
+    </w:lvl>
+    <w:lvl w:ilvl="1" w:tentative="1">
+      <w:start w:val="1"/>
+      <w:numFmt w:val="bullet"/>
+      <w:lvlText w:val="o"/>
+      <w:lvlJc w:val="left"/>
+      <w:pPr>
+        <w:tabs>
+          <w:tab w:val="num" w:pos="1440"/>
+        </w:tabs>
+        <w:ind w:left="1440" w:hanging="360"/>
+      </w:pPr>
+      <w:rPr>
+        <w:rFonts w:ascii="Courier New" w:hAnsi="Courier New" w:hint="default"/>
+        <w:sz w:val="20"/>
+      </w:rPr>
+    </w:lvl>
+    <w:lvl w:ilvl="2" w:tentative="1">
+      <w:start w:val="1"/>
+      <w:numFmt w:val="bullet"/>
+      <w:lvlText w:val=""/>
+      <w:lvlJc w:val="left"/>
+      <w:pPr>
+        <w:tabs>
+          <w:tab w:val="num" w:pos="2160"/>
+        </w:tabs>
+        <w:ind w:left="2160" w:hanging="360"/>
+      </w:pPr>
+      <w:rPr>
+        <w:rFonts w:ascii="Wingdings" w:hAnsi="Wingdings" w:hint="default"/>
+        <w:sz w:val="20"/>
+      </w:rPr>
+    </w:lvl>
+    <w:lvl w:ilvl="3" w:tentative="1">
+      <w:start w:val="1"/>
+      <w:numFmt w:val="bullet"/>
+      <w:lvlText w:val=""/>
+      <w:lvlJc w:val="left"/>
+      <w:pPr>
+        <w:tabs>
+          <w:tab w:val="num" w:pos="2880"/>
+        </w:tabs>
+        <w:ind w:left="2880" w:hanging="360"/>
+      </w:pPr>
+      <w:rPr>
+        <w:rFonts w:ascii="Wingdings" w:hAnsi="Wingdings" w:hint="default"/>
+        <w:sz w:val="20"/>
+      </w:rPr>
+    </w:lvl>
+    <w:lvl w:ilvl="4" w:tentative="1">
+      <w:start w:val="1"/>
+      <w:numFmt w:val="bullet"/>
+      <w:lvlText w:val=""/>
+      <w:lvlJc w:val="left"/>
+      <w:pPr>
+        <w:tabs>
+          <w:tab w:val="num" w:pos="3600"/>
+        </w:tabs>
+        <w:ind w:left="3600" w:hanging="360"/>
+      </w:pPr>
+      <w:rPr>
+        <w:rFonts w:ascii="Wingdings" w:hAnsi="Wingdings" w:hint="default"/>
+        <w:sz w:val="20"/>
+      </w:rPr>
+    </w:lvl>
+    <w:lvl w:ilvl="5" w:tentative="1">
+      <w:start w:val="1"/>
+      <w:numFmt w:val="bullet"/>
+      <w:lvlText w:val=""/>
+      <w:lvlJc w:val="left"/>
+      <w:pPr>
+        <w:tabs>
+          <w:tab w:val="num" w:pos="4320"/>
+        </w:tabs>
+        <w:ind w:left="4320" w:hanging="360"/>
+      </w:pPr>
+      <w:rPr>
+        <w:rFonts w:ascii="Wingdings" w:hAnsi="Wingdings" w:hint="default"/>
+        <w:sz w:val="20"/>
+      </w:rPr>
+    </w:lvl>
+    <w:lvl w:ilvl="6" w:tentative="1">
+      <w:start w:val="1"/>
+      <w:numFmt w:val="bullet"/>
+      <w:lvlText w:val=""/>
+      <w:lvlJc w:val="left"/>
+      <w:pPr>
+        <w:tabs>
+          <w:tab w:val="num" w:pos="5040"/>
+        </w:tabs>
+        <w:ind w:left="5040" w:hanging="360"/>
+      </w:pPr>
+      <w:rPr>
+        <w:rFonts w:ascii="Wingdings" w:hAnsi="Wingdings" w:hint="default"/>
+        <w:sz w:val="20"/>
+      </w:rPr>
+    </w:lvl>
+    <w:lvl w:ilvl="7" w:tentative="1">
+      <w:start w:val="1"/>
+      <w:numFmt w:val="bullet"/>
+      <w:lvlText w:val=""/>
+      <w:lvlJc w:val="left"/>
+      <w:pPr>
+        <w:tabs>
+          <w:tab w:val="num" w:pos="5760"/>
+        </w:tabs>
+        <w:ind w:left="5760" w:hanging="360"/>
+      </w:pPr>
+      <w:rPr>
+        <w:rFonts w:ascii="Wingdings" w:hAnsi="Wingdings" w:hint="default"/>
+        <w:sz w:val="20"/>
+      </w:rPr>
+    </w:lvl>
+    <w:lvl w:ilvl="8" w:tentative="1">
+      <w:start w:val="1"/>
+      <w:numFmt w:val="bullet"/>
+      <w:lvlText w:val=""/>
+      <w:lvlJc w:val="left"/>
+      <w:pPr>
+        <w:tabs>
+          <w:tab w:val="num" w:pos="6480"/>
+        </w:tabs>
+        <w:ind w:left="6480" w:hanging="360"/>
+      </w:pPr>
+      <w:rPr>
+        <w:rFonts w:ascii="Wingdings" w:hAnsi="Wingdings" w:hint="default"/>
+        <w:sz w:val="20"/>
+      </w:rPr>
+    </w:lvl>
+  </w:abstractNum>
+  <w:abstractNum w:abstractNumId="11" w15:restartNumberingAfterBreak="0">
     <w:nsid w:val="2E2E5430"/>
     <w:multiLevelType w:val="hybridMultilevel"/>
     <w:tmpl w:val="52F855EA"/>
@@ -1124,7 +5820,480 @@
       </w:pPr>
     </w:lvl>
   </w:abstractNum>
-  <w:abstractNum w:abstractNumId="1" w15:restartNumberingAfterBreak="0">
+  <w:abstractNum w:abstractNumId="12" w15:restartNumberingAfterBreak="0">
+    <w:nsid w:val="349C0869"/>
+    <w:multiLevelType w:val="multilevel"/>
+    <w:tmpl w:val="9D9CDE8C"/>
+    <w:lvl w:ilvl="0">
+      <w:start w:val="1"/>
+      <w:numFmt w:val="bullet"/>
+      <w:lvlText w:val=""/>
+      <w:lvlJc w:val="left"/>
+      <w:pPr>
+        <w:tabs>
+          <w:tab w:val="num" w:pos="720"/>
+        </w:tabs>
+        <w:ind w:left="720" w:hanging="360"/>
+      </w:pPr>
+      <w:rPr>
+        <w:rFonts w:ascii="Symbol" w:hAnsi="Symbol" w:hint="default"/>
+        <w:sz w:val="20"/>
+      </w:rPr>
+    </w:lvl>
+    <w:lvl w:ilvl="1" w:tentative="1">
+      <w:start w:val="1"/>
+      <w:numFmt w:val="bullet"/>
+      <w:lvlText w:val="o"/>
+      <w:lvlJc w:val="left"/>
+      <w:pPr>
+        <w:tabs>
+          <w:tab w:val="num" w:pos="1440"/>
+        </w:tabs>
+        <w:ind w:left="1440" w:hanging="360"/>
+      </w:pPr>
+      <w:rPr>
+        <w:rFonts w:ascii="Courier New" w:hAnsi="Courier New" w:hint="default"/>
+        <w:sz w:val="20"/>
+      </w:rPr>
+    </w:lvl>
+    <w:lvl w:ilvl="2" w:tentative="1">
+      <w:start w:val="1"/>
+      <w:numFmt w:val="bullet"/>
+      <w:lvlText w:val=""/>
+      <w:lvlJc w:val="left"/>
+      <w:pPr>
+        <w:tabs>
+          <w:tab w:val="num" w:pos="2160"/>
+        </w:tabs>
+        <w:ind w:left="2160" w:hanging="360"/>
+      </w:pPr>
+      <w:rPr>
+        <w:rFonts w:ascii="Wingdings" w:hAnsi="Wingdings" w:hint="default"/>
+        <w:sz w:val="20"/>
+      </w:rPr>
+    </w:lvl>
+    <w:lvl w:ilvl="3" w:tentative="1">
+      <w:start w:val="1"/>
+      <w:numFmt w:val="bullet"/>
+      <w:lvlText w:val=""/>
+      <w:lvlJc w:val="left"/>
+      <w:pPr>
+        <w:tabs>
+          <w:tab w:val="num" w:pos="2880"/>
+        </w:tabs>
+        <w:ind w:left="2880" w:hanging="360"/>
+      </w:pPr>
+      <w:rPr>
+        <w:rFonts w:ascii="Wingdings" w:hAnsi="Wingdings" w:hint="default"/>
+        <w:sz w:val="20"/>
+      </w:rPr>
+    </w:lvl>
+    <w:lvl w:ilvl="4" w:tentative="1">
+      <w:start w:val="1"/>
+      <w:numFmt w:val="bullet"/>
+      <w:lvlText w:val=""/>
+      <w:lvlJc w:val="left"/>
+      <w:pPr>
+        <w:tabs>
+          <w:tab w:val="num" w:pos="3600"/>
+        </w:tabs>
+        <w:ind w:left="3600" w:hanging="360"/>
+      </w:pPr>
+      <w:rPr>
+        <w:rFonts w:ascii="Wingdings" w:hAnsi="Wingdings" w:hint="default"/>
+        <w:sz w:val="20"/>
+      </w:rPr>
+    </w:lvl>
+    <w:lvl w:ilvl="5" w:tentative="1">
+      <w:start w:val="1"/>
+      <w:numFmt w:val="bullet"/>
+      <w:lvlText w:val=""/>
+      <w:lvlJc w:val="left"/>
+      <w:pPr>
+        <w:tabs>
+          <w:tab w:val="num" w:pos="4320"/>
+        </w:tabs>
+        <w:ind w:left="4320" w:hanging="360"/>
+      </w:pPr>
+      <w:rPr>
+        <w:rFonts w:ascii="Wingdings" w:hAnsi="Wingdings" w:hint="default"/>
+        <w:sz w:val="20"/>
+      </w:rPr>
+    </w:lvl>
+    <w:lvl w:ilvl="6" w:tentative="1">
+      <w:start w:val="1"/>
+      <w:numFmt w:val="bullet"/>
+      <w:lvlText w:val=""/>
+      <w:lvlJc w:val="left"/>
+      <w:pPr>
+        <w:tabs>
+          <w:tab w:val="num" w:pos="5040"/>
+        </w:tabs>
+        <w:ind w:left="5040" w:hanging="360"/>
+      </w:pPr>
+      <w:rPr>
+        <w:rFonts w:ascii="Wingdings" w:hAnsi="Wingdings" w:hint="default"/>
+        <w:sz w:val="20"/>
+      </w:rPr>
+    </w:lvl>
+    <w:lvl w:ilvl="7" w:tentative="1">
+      <w:start w:val="1"/>
+      <w:numFmt w:val="bullet"/>
+      <w:lvlText w:val=""/>
+      <w:lvlJc w:val="left"/>
+      <w:pPr>
+        <w:tabs>
+          <w:tab w:val="num" w:pos="5760"/>
+        </w:tabs>
+        <w:ind w:left="5760" w:hanging="360"/>
+      </w:pPr>
+      <w:rPr>
+        <w:rFonts w:ascii="Wingdings" w:hAnsi="Wingdings" w:hint="default"/>
+        <w:sz w:val="20"/>
+      </w:rPr>
+    </w:lvl>
+    <w:lvl w:ilvl="8" w:tentative="1">
+      <w:start w:val="1"/>
+      <w:numFmt w:val="bullet"/>
+      <w:lvlText w:val=""/>
+      <w:lvlJc w:val="left"/>
+      <w:pPr>
+        <w:tabs>
+          <w:tab w:val="num" w:pos="6480"/>
+        </w:tabs>
+        <w:ind w:left="6480" w:hanging="360"/>
+      </w:pPr>
+      <w:rPr>
+        <w:rFonts w:ascii="Wingdings" w:hAnsi="Wingdings" w:hint="default"/>
+        <w:sz w:val="20"/>
+      </w:rPr>
+    </w:lvl>
+  </w:abstractNum>
+  <w:abstractNum w:abstractNumId="13" w15:restartNumberingAfterBreak="0">
+    <w:nsid w:val="3E55760E"/>
+    <w:multiLevelType w:val="hybridMultilevel"/>
+    <w:tmpl w:val="A7E8F45C"/>
+    <w:lvl w:ilvl="0" w:tplc="04090019">
+      <w:start w:val="1"/>
+      <w:numFmt w:val="lowerLetter"/>
+      <w:lvlText w:val="%1."/>
+      <w:lvlJc w:val="left"/>
+      <w:pPr>
+        <w:ind w:left="1440" w:hanging="360"/>
+      </w:pPr>
+    </w:lvl>
+    <w:lvl w:ilvl="1" w:tplc="04090019" w:tentative="1">
+      <w:start w:val="1"/>
+      <w:numFmt w:val="lowerLetter"/>
+      <w:lvlText w:val="%2."/>
+      <w:lvlJc w:val="left"/>
+      <w:pPr>
+        <w:ind w:left="2160" w:hanging="360"/>
+      </w:pPr>
+    </w:lvl>
+    <w:lvl w:ilvl="2" w:tplc="0409001B" w:tentative="1">
+      <w:start w:val="1"/>
+      <w:numFmt w:val="lowerRoman"/>
+      <w:lvlText w:val="%3."/>
+      <w:lvlJc w:val="right"/>
+      <w:pPr>
+        <w:ind w:left="2880" w:hanging="180"/>
+      </w:pPr>
+    </w:lvl>
+    <w:lvl w:ilvl="3" w:tplc="0409000F" w:tentative="1">
+      <w:start w:val="1"/>
+      <w:numFmt w:val="decimal"/>
+      <w:lvlText w:val="%4."/>
+      <w:lvlJc w:val="left"/>
+      <w:pPr>
+        <w:ind w:left="3600" w:hanging="360"/>
+      </w:pPr>
+    </w:lvl>
+    <w:lvl w:ilvl="4" w:tplc="04090019" w:tentative="1">
+      <w:start w:val="1"/>
+      <w:numFmt w:val="lowerLetter"/>
+      <w:lvlText w:val="%5."/>
+      <w:lvlJc w:val="left"/>
+      <w:pPr>
+        <w:ind w:left="4320" w:hanging="360"/>
+      </w:pPr>
+    </w:lvl>
+    <w:lvl w:ilvl="5" w:tplc="0409001B" w:tentative="1">
+      <w:start w:val="1"/>
+      <w:numFmt w:val="lowerRoman"/>
+      <w:lvlText w:val="%6."/>
+      <w:lvlJc w:val="right"/>
+      <w:pPr>
+        <w:ind w:left="5040" w:hanging="180"/>
+      </w:pPr>
+    </w:lvl>
+    <w:lvl w:ilvl="6" w:tplc="0409000F" w:tentative="1">
+      <w:start w:val="1"/>
+      <w:numFmt w:val="decimal"/>
+      <w:lvlText w:val="%7."/>
+      <w:lvlJc w:val="left"/>
+      <w:pPr>
+        <w:ind w:left="5760" w:hanging="360"/>
+      </w:pPr>
+    </w:lvl>
+    <w:lvl w:ilvl="7" w:tplc="04090019" w:tentative="1">
+      <w:start w:val="1"/>
+      <w:numFmt w:val="lowerLetter"/>
+      <w:lvlText w:val="%8."/>
+      <w:lvlJc w:val="left"/>
+      <w:pPr>
+        <w:ind w:left="6480" w:hanging="360"/>
+      </w:pPr>
+    </w:lvl>
+    <w:lvl w:ilvl="8" w:tplc="0409001B" w:tentative="1">
+      <w:start w:val="1"/>
+      <w:numFmt w:val="lowerRoman"/>
+      <w:lvlText w:val="%9."/>
+      <w:lvlJc w:val="right"/>
+      <w:pPr>
+        <w:ind w:left="7200" w:hanging="180"/>
+      </w:pPr>
+    </w:lvl>
+  </w:abstractNum>
+  <w:abstractNum w:abstractNumId="14" w15:restartNumberingAfterBreak="0">
+    <w:nsid w:val="3F7228B8"/>
+    <w:multiLevelType w:val="multilevel"/>
+    <w:tmpl w:val="A1C6992C"/>
+    <w:lvl w:ilvl="0">
+      <w:start w:val="1"/>
+      <w:numFmt w:val="bullet"/>
+      <w:lvlText w:val=""/>
+      <w:lvlJc w:val="left"/>
+      <w:pPr>
+        <w:tabs>
+          <w:tab w:val="num" w:pos="720"/>
+        </w:tabs>
+        <w:ind w:left="720" w:hanging="360"/>
+      </w:pPr>
+      <w:rPr>
+        <w:rFonts w:ascii="Symbol" w:hAnsi="Symbol" w:hint="default"/>
+        <w:sz w:val="20"/>
+      </w:rPr>
+    </w:lvl>
+    <w:lvl w:ilvl="1" w:tentative="1">
+      <w:start w:val="1"/>
+      <w:numFmt w:val="bullet"/>
+      <w:lvlText w:val="o"/>
+      <w:lvlJc w:val="left"/>
+      <w:pPr>
+        <w:tabs>
+          <w:tab w:val="num" w:pos="1440"/>
+        </w:tabs>
+        <w:ind w:left="1440" w:hanging="360"/>
+      </w:pPr>
+      <w:rPr>
+        <w:rFonts w:ascii="Courier New" w:hAnsi="Courier New" w:hint="default"/>
+        <w:sz w:val="20"/>
+      </w:rPr>
+    </w:lvl>
+    <w:lvl w:ilvl="2" w:tentative="1">
+      <w:start w:val="1"/>
+      <w:numFmt w:val="bullet"/>
+      <w:lvlText w:val=""/>
+      <w:lvlJc w:val="left"/>
+      <w:pPr>
+        <w:tabs>
+          <w:tab w:val="num" w:pos="2160"/>
+        </w:tabs>
+        <w:ind w:left="2160" w:hanging="360"/>
+      </w:pPr>
+      <w:rPr>
+        <w:rFonts w:ascii="Wingdings" w:hAnsi="Wingdings" w:hint="default"/>
+        <w:sz w:val="20"/>
+      </w:rPr>
+    </w:lvl>
+    <w:lvl w:ilvl="3" w:tentative="1">
+      <w:start w:val="1"/>
+      <w:numFmt w:val="bullet"/>
+      <w:lvlText w:val=""/>
+      <w:lvlJc w:val="left"/>
+      <w:pPr>
+        <w:tabs>
+          <w:tab w:val="num" w:pos="2880"/>
+        </w:tabs>
+        <w:ind w:left="2880" w:hanging="360"/>
+      </w:pPr>
+      <w:rPr>
+        <w:rFonts w:ascii="Wingdings" w:hAnsi="Wingdings" w:hint="default"/>
+        <w:sz w:val="20"/>
+      </w:rPr>
+    </w:lvl>
+    <w:lvl w:ilvl="4" w:tentative="1">
+      <w:start w:val="1"/>
+      <w:numFmt w:val="bullet"/>
+      <w:lvlText w:val=""/>
+      <w:lvlJc w:val="left"/>
+      <w:pPr>
+        <w:tabs>
+          <w:tab w:val="num" w:pos="3600"/>
+        </w:tabs>
+        <w:ind w:left="3600" w:hanging="360"/>
+      </w:pPr>
+      <w:rPr>
+        <w:rFonts w:ascii="Wingdings" w:hAnsi="Wingdings" w:hint="default"/>
+        <w:sz w:val="20"/>
+      </w:rPr>
+    </w:lvl>
+    <w:lvl w:ilvl="5" w:tentative="1">
+      <w:start w:val="1"/>
+      <w:numFmt w:val="bullet"/>
+      <w:lvlText w:val=""/>
+      <w:lvlJc w:val="left"/>
+      <w:pPr>
+        <w:tabs>
+          <w:tab w:val="num" w:pos="4320"/>
+        </w:tabs>
+        <w:ind w:left="4320" w:hanging="360"/>
+      </w:pPr>
+      <w:rPr>
+        <w:rFonts w:ascii="Wingdings" w:hAnsi="Wingdings" w:hint="default"/>
+        <w:sz w:val="20"/>
+      </w:rPr>
+    </w:lvl>
+    <w:lvl w:ilvl="6" w:tentative="1">
+      <w:start w:val="1"/>
+      <w:numFmt w:val="bullet"/>
+      <w:lvlText w:val=""/>
+      <w:lvlJc w:val="left"/>
+      <w:pPr>
+        <w:tabs>
+          <w:tab w:val="num" w:pos="5040"/>
+        </w:tabs>
+        <w:ind w:left="5040" w:hanging="360"/>
+      </w:pPr>
+      <w:rPr>
+        <w:rFonts w:ascii="Wingdings" w:hAnsi="Wingdings" w:hint="default"/>
+        <w:sz w:val="20"/>
+      </w:rPr>
+    </w:lvl>
+    <w:lvl w:ilvl="7" w:tentative="1">
+      <w:start w:val="1"/>
+      <w:numFmt w:val="bullet"/>
+      <w:lvlText w:val=""/>
+      <w:lvlJc w:val="left"/>
+      <w:pPr>
+        <w:tabs>
+          <w:tab w:val="num" w:pos="5760"/>
+        </w:tabs>
+        <w:ind w:left="5760" w:hanging="360"/>
+      </w:pPr>
+      <w:rPr>
+        <w:rFonts w:ascii="Wingdings" w:hAnsi="Wingdings" w:hint="default"/>
+        <w:sz w:val="20"/>
+      </w:rPr>
+    </w:lvl>
+    <w:lvl w:ilvl="8" w:tentative="1">
+      <w:start w:val="1"/>
+      <w:numFmt w:val="bullet"/>
+      <w:lvlText w:val=""/>
+      <w:lvlJc w:val="left"/>
+      <w:pPr>
+        <w:tabs>
+          <w:tab w:val="num" w:pos="6480"/>
+        </w:tabs>
+        <w:ind w:left="6480" w:hanging="360"/>
+      </w:pPr>
+      <w:rPr>
+        <w:rFonts w:ascii="Wingdings" w:hAnsi="Wingdings" w:hint="default"/>
+        <w:sz w:val="20"/>
+      </w:rPr>
+    </w:lvl>
+  </w:abstractNum>
+  <w:abstractNum w:abstractNumId="15" w15:restartNumberingAfterBreak="0">
+    <w:nsid w:val="44A5210A"/>
+    <w:multiLevelType w:val="hybridMultilevel"/>
+    <w:tmpl w:val="2C46D54A"/>
+    <w:lvl w:ilvl="0" w:tplc="0409000F">
+      <w:start w:val="1"/>
+      <w:numFmt w:val="decimal"/>
+      <w:lvlText w:val="%1."/>
+      <w:lvlJc w:val="left"/>
+      <w:pPr>
+        <w:ind w:left="720" w:hanging="360"/>
+      </w:pPr>
+      <w:rPr>
+        <w:rFonts w:hint="default"/>
+      </w:rPr>
+    </w:lvl>
+    <w:lvl w:ilvl="1" w:tplc="04090019">
+      <w:start w:val="1"/>
+      <w:numFmt w:val="lowerLetter"/>
+      <w:lvlText w:val="%2."/>
+      <w:lvlJc w:val="left"/>
+      <w:pPr>
+        <w:ind w:left="1440" w:hanging="360"/>
+      </w:pPr>
+    </w:lvl>
+    <w:lvl w:ilvl="2" w:tplc="0409001B" w:tentative="1">
+      <w:start w:val="1"/>
+      <w:numFmt w:val="lowerRoman"/>
+      <w:lvlText w:val="%3."/>
+      <w:lvlJc w:val="right"/>
+      <w:pPr>
+        <w:ind w:left="2160" w:hanging="180"/>
+      </w:pPr>
+    </w:lvl>
+    <w:lvl w:ilvl="3" w:tplc="0409000F" w:tentative="1">
+      <w:start w:val="1"/>
+      <w:numFmt w:val="decimal"/>
+      <w:lvlText w:val="%4."/>
+      <w:lvlJc w:val="left"/>
+      <w:pPr>
+        <w:ind w:left="2880" w:hanging="360"/>
+      </w:pPr>
+    </w:lvl>
+    <w:lvl w:ilvl="4" w:tplc="04090019" w:tentative="1">
+      <w:start w:val="1"/>
+      <w:numFmt w:val="lowerLetter"/>
+      <w:lvlText w:val="%5."/>
+      <w:lvlJc w:val="left"/>
+      <w:pPr>
+        <w:ind w:left="3600" w:hanging="360"/>
+      </w:pPr>
+    </w:lvl>
+    <w:lvl w:ilvl="5" w:tplc="0409001B" w:tentative="1">
+      <w:start w:val="1"/>
+      <w:numFmt w:val="lowerRoman"/>
+      <w:lvlText w:val="%6."/>
+      <w:lvlJc w:val="right"/>
+      <w:pPr>
+        <w:ind w:left="4320" w:hanging="180"/>
+      </w:pPr>
+    </w:lvl>
+    <w:lvl w:ilvl="6" w:tplc="0409000F" w:tentative="1">
+      <w:start w:val="1"/>
+      <w:numFmt w:val="decimal"/>
+      <w:lvlText w:val="%7."/>
+      <w:lvlJc w:val="left"/>
+      <w:pPr>
+        <w:ind w:left="5040" w:hanging="360"/>
+      </w:pPr>
+    </w:lvl>
+    <w:lvl w:ilvl="7" w:tplc="04090019" w:tentative="1">
+      <w:start w:val="1"/>
+      <w:numFmt w:val="lowerLetter"/>
+      <w:lvlText w:val="%8."/>
+      <w:lvlJc w:val="left"/>
+      <w:pPr>
+        <w:ind w:left="5760" w:hanging="360"/>
+      </w:pPr>
+    </w:lvl>
+    <w:lvl w:ilvl="8" w:tplc="0409001B" w:tentative="1">
+      <w:start w:val="1"/>
+      <w:numFmt w:val="lowerRoman"/>
+      <w:lvlText w:val="%9."/>
+      <w:lvlJc w:val="right"/>
+      <w:pPr>
+        <w:ind w:left="6480" w:hanging="180"/>
+      </w:pPr>
+    </w:lvl>
+  </w:abstractNum>
+  <w:abstractNum w:abstractNumId="16" w15:restartNumberingAfterBreak="0">
     <w:nsid w:val="48466A8C"/>
     <w:multiLevelType w:val="hybridMultilevel"/>
     <w:tmpl w:val="80C8ED12"/>
@@ -1213,11 +6382,1209 @@
       </w:pPr>
     </w:lvl>
   </w:abstractNum>
+  <w:abstractNum w:abstractNumId="17" w15:restartNumberingAfterBreak="0">
+    <w:nsid w:val="4AB67514"/>
+    <w:multiLevelType w:val="multilevel"/>
+    <w:tmpl w:val="9342E98E"/>
+    <w:lvl w:ilvl="0">
+      <w:start w:val="1"/>
+      <w:numFmt w:val="bullet"/>
+      <w:lvlText w:val=""/>
+      <w:lvlJc w:val="left"/>
+      <w:pPr>
+        <w:tabs>
+          <w:tab w:val="num" w:pos="720"/>
+        </w:tabs>
+        <w:ind w:left="720" w:hanging="360"/>
+      </w:pPr>
+      <w:rPr>
+        <w:rFonts w:ascii="Symbol" w:hAnsi="Symbol" w:hint="default"/>
+        <w:sz w:val="20"/>
+      </w:rPr>
+    </w:lvl>
+    <w:lvl w:ilvl="1" w:tentative="1">
+      <w:start w:val="1"/>
+      <w:numFmt w:val="bullet"/>
+      <w:lvlText w:val="o"/>
+      <w:lvlJc w:val="left"/>
+      <w:pPr>
+        <w:tabs>
+          <w:tab w:val="num" w:pos="1440"/>
+        </w:tabs>
+        <w:ind w:left="1440" w:hanging="360"/>
+      </w:pPr>
+      <w:rPr>
+        <w:rFonts w:ascii="Courier New" w:hAnsi="Courier New" w:hint="default"/>
+        <w:sz w:val="20"/>
+      </w:rPr>
+    </w:lvl>
+    <w:lvl w:ilvl="2" w:tentative="1">
+      <w:start w:val="1"/>
+      <w:numFmt w:val="bullet"/>
+      <w:lvlText w:val=""/>
+      <w:lvlJc w:val="left"/>
+      <w:pPr>
+        <w:tabs>
+          <w:tab w:val="num" w:pos="2160"/>
+        </w:tabs>
+        <w:ind w:left="2160" w:hanging="360"/>
+      </w:pPr>
+      <w:rPr>
+        <w:rFonts w:ascii="Wingdings" w:hAnsi="Wingdings" w:hint="default"/>
+        <w:sz w:val="20"/>
+      </w:rPr>
+    </w:lvl>
+    <w:lvl w:ilvl="3" w:tentative="1">
+      <w:start w:val="1"/>
+      <w:numFmt w:val="bullet"/>
+      <w:lvlText w:val=""/>
+      <w:lvlJc w:val="left"/>
+      <w:pPr>
+        <w:tabs>
+          <w:tab w:val="num" w:pos="2880"/>
+        </w:tabs>
+        <w:ind w:left="2880" w:hanging="360"/>
+      </w:pPr>
+      <w:rPr>
+        <w:rFonts w:ascii="Wingdings" w:hAnsi="Wingdings" w:hint="default"/>
+        <w:sz w:val="20"/>
+      </w:rPr>
+    </w:lvl>
+    <w:lvl w:ilvl="4" w:tentative="1">
+      <w:start w:val="1"/>
+      <w:numFmt w:val="bullet"/>
+      <w:lvlText w:val=""/>
+      <w:lvlJc w:val="left"/>
+      <w:pPr>
+        <w:tabs>
+          <w:tab w:val="num" w:pos="3600"/>
+        </w:tabs>
+        <w:ind w:left="3600" w:hanging="360"/>
+      </w:pPr>
+      <w:rPr>
+        <w:rFonts w:ascii="Wingdings" w:hAnsi="Wingdings" w:hint="default"/>
+        <w:sz w:val="20"/>
+      </w:rPr>
+    </w:lvl>
+    <w:lvl w:ilvl="5" w:tentative="1">
+      <w:start w:val="1"/>
+      <w:numFmt w:val="bullet"/>
+      <w:lvlText w:val=""/>
+      <w:lvlJc w:val="left"/>
+      <w:pPr>
+        <w:tabs>
+          <w:tab w:val="num" w:pos="4320"/>
+        </w:tabs>
+        <w:ind w:left="4320" w:hanging="360"/>
+      </w:pPr>
+      <w:rPr>
+        <w:rFonts w:ascii="Wingdings" w:hAnsi="Wingdings" w:hint="default"/>
+        <w:sz w:val="20"/>
+      </w:rPr>
+    </w:lvl>
+    <w:lvl w:ilvl="6" w:tentative="1">
+      <w:start w:val="1"/>
+      <w:numFmt w:val="bullet"/>
+      <w:lvlText w:val=""/>
+      <w:lvlJc w:val="left"/>
+      <w:pPr>
+        <w:tabs>
+          <w:tab w:val="num" w:pos="5040"/>
+        </w:tabs>
+        <w:ind w:left="5040" w:hanging="360"/>
+      </w:pPr>
+      <w:rPr>
+        <w:rFonts w:ascii="Wingdings" w:hAnsi="Wingdings" w:hint="default"/>
+        <w:sz w:val="20"/>
+      </w:rPr>
+    </w:lvl>
+    <w:lvl w:ilvl="7" w:tentative="1">
+      <w:start w:val="1"/>
+      <w:numFmt w:val="bullet"/>
+      <w:lvlText w:val=""/>
+      <w:lvlJc w:val="left"/>
+      <w:pPr>
+        <w:tabs>
+          <w:tab w:val="num" w:pos="5760"/>
+        </w:tabs>
+        <w:ind w:left="5760" w:hanging="360"/>
+      </w:pPr>
+      <w:rPr>
+        <w:rFonts w:ascii="Wingdings" w:hAnsi="Wingdings" w:hint="default"/>
+        <w:sz w:val="20"/>
+      </w:rPr>
+    </w:lvl>
+    <w:lvl w:ilvl="8" w:tentative="1">
+      <w:start w:val="1"/>
+      <w:numFmt w:val="bullet"/>
+      <w:lvlText w:val=""/>
+      <w:lvlJc w:val="left"/>
+      <w:pPr>
+        <w:tabs>
+          <w:tab w:val="num" w:pos="6480"/>
+        </w:tabs>
+        <w:ind w:left="6480" w:hanging="360"/>
+      </w:pPr>
+      <w:rPr>
+        <w:rFonts w:ascii="Wingdings" w:hAnsi="Wingdings" w:hint="default"/>
+        <w:sz w:val="20"/>
+      </w:rPr>
+    </w:lvl>
+  </w:abstractNum>
+  <w:abstractNum w:abstractNumId="18" w15:restartNumberingAfterBreak="0">
+    <w:nsid w:val="5C7951F3"/>
+    <w:multiLevelType w:val="multilevel"/>
+    <w:tmpl w:val="43EC2932"/>
+    <w:lvl w:ilvl="0">
+      <w:start w:val="1"/>
+      <w:numFmt w:val="bullet"/>
+      <w:lvlText w:val=""/>
+      <w:lvlJc w:val="left"/>
+      <w:pPr>
+        <w:tabs>
+          <w:tab w:val="num" w:pos="720"/>
+        </w:tabs>
+        <w:ind w:left="720" w:hanging="360"/>
+      </w:pPr>
+      <w:rPr>
+        <w:rFonts w:ascii="Symbol" w:hAnsi="Symbol" w:hint="default"/>
+        <w:sz w:val="20"/>
+      </w:rPr>
+    </w:lvl>
+    <w:lvl w:ilvl="1" w:tentative="1">
+      <w:start w:val="1"/>
+      <w:numFmt w:val="bullet"/>
+      <w:lvlText w:val="o"/>
+      <w:lvlJc w:val="left"/>
+      <w:pPr>
+        <w:tabs>
+          <w:tab w:val="num" w:pos="1440"/>
+        </w:tabs>
+        <w:ind w:left="1440" w:hanging="360"/>
+      </w:pPr>
+      <w:rPr>
+        <w:rFonts w:ascii="Courier New" w:hAnsi="Courier New" w:hint="default"/>
+        <w:sz w:val="20"/>
+      </w:rPr>
+    </w:lvl>
+    <w:lvl w:ilvl="2" w:tentative="1">
+      <w:start w:val="1"/>
+      <w:numFmt w:val="bullet"/>
+      <w:lvlText w:val=""/>
+      <w:lvlJc w:val="left"/>
+      <w:pPr>
+        <w:tabs>
+          <w:tab w:val="num" w:pos="2160"/>
+        </w:tabs>
+        <w:ind w:left="2160" w:hanging="360"/>
+      </w:pPr>
+      <w:rPr>
+        <w:rFonts w:ascii="Wingdings" w:hAnsi="Wingdings" w:hint="default"/>
+        <w:sz w:val="20"/>
+      </w:rPr>
+    </w:lvl>
+    <w:lvl w:ilvl="3" w:tentative="1">
+      <w:start w:val="1"/>
+      <w:numFmt w:val="bullet"/>
+      <w:lvlText w:val=""/>
+      <w:lvlJc w:val="left"/>
+      <w:pPr>
+        <w:tabs>
+          <w:tab w:val="num" w:pos="2880"/>
+        </w:tabs>
+        <w:ind w:left="2880" w:hanging="360"/>
+      </w:pPr>
+      <w:rPr>
+        <w:rFonts w:ascii="Wingdings" w:hAnsi="Wingdings" w:hint="default"/>
+        <w:sz w:val="20"/>
+      </w:rPr>
+    </w:lvl>
+    <w:lvl w:ilvl="4" w:tentative="1">
+      <w:start w:val="1"/>
+      <w:numFmt w:val="bullet"/>
+      <w:lvlText w:val=""/>
+      <w:lvlJc w:val="left"/>
+      <w:pPr>
+        <w:tabs>
+          <w:tab w:val="num" w:pos="3600"/>
+        </w:tabs>
+        <w:ind w:left="3600" w:hanging="360"/>
+      </w:pPr>
+      <w:rPr>
+        <w:rFonts w:ascii="Wingdings" w:hAnsi="Wingdings" w:hint="default"/>
+        <w:sz w:val="20"/>
+      </w:rPr>
+    </w:lvl>
+    <w:lvl w:ilvl="5" w:tentative="1">
+      <w:start w:val="1"/>
+      <w:numFmt w:val="bullet"/>
+      <w:lvlText w:val=""/>
+      <w:lvlJc w:val="left"/>
+      <w:pPr>
+        <w:tabs>
+          <w:tab w:val="num" w:pos="4320"/>
+        </w:tabs>
+        <w:ind w:left="4320" w:hanging="360"/>
+      </w:pPr>
+      <w:rPr>
+        <w:rFonts w:ascii="Wingdings" w:hAnsi="Wingdings" w:hint="default"/>
+        <w:sz w:val="20"/>
+      </w:rPr>
+    </w:lvl>
+    <w:lvl w:ilvl="6" w:tentative="1">
+      <w:start w:val="1"/>
+      <w:numFmt w:val="bullet"/>
+      <w:lvlText w:val=""/>
+      <w:lvlJc w:val="left"/>
+      <w:pPr>
+        <w:tabs>
+          <w:tab w:val="num" w:pos="5040"/>
+        </w:tabs>
+        <w:ind w:left="5040" w:hanging="360"/>
+      </w:pPr>
+      <w:rPr>
+        <w:rFonts w:ascii="Wingdings" w:hAnsi="Wingdings" w:hint="default"/>
+        <w:sz w:val="20"/>
+      </w:rPr>
+    </w:lvl>
+    <w:lvl w:ilvl="7" w:tentative="1">
+      <w:start w:val="1"/>
+      <w:numFmt w:val="bullet"/>
+      <w:lvlText w:val=""/>
+      <w:lvlJc w:val="left"/>
+      <w:pPr>
+        <w:tabs>
+          <w:tab w:val="num" w:pos="5760"/>
+        </w:tabs>
+        <w:ind w:left="5760" w:hanging="360"/>
+      </w:pPr>
+      <w:rPr>
+        <w:rFonts w:ascii="Wingdings" w:hAnsi="Wingdings" w:hint="default"/>
+        <w:sz w:val="20"/>
+      </w:rPr>
+    </w:lvl>
+    <w:lvl w:ilvl="8" w:tentative="1">
+      <w:start w:val="1"/>
+      <w:numFmt w:val="bullet"/>
+      <w:lvlText w:val=""/>
+      <w:lvlJc w:val="left"/>
+      <w:pPr>
+        <w:tabs>
+          <w:tab w:val="num" w:pos="6480"/>
+        </w:tabs>
+        <w:ind w:left="6480" w:hanging="360"/>
+      </w:pPr>
+      <w:rPr>
+        <w:rFonts w:ascii="Wingdings" w:hAnsi="Wingdings" w:hint="default"/>
+        <w:sz w:val="20"/>
+      </w:rPr>
+    </w:lvl>
+  </w:abstractNum>
+  <w:abstractNum w:abstractNumId="19" w15:restartNumberingAfterBreak="0">
+    <w:nsid w:val="607B16C5"/>
+    <w:multiLevelType w:val="multilevel"/>
+    <w:tmpl w:val="4B961904"/>
+    <w:lvl w:ilvl="0">
+      <w:start w:val="1"/>
+      <w:numFmt w:val="bullet"/>
+      <w:lvlText w:val=""/>
+      <w:lvlJc w:val="left"/>
+      <w:pPr>
+        <w:tabs>
+          <w:tab w:val="num" w:pos="720"/>
+        </w:tabs>
+        <w:ind w:left="720" w:hanging="360"/>
+      </w:pPr>
+      <w:rPr>
+        <w:rFonts w:ascii="Symbol" w:hAnsi="Symbol" w:hint="default"/>
+        <w:sz w:val="20"/>
+      </w:rPr>
+    </w:lvl>
+    <w:lvl w:ilvl="1" w:tentative="1">
+      <w:start w:val="1"/>
+      <w:numFmt w:val="bullet"/>
+      <w:lvlText w:val="o"/>
+      <w:lvlJc w:val="left"/>
+      <w:pPr>
+        <w:tabs>
+          <w:tab w:val="num" w:pos="1440"/>
+        </w:tabs>
+        <w:ind w:left="1440" w:hanging="360"/>
+      </w:pPr>
+      <w:rPr>
+        <w:rFonts w:ascii="Courier New" w:hAnsi="Courier New" w:hint="default"/>
+        <w:sz w:val="20"/>
+      </w:rPr>
+    </w:lvl>
+    <w:lvl w:ilvl="2" w:tentative="1">
+      <w:start w:val="1"/>
+      <w:numFmt w:val="bullet"/>
+      <w:lvlText w:val=""/>
+      <w:lvlJc w:val="left"/>
+      <w:pPr>
+        <w:tabs>
+          <w:tab w:val="num" w:pos="2160"/>
+        </w:tabs>
+        <w:ind w:left="2160" w:hanging="360"/>
+      </w:pPr>
+      <w:rPr>
+        <w:rFonts w:ascii="Wingdings" w:hAnsi="Wingdings" w:hint="default"/>
+        <w:sz w:val="20"/>
+      </w:rPr>
+    </w:lvl>
+    <w:lvl w:ilvl="3" w:tentative="1">
+      <w:start w:val="1"/>
+      <w:numFmt w:val="bullet"/>
+      <w:lvlText w:val=""/>
+      <w:lvlJc w:val="left"/>
+      <w:pPr>
+        <w:tabs>
+          <w:tab w:val="num" w:pos="2880"/>
+        </w:tabs>
+        <w:ind w:left="2880" w:hanging="360"/>
+      </w:pPr>
+      <w:rPr>
+        <w:rFonts w:ascii="Wingdings" w:hAnsi="Wingdings" w:hint="default"/>
+        <w:sz w:val="20"/>
+      </w:rPr>
+    </w:lvl>
+    <w:lvl w:ilvl="4" w:tentative="1">
+      <w:start w:val="1"/>
+      <w:numFmt w:val="bullet"/>
+      <w:lvlText w:val=""/>
+      <w:lvlJc w:val="left"/>
+      <w:pPr>
+        <w:tabs>
+          <w:tab w:val="num" w:pos="3600"/>
+        </w:tabs>
+        <w:ind w:left="3600" w:hanging="360"/>
+      </w:pPr>
+      <w:rPr>
+        <w:rFonts w:ascii="Wingdings" w:hAnsi="Wingdings" w:hint="default"/>
+        <w:sz w:val="20"/>
+      </w:rPr>
+    </w:lvl>
+    <w:lvl w:ilvl="5" w:tentative="1">
+      <w:start w:val="1"/>
+      <w:numFmt w:val="bullet"/>
+      <w:lvlText w:val=""/>
+      <w:lvlJc w:val="left"/>
+      <w:pPr>
+        <w:tabs>
+          <w:tab w:val="num" w:pos="4320"/>
+        </w:tabs>
+        <w:ind w:left="4320" w:hanging="360"/>
+      </w:pPr>
+      <w:rPr>
+        <w:rFonts w:ascii="Wingdings" w:hAnsi="Wingdings" w:hint="default"/>
+        <w:sz w:val="20"/>
+      </w:rPr>
+    </w:lvl>
+    <w:lvl w:ilvl="6" w:tentative="1">
+      <w:start w:val="1"/>
+      <w:numFmt w:val="bullet"/>
+      <w:lvlText w:val=""/>
+      <w:lvlJc w:val="left"/>
+      <w:pPr>
+        <w:tabs>
+          <w:tab w:val="num" w:pos="5040"/>
+        </w:tabs>
+        <w:ind w:left="5040" w:hanging="360"/>
+      </w:pPr>
+      <w:rPr>
+        <w:rFonts w:ascii="Wingdings" w:hAnsi="Wingdings" w:hint="default"/>
+        <w:sz w:val="20"/>
+      </w:rPr>
+    </w:lvl>
+    <w:lvl w:ilvl="7" w:tentative="1">
+      <w:start w:val="1"/>
+      <w:numFmt w:val="bullet"/>
+      <w:lvlText w:val=""/>
+      <w:lvlJc w:val="left"/>
+      <w:pPr>
+        <w:tabs>
+          <w:tab w:val="num" w:pos="5760"/>
+        </w:tabs>
+        <w:ind w:left="5760" w:hanging="360"/>
+      </w:pPr>
+      <w:rPr>
+        <w:rFonts w:ascii="Wingdings" w:hAnsi="Wingdings" w:hint="default"/>
+        <w:sz w:val="20"/>
+      </w:rPr>
+    </w:lvl>
+    <w:lvl w:ilvl="8" w:tentative="1">
+      <w:start w:val="1"/>
+      <w:numFmt w:val="bullet"/>
+      <w:lvlText w:val=""/>
+      <w:lvlJc w:val="left"/>
+      <w:pPr>
+        <w:tabs>
+          <w:tab w:val="num" w:pos="6480"/>
+        </w:tabs>
+        <w:ind w:left="6480" w:hanging="360"/>
+      </w:pPr>
+      <w:rPr>
+        <w:rFonts w:ascii="Wingdings" w:hAnsi="Wingdings" w:hint="default"/>
+        <w:sz w:val="20"/>
+      </w:rPr>
+    </w:lvl>
+  </w:abstractNum>
+  <w:abstractNum w:abstractNumId="20" w15:restartNumberingAfterBreak="0">
+    <w:nsid w:val="63771216"/>
+    <w:multiLevelType w:val="hybridMultilevel"/>
+    <w:tmpl w:val="F1C0000C"/>
+    <w:lvl w:ilvl="0" w:tplc="04090019">
+      <w:start w:val="1"/>
+      <w:numFmt w:val="lowerLetter"/>
+      <w:lvlText w:val="%1."/>
+      <w:lvlJc w:val="left"/>
+      <w:pPr>
+        <w:ind w:left="1440" w:hanging="360"/>
+      </w:pPr>
+    </w:lvl>
+    <w:lvl w:ilvl="1" w:tplc="04090019" w:tentative="1">
+      <w:start w:val="1"/>
+      <w:numFmt w:val="lowerLetter"/>
+      <w:lvlText w:val="%2."/>
+      <w:lvlJc w:val="left"/>
+      <w:pPr>
+        <w:ind w:left="2160" w:hanging="360"/>
+      </w:pPr>
+    </w:lvl>
+    <w:lvl w:ilvl="2" w:tplc="0409001B" w:tentative="1">
+      <w:start w:val="1"/>
+      <w:numFmt w:val="lowerRoman"/>
+      <w:lvlText w:val="%3."/>
+      <w:lvlJc w:val="right"/>
+      <w:pPr>
+        <w:ind w:left="2880" w:hanging="180"/>
+      </w:pPr>
+    </w:lvl>
+    <w:lvl w:ilvl="3" w:tplc="0409000F" w:tentative="1">
+      <w:start w:val="1"/>
+      <w:numFmt w:val="decimal"/>
+      <w:lvlText w:val="%4."/>
+      <w:lvlJc w:val="left"/>
+      <w:pPr>
+        <w:ind w:left="3600" w:hanging="360"/>
+      </w:pPr>
+    </w:lvl>
+    <w:lvl w:ilvl="4" w:tplc="04090019" w:tentative="1">
+      <w:start w:val="1"/>
+      <w:numFmt w:val="lowerLetter"/>
+      <w:lvlText w:val="%5."/>
+      <w:lvlJc w:val="left"/>
+      <w:pPr>
+        <w:ind w:left="4320" w:hanging="360"/>
+      </w:pPr>
+    </w:lvl>
+    <w:lvl w:ilvl="5" w:tplc="0409001B" w:tentative="1">
+      <w:start w:val="1"/>
+      <w:numFmt w:val="lowerRoman"/>
+      <w:lvlText w:val="%6."/>
+      <w:lvlJc w:val="right"/>
+      <w:pPr>
+        <w:ind w:left="5040" w:hanging="180"/>
+      </w:pPr>
+    </w:lvl>
+    <w:lvl w:ilvl="6" w:tplc="0409000F" w:tentative="1">
+      <w:start w:val="1"/>
+      <w:numFmt w:val="decimal"/>
+      <w:lvlText w:val="%7."/>
+      <w:lvlJc w:val="left"/>
+      <w:pPr>
+        <w:ind w:left="5760" w:hanging="360"/>
+      </w:pPr>
+    </w:lvl>
+    <w:lvl w:ilvl="7" w:tplc="04090019" w:tentative="1">
+      <w:start w:val="1"/>
+      <w:numFmt w:val="lowerLetter"/>
+      <w:lvlText w:val="%8."/>
+      <w:lvlJc w:val="left"/>
+      <w:pPr>
+        <w:ind w:left="6480" w:hanging="360"/>
+      </w:pPr>
+    </w:lvl>
+    <w:lvl w:ilvl="8" w:tplc="0409001B" w:tentative="1">
+      <w:start w:val="1"/>
+      <w:numFmt w:val="lowerRoman"/>
+      <w:lvlText w:val="%9."/>
+      <w:lvlJc w:val="right"/>
+      <w:pPr>
+        <w:ind w:left="7200" w:hanging="180"/>
+      </w:pPr>
+    </w:lvl>
+  </w:abstractNum>
+  <w:abstractNum w:abstractNumId="21" w15:restartNumberingAfterBreak="0">
+    <w:nsid w:val="697F76D7"/>
+    <w:multiLevelType w:val="multilevel"/>
+    <w:tmpl w:val="ED880098"/>
+    <w:lvl w:ilvl="0">
+      <w:start w:val="1"/>
+      <w:numFmt w:val="bullet"/>
+      <w:lvlText w:val=""/>
+      <w:lvlJc w:val="left"/>
+      <w:pPr>
+        <w:tabs>
+          <w:tab w:val="num" w:pos="720"/>
+        </w:tabs>
+        <w:ind w:left="720" w:hanging="360"/>
+      </w:pPr>
+      <w:rPr>
+        <w:rFonts w:ascii="Symbol" w:hAnsi="Symbol" w:hint="default"/>
+        <w:sz w:val="20"/>
+      </w:rPr>
+    </w:lvl>
+    <w:lvl w:ilvl="1" w:tentative="1">
+      <w:start w:val="1"/>
+      <w:numFmt w:val="bullet"/>
+      <w:lvlText w:val="o"/>
+      <w:lvlJc w:val="left"/>
+      <w:pPr>
+        <w:tabs>
+          <w:tab w:val="num" w:pos="1440"/>
+        </w:tabs>
+        <w:ind w:left="1440" w:hanging="360"/>
+      </w:pPr>
+      <w:rPr>
+        <w:rFonts w:ascii="Courier New" w:hAnsi="Courier New" w:hint="default"/>
+        <w:sz w:val="20"/>
+      </w:rPr>
+    </w:lvl>
+    <w:lvl w:ilvl="2" w:tentative="1">
+      <w:start w:val="1"/>
+      <w:numFmt w:val="bullet"/>
+      <w:lvlText w:val=""/>
+      <w:lvlJc w:val="left"/>
+      <w:pPr>
+        <w:tabs>
+          <w:tab w:val="num" w:pos="2160"/>
+        </w:tabs>
+        <w:ind w:left="2160" w:hanging="360"/>
+      </w:pPr>
+      <w:rPr>
+        <w:rFonts w:ascii="Wingdings" w:hAnsi="Wingdings" w:hint="default"/>
+        <w:sz w:val="20"/>
+      </w:rPr>
+    </w:lvl>
+    <w:lvl w:ilvl="3" w:tentative="1">
+      <w:start w:val="1"/>
+      <w:numFmt w:val="bullet"/>
+      <w:lvlText w:val=""/>
+      <w:lvlJc w:val="left"/>
+      <w:pPr>
+        <w:tabs>
+          <w:tab w:val="num" w:pos="2880"/>
+        </w:tabs>
+        <w:ind w:left="2880" w:hanging="360"/>
+      </w:pPr>
+      <w:rPr>
+        <w:rFonts w:ascii="Wingdings" w:hAnsi="Wingdings" w:hint="default"/>
+        <w:sz w:val="20"/>
+      </w:rPr>
+    </w:lvl>
+    <w:lvl w:ilvl="4" w:tentative="1">
+      <w:start w:val="1"/>
+      <w:numFmt w:val="bullet"/>
+      <w:lvlText w:val=""/>
+      <w:lvlJc w:val="left"/>
+      <w:pPr>
+        <w:tabs>
+          <w:tab w:val="num" w:pos="3600"/>
+        </w:tabs>
+        <w:ind w:left="3600" w:hanging="360"/>
+      </w:pPr>
+      <w:rPr>
+        <w:rFonts w:ascii="Wingdings" w:hAnsi="Wingdings" w:hint="default"/>
+        <w:sz w:val="20"/>
+      </w:rPr>
+    </w:lvl>
+    <w:lvl w:ilvl="5" w:tentative="1">
+      <w:start w:val="1"/>
+      <w:numFmt w:val="bullet"/>
+      <w:lvlText w:val=""/>
+      <w:lvlJc w:val="left"/>
+      <w:pPr>
+        <w:tabs>
+          <w:tab w:val="num" w:pos="4320"/>
+        </w:tabs>
+        <w:ind w:left="4320" w:hanging="360"/>
+      </w:pPr>
+      <w:rPr>
+        <w:rFonts w:ascii="Wingdings" w:hAnsi="Wingdings" w:hint="default"/>
+        <w:sz w:val="20"/>
+      </w:rPr>
+    </w:lvl>
+    <w:lvl w:ilvl="6" w:tentative="1">
+      <w:start w:val="1"/>
+      <w:numFmt w:val="bullet"/>
+      <w:lvlText w:val=""/>
+      <w:lvlJc w:val="left"/>
+      <w:pPr>
+        <w:tabs>
+          <w:tab w:val="num" w:pos="5040"/>
+        </w:tabs>
+        <w:ind w:left="5040" w:hanging="360"/>
+      </w:pPr>
+      <w:rPr>
+        <w:rFonts w:ascii="Wingdings" w:hAnsi="Wingdings" w:hint="default"/>
+        <w:sz w:val="20"/>
+      </w:rPr>
+    </w:lvl>
+    <w:lvl w:ilvl="7" w:tentative="1">
+      <w:start w:val="1"/>
+      <w:numFmt w:val="bullet"/>
+      <w:lvlText w:val=""/>
+      <w:lvlJc w:val="left"/>
+      <w:pPr>
+        <w:tabs>
+          <w:tab w:val="num" w:pos="5760"/>
+        </w:tabs>
+        <w:ind w:left="5760" w:hanging="360"/>
+      </w:pPr>
+      <w:rPr>
+        <w:rFonts w:ascii="Wingdings" w:hAnsi="Wingdings" w:hint="default"/>
+        <w:sz w:val="20"/>
+      </w:rPr>
+    </w:lvl>
+    <w:lvl w:ilvl="8" w:tentative="1">
+      <w:start w:val="1"/>
+      <w:numFmt w:val="bullet"/>
+      <w:lvlText w:val=""/>
+      <w:lvlJc w:val="left"/>
+      <w:pPr>
+        <w:tabs>
+          <w:tab w:val="num" w:pos="6480"/>
+        </w:tabs>
+        <w:ind w:left="6480" w:hanging="360"/>
+      </w:pPr>
+      <w:rPr>
+        <w:rFonts w:ascii="Wingdings" w:hAnsi="Wingdings" w:hint="default"/>
+        <w:sz w:val="20"/>
+      </w:rPr>
+    </w:lvl>
+  </w:abstractNum>
+  <w:abstractNum w:abstractNumId="22" w15:restartNumberingAfterBreak="0">
+    <w:nsid w:val="749B34A8"/>
+    <w:multiLevelType w:val="multilevel"/>
+    <w:tmpl w:val="7D26BE02"/>
+    <w:lvl w:ilvl="0">
+      <w:start w:val="1"/>
+      <w:numFmt w:val="bullet"/>
+      <w:lvlText w:val=""/>
+      <w:lvlJc w:val="left"/>
+      <w:pPr>
+        <w:tabs>
+          <w:tab w:val="num" w:pos="720"/>
+        </w:tabs>
+        <w:ind w:left="720" w:hanging="360"/>
+      </w:pPr>
+      <w:rPr>
+        <w:rFonts w:ascii="Symbol" w:hAnsi="Symbol" w:hint="default"/>
+        <w:sz w:val="20"/>
+      </w:rPr>
+    </w:lvl>
+    <w:lvl w:ilvl="1" w:tentative="1">
+      <w:start w:val="1"/>
+      <w:numFmt w:val="bullet"/>
+      <w:lvlText w:val="o"/>
+      <w:lvlJc w:val="left"/>
+      <w:pPr>
+        <w:tabs>
+          <w:tab w:val="num" w:pos="1440"/>
+        </w:tabs>
+        <w:ind w:left="1440" w:hanging="360"/>
+      </w:pPr>
+      <w:rPr>
+        <w:rFonts w:ascii="Courier New" w:hAnsi="Courier New" w:hint="default"/>
+        <w:sz w:val="20"/>
+      </w:rPr>
+    </w:lvl>
+    <w:lvl w:ilvl="2" w:tentative="1">
+      <w:start w:val="1"/>
+      <w:numFmt w:val="bullet"/>
+      <w:lvlText w:val=""/>
+      <w:lvlJc w:val="left"/>
+      <w:pPr>
+        <w:tabs>
+          <w:tab w:val="num" w:pos="2160"/>
+        </w:tabs>
+        <w:ind w:left="2160" w:hanging="360"/>
+      </w:pPr>
+      <w:rPr>
+        <w:rFonts w:ascii="Wingdings" w:hAnsi="Wingdings" w:hint="default"/>
+        <w:sz w:val="20"/>
+      </w:rPr>
+    </w:lvl>
+    <w:lvl w:ilvl="3" w:tentative="1">
+      <w:start w:val="1"/>
+      <w:numFmt w:val="bullet"/>
+      <w:lvlText w:val=""/>
+      <w:lvlJc w:val="left"/>
+      <w:pPr>
+        <w:tabs>
+          <w:tab w:val="num" w:pos="2880"/>
+        </w:tabs>
+        <w:ind w:left="2880" w:hanging="360"/>
+      </w:pPr>
+      <w:rPr>
+        <w:rFonts w:ascii="Wingdings" w:hAnsi="Wingdings" w:hint="default"/>
+        <w:sz w:val="20"/>
+      </w:rPr>
+    </w:lvl>
+    <w:lvl w:ilvl="4" w:tentative="1">
+      <w:start w:val="1"/>
+      <w:numFmt w:val="bullet"/>
+      <w:lvlText w:val=""/>
+      <w:lvlJc w:val="left"/>
+      <w:pPr>
+        <w:tabs>
+          <w:tab w:val="num" w:pos="3600"/>
+        </w:tabs>
+        <w:ind w:left="3600" w:hanging="360"/>
+      </w:pPr>
+      <w:rPr>
+        <w:rFonts w:ascii="Wingdings" w:hAnsi="Wingdings" w:hint="default"/>
+        <w:sz w:val="20"/>
+      </w:rPr>
+    </w:lvl>
+    <w:lvl w:ilvl="5" w:tentative="1">
+      <w:start w:val="1"/>
+      <w:numFmt w:val="bullet"/>
+      <w:lvlText w:val=""/>
+      <w:lvlJc w:val="left"/>
+      <w:pPr>
+        <w:tabs>
+          <w:tab w:val="num" w:pos="4320"/>
+        </w:tabs>
+        <w:ind w:left="4320" w:hanging="360"/>
+      </w:pPr>
+      <w:rPr>
+        <w:rFonts w:ascii="Wingdings" w:hAnsi="Wingdings" w:hint="default"/>
+        <w:sz w:val="20"/>
+      </w:rPr>
+    </w:lvl>
+    <w:lvl w:ilvl="6" w:tentative="1">
+      <w:start w:val="1"/>
+      <w:numFmt w:val="bullet"/>
+      <w:lvlText w:val=""/>
+      <w:lvlJc w:val="left"/>
+      <w:pPr>
+        <w:tabs>
+          <w:tab w:val="num" w:pos="5040"/>
+        </w:tabs>
+        <w:ind w:left="5040" w:hanging="360"/>
+      </w:pPr>
+      <w:rPr>
+        <w:rFonts w:ascii="Wingdings" w:hAnsi="Wingdings" w:hint="default"/>
+        <w:sz w:val="20"/>
+      </w:rPr>
+    </w:lvl>
+    <w:lvl w:ilvl="7" w:tentative="1">
+      <w:start w:val="1"/>
+      <w:numFmt w:val="bullet"/>
+      <w:lvlText w:val=""/>
+      <w:lvlJc w:val="left"/>
+      <w:pPr>
+        <w:tabs>
+          <w:tab w:val="num" w:pos="5760"/>
+        </w:tabs>
+        <w:ind w:left="5760" w:hanging="360"/>
+      </w:pPr>
+      <w:rPr>
+        <w:rFonts w:ascii="Wingdings" w:hAnsi="Wingdings" w:hint="default"/>
+        <w:sz w:val="20"/>
+      </w:rPr>
+    </w:lvl>
+    <w:lvl w:ilvl="8" w:tentative="1">
+      <w:start w:val="1"/>
+      <w:numFmt w:val="bullet"/>
+      <w:lvlText w:val=""/>
+      <w:lvlJc w:val="left"/>
+      <w:pPr>
+        <w:tabs>
+          <w:tab w:val="num" w:pos="6480"/>
+        </w:tabs>
+        <w:ind w:left="6480" w:hanging="360"/>
+      </w:pPr>
+      <w:rPr>
+        <w:rFonts w:ascii="Wingdings" w:hAnsi="Wingdings" w:hint="default"/>
+        <w:sz w:val="20"/>
+      </w:rPr>
+    </w:lvl>
+  </w:abstractNum>
+  <w:abstractNum w:abstractNumId="23" w15:restartNumberingAfterBreak="0">
+    <w:nsid w:val="77AE3352"/>
+    <w:multiLevelType w:val="multilevel"/>
+    <w:tmpl w:val="4074FD7E"/>
+    <w:lvl w:ilvl="0">
+      <w:start w:val="1"/>
+      <w:numFmt w:val="bullet"/>
+      <w:lvlText w:val=""/>
+      <w:lvlJc w:val="left"/>
+      <w:pPr>
+        <w:tabs>
+          <w:tab w:val="num" w:pos="720"/>
+        </w:tabs>
+        <w:ind w:left="720" w:hanging="360"/>
+      </w:pPr>
+      <w:rPr>
+        <w:rFonts w:ascii="Symbol" w:hAnsi="Symbol" w:hint="default"/>
+        <w:sz w:val="20"/>
+      </w:rPr>
+    </w:lvl>
+    <w:lvl w:ilvl="1" w:tentative="1">
+      <w:start w:val="1"/>
+      <w:numFmt w:val="bullet"/>
+      <w:lvlText w:val="o"/>
+      <w:lvlJc w:val="left"/>
+      <w:pPr>
+        <w:tabs>
+          <w:tab w:val="num" w:pos="1440"/>
+        </w:tabs>
+        <w:ind w:left="1440" w:hanging="360"/>
+      </w:pPr>
+      <w:rPr>
+        <w:rFonts w:ascii="Courier New" w:hAnsi="Courier New" w:hint="default"/>
+        <w:sz w:val="20"/>
+      </w:rPr>
+    </w:lvl>
+    <w:lvl w:ilvl="2" w:tentative="1">
+      <w:start w:val="1"/>
+      <w:numFmt w:val="bullet"/>
+      <w:lvlText w:val=""/>
+      <w:lvlJc w:val="left"/>
+      <w:pPr>
+        <w:tabs>
+          <w:tab w:val="num" w:pos="2160"/>
+        </w:tabs>
+        <w:ind w:left="2160" w:hanging="360"/>
+      </w:pPr>
+      <w:rPr>
+        <w:rFonts w:ascii="Wingdings" w:hAnsi="Wingdings" w:hint="default"/>
+        <w:sz w:val="20"/>
+      </w:rPr>
+    </w:lvl>
+    <w:lvl w:ilvl="3" w:tentative="1">
+      <w:start w:val="1"/>
+      <w:numFmt w:val="bullet"/>
+      <w:lvlText w:val=""/>
+      <w:lvlJc w:val="left"/>
+      <w:pPr>
+        <w:tabs>
+          <w:tab w:val="num" w:pos="2880"/>
+        </w:tabs>
+        <w:ind w:left="2880" w:hanging="360"/>
+      </w:pPr>
+      <w:rPr>
+        <w:rFonts w:ascii="Wingdings" w:hAnsi="Wingdings" w:hint="default"/>
+        <w:sz w:val="20"/>
+      </w:rPr>
+    </w:lvl>
+    <w:lvl w:ilvl="4" w:tentative="1">
+      <w:start w:val="1"/>
+      <w:numFmt w:val="bullet"/>
+      <w:lvlText w:val=""/>
+      <w:lvlJc w:val="left"/>
+      <w:pPr>
+        <w:tabs>
+          <w:tab w:val="num" w:pos="3600"/>
+        </w:tabs>
+        <w:ind w:left="3600" w:hanging="360"/>
+      </w:pPr>
+      <w:rPr>
+        <w:rFonts w:ascii="Wingdings" w:hAnsi="Wingdings" w:hint="default"/>
+        <w:sz w:val="20"/>
+      </w:rPr>
+    </w:lvl>
+    <w:lvl w:ilvl="5" w:tentative="1">
+      <w:start w:val="1"/>
+      <w:numFmt w:val="bullet"/>
+      <w:lvlText w:val=""/>
+      <w:lvlJc w:val="left"/>
+      <w:pPr>
+        <w:tabs>
+          <w:tab w:val="num" w:pos="4320"/>
+        </w:tabs>
+        <w:ind w:left="4320" w:hanging="360"/>
+      </w:pPr>
+      <w:rPr>
+        <w:rFonts w:ascii="Wingdings" w:hAnsi="Wingdings" w:hint="default"/>
+        <w:sz w:val="20"/>
+      </w:rPr>
+    </w:lvl>
+    <w:lvl w:ilvl="6" w:tentative="1">
+      <w:start w:val="1"/>
+      <w:numFmt w:val="bullet"/>
+      <w:lvlText w:val=""/>
+      <w:lvlJc w:val="left"/>
+      <w:pPr>
+        <w:tabs>
+          <w:tab w:val="num" w:pos="5040"/>
+        </w:tabs>
+        <w:ind w:left="5040" w:hanging="360"/>
+      </w:pPr>
+      <w:rPr>
+        <w:rFonts w:ascii="Wingdings" w:hAnsi="Wingdings" w:hint="default"/>
+        <w:sz w:val="20"/>
+      </w:rPr>
+    </w:lvl>
+    <w:lvl w:ilvl="7" w:tentative="1">
+      <w:start w:val="1"/>
+      <w:numFmt w:val="bullet"/>
+      <w:lvlText w:val=""/>
+      <w:lvlJc w:val="left"/>
+      <w:pPr>
+        <w:tabs>
+          <w:tab w:val="num" w:pos="5760"/>
+        </w:tabs>
+        <w:ind w:left="5760" w:hanging="360"/>
+      </w:pPr>
+      <w:rPr>
+        <w:rFonts w:ascii="Wingdings" w:hAnsi="Wingdings" w:hint="default"/>
+        <w:sz w:val="20"/>
+      </w:rPr>
+    </w:lvl>
+    <w:lvl w:ilvl="8" w:tentative="1">
+      <w:start w:val="1"/>
+      <w:numFmt w:val="bullet"/>
+      <w:lvlText w:val=""/>
+      <w:lvlJc w:val="left"/>
+      <w:pPr>
+        <w:tabs>
+          <w:tab w:val="num" w:pos="6480"/>
+        </w:tabs>
+        <w:ind w:left="6480" w:hanging="360"/>
+      </w:pPr>
+      <w:rPr>
+        <w:rFonts w:ascii="Wingdings" w:hAnsi="Wingdings" w:hint="default"/>
+        <w:sz w:val="20"/>
+      </w:rPr>
+    </w:lvl>
+  </w:abstractNum>
+  <w:abstractNum w:abstractNumId="24" w15:restartNumberingAfterBreak="0">
+    <w:nsid w:val="7AF67011"/>
+    <w:multiLevelType w:val="multilevel"/>
+    <w:tmpl w:val="F8EC0F30"/>
+    <w:lvl w:ilvl="0">
+      <w:start w:val="1"/>
+      <w:numFmt w:val="bullet"/>
+      <w:lvlText w:val=""/>
+      <w:lvlJc w:val="left"/>
+      <w:pPr>
+        <w:tabs>
+          <w:tab w:val="num" w:pos="720"/>
+        </w:tabs>
+        <w:ind w:left="720" w:hanging="360"/>
+      </w:pPr>
+      <w:rPr>
+        <w:rFonts w:ascii="Symbol" w:hAnsi="Symbol" w:hint="default"/>
+        <w:sz w:val="20"/>
+      </w:rPr>
+    </w:lvl>
+    <w:lvl w:ilvl="1" w:tentative="1">
+      <w:start w:val="1"/>
+      <w:numFmt w:val="bullet"/>
+      <w:lvlText w:val="o"/>
+      <w:lvlJc w:val="left"/>
+      <w:pPr>
+        <w:tabs>
+          <w:tab w:val="num" w:pos="1440"/>
+        </w:tabs>
+        <w:ind w:left="1440" w:hanging="360"/>
+      </w:pPr>
+      <w:rPr>
+        <w:rFonts w:ascii="Courier New" w:hAnsi="Courier New" w:hint="default"/>
+        <w:sz w:val="20"/>
+      </w:rPr>
+    </w:lvl>
+    <w:lvl w:ilvl="2" w:tentative="1">
+      <w:start w:val="1"/>
+      <w:numFmt w:val="bullet"/>
+      <w:lvlText w:val=""/>
+      <w:lvlJc w:val="left"/>
+      <w:pPr>
+        <w:tabs>
+          <w:tab w:val="num" w:pos="2160"/>
+        </w:tabs>
+        <w:ind w:left="2160" w:hanging="360"/>
+      </w:pPr>
+      <w:rPr>
+        <w:rFonts w:ascii="Wingdings" w:hAnsi="Wingdings" w:hint="default"/>
+        <w:sz w:val="20"/>
+      </w:rPr>
+    </w:lvl>
+    <w:lvl w:ilvl="3" w:tentative="1">
+      <w:start w:val="1"/>
+      <w:numFmt w:val="bullet"/>
+      <w:lvlText w:val=""/>
+      <w:lvlJc w:val="left"/>
+      <w:pPr>
+        <w:tabs>
+          <w:tab w:val="num" w:pos="2880"/>
+        </w:tabs>
+        <w:ind w:left="2880" w:hanging="360"/>
+      </w:pPr>
+      <w:rPr>
+        <w:rFonts w:ascii="Wingdings" w:hAnsi="Wingdings" w:hint="default"/>
+        <w:sz w:val="20"/>
+      </w:rPr>
+    </w:lvl>
+    <w:lvl w:ilvl="4" w:tentative="1">
+      <w:start w:val="1"/>
+      <w:numFmt w:val="bullet"/>
+      <w:lvlText w:val=""/>
+      <w:lvlJc w:val="left"/>
+      <w:pPr>
+        <w:tabs>
+          <w:tab w:val="num" w:pos="3600"/>
+        </w:tabs>
+        <w:ind w:left="3600" w:hanging="360"/>
+      </w:pPr>
+      <w:rPr>
+        <w:rFonts w:ascii="Wingdings" w:hAnsi="Wingdings" w:hint="default"/>
+        <w:sz w:val="20"/>
+      </w:rPr>
+    </w:lvl>
+    <w:lvl w:ilvl="5" w:tentative="1">
+      <w:start w:val="1"/>
+      <w:numFmt w:val="bullet"/>
+      <w:lvlText w:val=""/>
+      <w:lvlJc w:val="left"/>
+      <w:pPr>
+        <w:tabs>
+          <w:tab w:val="num" w:pos="4320"/>
+        </w:tabs>
+        <w:ind w:left="4320" w:hanging="360"/>
+      </w:pPr>
+      <w:rPr>
+        <w:rFonts w:ascii="Wingdings" w:hAnsi="Wingdings" w:hint="default"/>
+        <w:sz w:val="20"/>
+      </w:rPr>
+    </w:lvl>
+    <w:lvl w:ilvl="6" w:tentative="1">
+      <w:start w:val="1"/>
+      <w:numFmt w:val="bullet"/>
+      <w:lvlText w:val=""/>
+      <w:lvlJc w:val="left"/>
+      <w:pPr>
+        <w:tabs>
+          <w:tab w:val="num" w:pos="5040"/>
+        </w:tabs>
+        <w:ind w:left="5040" w:hanging="360"/>
+      </w:pPr>
+      <w:rPr>
+        <w:rFonts w:ascii="Wingdings" w:hAnsi="Wingdings" w:hint="default"/>
+        <w:sz w:val="20"/>
+      </w:rPr>
+    </w:lvl>
+    <w:lvl w:ilvl="7" w:tentative="1">
+      <w:start w:val="1"/>
+      <w:numFmt w:val="bullet"/>
+      <w:lvlText w:val=""/>
+      <w:lvlJc w:val="left"/>
+      <w:pPr>
+        <w:tabs>
+          <w:tab w:val="num" w:pos="5760"/>
+        </w:tabs>
+        <w:ind w:left="5760" w:hanging="360"/>
+      </w:pPr>
+      <w:rPr>
+        <w:rFonts w:ascii="Wingdings" w:hAnsi="Wingdings" w:hint="default"/>
+        <w:sz w:val="20"/>
+      </w:rPr>
+    </w:lvl>
+    <w:lvl w:ilvl="8" w:tentative="1">
+      <w:start w:val="1"/>
+      <w:numFmt w:val="bullet"/>
+      <w:lvlText w:val=""/>
+      <w:lvlJc w:val="left"/>
+      <w:pPr>
+        <w:tabs>
+          <w:tab w:val="num" w:pos="6480"/>
+        </w:tabs>
+        <w:ind w:left="6480" w:hanging="360"/>
+      </w:pPr>
+      <w:rPr>
+        <w:rFonts w:ascii="Wingdings" w:hAnsi="Wingdings" w:hint="default"/>
+        <w:sz w:val="20"/>
+      </w:rPr>
+    </w:lvl>
+  </w:abstractNum>
   <w:num w:numId="1" w16cid:durableId="686712038">
+    <w:abstractNumId w:val="11"/>
+  </w:num>
+  <w:num w:numId="2" w16cid:durableId="943223817">
+    <w:abstractNumId w:val="16"/>
+  </w:num>
+  <w:num w:numId="3" w16cid:durableId="1783106377">
+    <w:abstractNumId w:val="15"/>
+  </w:num>
+  <w:num w:numId="4" w16cid:durableId="1263295813">
+    <w:abstractNumId w:val="23"/>
+  </w:num>
+  <w:num w:numId="5" w16cid:durableId="565645393">
+    <w:abstractNumId w:val="2"/>
+  </w:num>
+  <w:num w:numId="6" w16cid:durableId="1956014966">
+    <w:abstractNumId w:val="24"/>
+  </w:num>
+  <w:num w:numId="7" w16cid:durableId="1858615910">
+    <w:abstractNumId w:val="3"/>
+  </w:num>
+  <w:num w:numId="8" w16cid:durableId="350647901">
+    <w:abstractNumId w:val="19"/>
+  </w:num>
+  <w:num w:numId="9" w16cid:durableId="1093166219">
+    <w:abstractNumId w:val="20"/>
+  </w:num>
+  <w:num w:numId="10" w16cid:durableId="508448407">
+    <w:abstractNumId w:val="21"/>
+  </w:num>
+  <w:num w:numId="11" w16cid:durableId="1788963003">
+    <w:abstractNumId w:val="8"/>
+  </w:num>
+  <w:num w:numId="12" w16cid:durableId="2093967097">
+    <w:abstractNumId w:val="13"/>
+  </w:num>
+  <w:num w:numId="13" w16cid:durableId="1378091471">
+    <w:abstractNumId w:val="1"/>
+  </w:num>
+  <w:num w:numId="14" w16cid:durableId="1077435939">
     <w:abstractNumId w:val="0"/>
   </w:num>
-  <w:num w:numId="2" w16cid:durableId="943223817">
-    <w:abstractNumId w:val="1"/>
+  <w:num w:numId="15" w16cid:durableId="342244455">
+    <w:abstractNumId w:val="4"/>
+  </w:num>
+  <w:num w:numId="16" w16cid:durableId="1561213831">
+    <w:abstractNumId w:val="7"/>
+  </w:num>
+  <w:num w:numId="17" w16cid:durableId="378674596">
+    <w:abstractNumId w:val="12"/>
+  </w:num>
+  <w:num w:numId="18" w16cid:durableId="1104610824">
+    <w:abstractNumId w:val="9"/>
+  </w:num>
+  <w:num w:numId="19" w16cid:durableId="1347446349">
+    <w:abstractNumId w:val="14"/>
+  </w:num>
+  <w:num w:numId="20" w16cid:durableId="1575433789">
+    <w:abstractNumId w:val="5"/>
+  </w:num>
+  <w:num w:numId="21" w16cid:durableId="1821312144">
+    <w:abstractNumId w:val="22"/>
+  </w:num>
+  <w:num w:numId="22" w16cid:durableId="1489441274">
+    <w:abstractNumId w:val="17"/>
+  </w:num>
+  <w:num w:numId="23" w16cid:durableId="1237129193">
+    <w:abstractNumId w:val="10"/>
+  </w:num>
+  <w:num w:numId="24" w16cid:durableId="693455697">
+    <w:abstractNumId w:val="6"/>
+  </w:num>
+  <w:num w:numId="25" w16cid:durableId="1638411340">
+    <w:abstractNumId w:val="18"/>
   </w:num>
 </w:numbering>
 </file>
@@ -1623,6 +7990,209 @@
     <w:name w:val="Normal"/>
     <w:qFormat/>
   </w:style>
+  <w:style w:type="paragraph" w:styleId="Heading1">
+    <w:name w:val="heading 1"/>
+    <w:basedOn w:val="Normal"/>
+    <w:next w:val="Normal"/>
+    <w:link w:val="Heading1Char"/>
+    <w:uiPriority w:val="9"/>
+    <w:qFormat/>
+    <w:rsid w:val="00BA6026"/>
+    <w:pPr>
+      <w:keepNext/>
+      <w:keepLines/>
+      <w:spacing w:before="240" w:after="0"/>
+      <w:outlineLvl w:val="0"/>
+    </w:pPr>
+    <w:rPr>
+      <w:rFonts w:asciiTheme="majorHAnsi" w:eastAsiaTheme="majorEastAsia" w:hAnsiTheme="majorHAnsi" w:cstheme="majorBidi"/>
+      <w:color w:val="2F5496" w:themeColor="accent1" w:themeShade="BF"/>
+      <w:sz w:val="32"/>
+      <w:szCs w:val="32"/>
+    </w:rPr>
+  </w:style>
+  <w:style w:type="paragraph" w:styleId="Heading2">
+    <w:name w:val="heading 2"/>
+    <w:basedOn w:val="Normal"/>
+    <w:next w:val="Normal"/>
+    <w:link w:val="Heading2Char"/>
+    <w:uiPriority w:val="9"/>
+    <w:semiHidden/>
+    <w:unhideWhenUsed/>
+    <w:qFormat/>
+    <w:rsid w:val="00BA6026"/>
+    <w:pPr>
+      <w:keepNext/>
+      <w:keepLines/>
+      <w:spacing w:before="40" w:after="0"/>
+      <w:outlineLvl w:val="1"/>
+    </w:pPr>
+    <w:rPr>
+      <w:rFonts w:asciiTheme="majorHAnsi" w:eastAsiaTheme="majorEastAsia" w:hAnsiTheme="majorHAnsi" w:cstheme="majorBidi"/>
+      <w:color w:val="2F5496" w:themeColor="accent1" w:themeShade="BF"/>
+      <w:sz w:val="26"/>
+      <w:szCs w:val="26"/>
+    </w:rPr>
+  </w:style>
+  <w:style w:type="paragraph" w:styleId="Heading3">
+    <w:name w:val="heading 3"/>
+    <w:basedOn w:val="Normal"/>
+    <w:next w:val="Normal"/>
+    <w:link w:val="Heading3Char"/>
+    <w:uiPriority w:val="9"/>
+    <w:semiHidden/>
+    <w:unhideWhenUsed/>
+    <w:qFormat/>
+    <w:rsid w:val="00BA6026"/>
+    <w:pPr>
+      <w:keepNext/>
+      <w:keepLines/>
+      <w:spacing w:before="40" w:after="0"/>
+      <w:outlineLvl w:val="2"/>
+    </w:pPr>
+    <w:rPr>
+      <w:rFonts w:asciiTheme="majorHAnsi" w:eastAsiaTheme="majorEastAsia" w:hAnsiTheme="majorHAnsi" w:cstheme="majorBidi"/>
+      <w:color w:val="1F3763" w:themeColor="accent1" w:themeShade="7F"/>
+      <w:sz w:val="24"/>
+      <w:szCs w:val="24"/>
+    </w:rPr>
+  </w:style>
+  <w:style w:type="paragraph" w:styleId="Heading4">
+    <w:name w:val="heading 4"/>
+    <w:basedOn w:val="Normal"/>
+    <w:next w:val="Normal"/>
+    <w:link w:val="Heading4Char"/>
+    <w:uiPriority w:val="9"/>
+    <w:semiHidden/>
+    <w:unhideWhenUsed/>
+    <w:qFormat/>
+    <w:rsid w:val="00BA6026"/>
+    <w:pPr>
+      <w:keepNext/>
+      <w:keepLines/>
+      <w:spacing w:before="40" w:after="0"/>
+      <w:outlineLvl w:val="3"/>
+    </w:pPr>
+    <w:rPr>
+      <w:rFonts w:asciiTheme="majorHAnsi" w:eastAsiaTheme="majorEastAsia" w:hAnsiTheme="majorHAnsi" w:cstheme="majorBidi"/>
+      <w:i/>
+      <w:iCs/>
+      <w:color w:val="2F5496" w:themeColor="accent1" w:themeShade="BF"/>
+    </w:rPr>
+  </w:style>
+  <w:style w:type="paragraph" w:styleId="Heading5">
+    <w:name w:val="heading 5"/>
+    <w:basedOn w:val="Normal"/>
+    <w:next w:val="Normal"/>
+    <w:link w:val="Heading5Char"/>
+    <w:uiPriority w:val="9"/>
+    <w:semiHidden/>
+    <w:unhideWhenUsed/>
+    <w:qFormat/>
+    <w:rsid w:val="00BA6026"/>
+    <w:pPr>
+      <w:keepNext/>
+      <w:keepLines/>
+      <w:spacing w:before="40" w:after="0"/>
+      <w:outlineLvl w:val="4"/>
+    </w:pPr>
+    <w:rPr>
+      <w:rFonts w:asciiTheme="majorHAnsi" w:eastAsiaTheme="majorEastAsia" w:hAnsiTheme="majorHAnsi" w:cstheme="majorBidi"/>
+      <w:color w:val="2F5496" w:themeColor="accent1" w:themeShade="BF"/>
+    </w:rPr>
+  </w:style>
+  <w:style w:type="paragraph" w:styleId="Heading6">
+    <w:name w:val="heading 6"/>
+    <w:basedOn w:val="Normal"/>
+    <w:next w:val="Normal"/>
+    <w:link w:val="Heading6Char"/>
+    <w:uiPriority w:val="9"/>
+    <w:semiHidden/>
+    <w:unhideWhenUsed/>
+    <w:qFormat/>
+    <w:rsid w:val="00BA6026"/>
+    <w:pPr>
+      <w:keepNext/>
+      <w:keepLines/>
+      <w:spacing w:before="40" w:after="0"/>
+      <w:outlineLvl w:val="5"/>
+    </w:pPr>
+    <w:rPr>
+      <w:rFonts w:asciiTheme="majorHAnsi" w:eastAsiaTheme="majorEastAsia" w:hAnsiTheme="majorHAnsi" w:cstheme="majorBidi"/>
+      <w:color w:val="1F3763" w:themeColor="accent1" w:themeShade="7F"/>
+    </w:rPr>
+  </w:style>
+  <w:style w:type="paragraph" w:styleId="Heading7">
+    <w:name w:val="heading 7"/>
+    <w:basedOn w:val="Normal"/>
+    <w:next w:val="Normal"/>
+    <w:link w:val="Heading7Char"/>
+    <w:uiPriority w:val="9"/>
+    <w:semiHidden/>
+    <w:unhideWhenUsed/>
+    <w:qFormat/>
+    <w:rsid w:val="00BA6026"/>
+    <w:pPr>
+      <w:keepNext/>
+      <w:keepLines/>
+      <w:spacing w:before="40" w:after="0"/>
+      <w:outlineLvl w:val="6"/>
+    </w:pPr>
+    <w:rPr>
+      <w:rFonts w:asciiTheme="majorHAnsi" w:eastAsiaTheme="majorEastAsia" w:hAnsiTheme="majorHAnsi" w:cstheme="majorBidi"/>
+      <w:i/>
+      <w:iCs/>
+      <w:color w:val="1F3763" w:themeColor="accent1" w:themeShade="7F"/>
+    </w:rPr>
+  </w:style>
+  <w:style w:type="paragraph" w:styleId="Heading8">
+    <w:name w:val="heading 8"/>
+    <w:basedOn w:val="Normal"/>
+    <w:next w:val="Normal"/>
+    <w:link w:val="Heading8Char"/>
+    <w:uiPriority w:val="9"/>
+    <w:semiHidden/>
+    <w:unhideWhenUsed/>
+    <w:qFormat/>
+    <w:rsid w:val="00BA6026"/>
+    <w:pPr>
+      <w:keepNext/>
+      <w:keepLines/>
+      <w:spacing w:before="40" w:after="0"/>
+      <w:outlineLvl w:val="7"/>
+    </w:pPr>
+    <w:rPr>
+      <w:rFonts w:asciiTheme="majorHAnsi" w:eastAsiaTheme="majorEastAsia" w:hAnsiTheme="majorHAnsi" w:cstheme="majorBidi"/>
+      <w:color w:val="272727" w:themeColor="text1" w:themeTint="D8"/>
+      <w:sz w:val="21"/>
+      <w:szCs w:val="21"/>
+    </w:rPr>
+  </w:style>
+  <w:style w:type="paragraph" w:styleId="Heading9">
+    <w:name w:val="heading 9"/>
+    <w:basedOn w:val="Normal"/>
+    <w:next w:val="Normal"/>
+    <w:link w:val="Heading9Char"/>
+    <w:uiPriority w:val="9"/>
+    <w:semiHidden/>
+    <w:unhideWhenUsed/>
+    <w:qFormat/>
+    <w:rsid w:val="00BA6026"/>
+    <w:pPr>
+      <w:keepNext/>
+      <w:keepLines/>
+      <w:spacing w:before="40" w:after="0"/>
+      <w:outlineLvl w:val="8"/>
+    </w:pPr>
+    <w:rPr>
+      <w:rFonts w:asciiTheme="majorHAnsi" w:eastAsiaTheme="majorEastAsia" w:hAnsiTheme="majorHAnsi" w:cstheme="majorBidi"/>
+      <w:i/>
+      <w:iCs/>
+      <w:color w:val="272727" w:themeColor="text1" w:themeTint="D8"/>
+      <w:sz w:val="21"/>
+      <w:szCs w:val="21"/>
+    </w:rPr>
+  </w:style>
   <w:style w:type="character" w:default="1" w:styleId="DefaultParagraphFont">
     <w:name w:val="Default Paragraph Font"/>
     <w:uiPriority w:val="1"/>
@@ -1672,6 +8242,387 @@
       <w:color w:val="0000FF"/>
       <w:u w:val="single"/>
     </w:rPr>
+  </w:style>
+  <w:style w:type="character" w:styleId="BookTitle">
+    <w:name w:val="Book Title"/>
+    <w:basedOn w:val="DefaultParagraphFont"/>
+    <w:uiPriority w:val="33"/>
+    <w:qFormat/>
+    <w:rsid w:val="00BA6026"/>
+    <w:rPr>
+      <w:b/>
+      <w:bCs/>
+      <w:i/>
+      <w:iCs/>
+      <w:spacing w:val="5"/>
+    </w:rPr>
+  </w:style>
+  <w:style w:type="paragraph" w:styleId="Caption">
+    <w:name w:val="caption"/>
+    <w:basedOn w:val="Normal"/>
+    <w:next w:val="Normal"/>
+    <w:uiPriority w:val="35"/>
+    <w:semiHidden/>
+    <w:unhideWhenUsed/>
+    <w:qFormat/>
+    <w:rsid w:val="00BA6026"/>
+    <w:pPr>
+      <w:spacing w:after="200" w:line="240" w:lineRule="auto"/>
+    </w:pPr>
+    <w:rPr>
+      <w:i/>
+      <w:iCs/>
+      <w:color w:val="44546A" w:themeColor="text2"/>
+      <w:sz w:val="18"/>
+      <w:szCs w:val="18"/>
+    </w:rPr>
+  </w:style>
+  <w:style w:type="character" w:styleId="Emphasis">
+    <w:name w:val="Emphasis"/>
+    <w:basedOn w:val="DefaultParagraphFont"/>
+    <w:uiPriority w:val="20"/>
+    <w:qFormat/>
+    <w:rsid w:val="00BA6026"/>
+    <w:rPr>
+      <w:i/>
+      <w:iCs/>
+    </w:rPr>
+  </w:style>
+  <w:style w:type="character" w:customStyle="1" w:styleId="Heading1Char">
+    <w:name w:val="Heading 1 Char"/>
+    <w:basedOn w:val="DefaultParagraphFont"/>
+    <w:link w:val="Heading1"/>
+    <w:uiPriority w:val="9"/>
+    <w:rsid w:val="00BA6026"/>
+    <w:rPr>
+      <w:rFonts w:asciiTheme="majorHAnsi" w:eastAsiaTheme="majorEastAsia" w:hAnsiTheme="majorHAnsi" w:cstheme="majorBidi"/>
+      <w:color w:val="2F5496" w:themeColor="accent1" w:themeShade="BF"/>
+      <w:sz w:val="32"/>
+      <w:szCs w:val="32"/>
+    </w:rPr>
+  </w:style>
+  <w:style w:type="character" w:customStyle="1" w:styleId="Heading2Char">
+    <w:name w:val="Heading 2 Char"/>
+    <w:basedOn w:val="DefaultParagraphFont"/>
+    <w:link w:val="Heading2"/>
+    <w:uiPriority w:val="9"/>
+    <w:semiHidden/>
+    <w:rsid w:val="00BA6026"/>
+    <w:rPr>
+      <w:rFonts w:asciiTheme="majorHAnsi" w:eastAsiaTheme="majorEastAsia" w:hAnsiTheme="majorHAnsi" w:cstheme="majorBidi"/>
+      <w:color w:val="2F5496" w:themeColor="accent1" w:themeShade="BF"/>
+      <w:sz w:val="26"/>
+      <w:szCs w:val="26"/>
+    </w:rPr>
+  </w:style>
+  <w:style w:type="character" w:customStyle="1" w:styleId="Heading3Char">
+    <w:name w:val="Heading 3 Char"/>
+    <w:basedOn w:val="DefaultParagraphFont"/>
+    <w:link w:val="Heading3"/>
+    <w:uiPriority w:val="9"/>
+    <w:semiHidden/>
+    <w:rsid w:val="00BA6026"/>
+    <w:rPr>
+      <w:rFonts w:asciiTheme="majorHAnsi" w:eastAsiaTheme="majorEastAsia" w:hAnsiTheme="majorHAnsi" w:cstheme="majorBidi"/>
+      <w:color w:val="1F3763" w:themeColor="accent1" w:themeShade="7F"/>
+      <w:sz w:val="24"/>
+      <w:szCs w:val="24"/>
+    </w:rPr>
+  </w:style>
+  <w:style w:type="character" w:customStyle="1" w:styleId="Heading4Char">
+    <w:name w:val="Heading 4 Char"/>
+    <w:basedOn w:val="DefaultParagraphFont"/>
+    <w:link w:val="Heading4"/>
+    <w:uiPriority w:val="9"/>
+    <w:semiHidden/>
+    <w:rsid w:val="00BA6026"/>
+    <w:rPr>
+      <w:rFonts w:asciiTheme="majorHAnsi" w:eastAsiaTheme="majorEastAsia" w:hAnsiTheme="majorHAnsi" w:cstheme="majorBidi"/>
+      <w:i/>
+      <w:iCs/>
+      <w:color w:val="2F5496" w:themeColor="accent1" w:themeShade="BF"/>
+    </w:rPr>
+  </w:style>
+  <w:style w:type="character" w:customStyle="1" w:styleId="Heading5Char">
+    <w:name w:val="Heading 5 Char"/>
+    <w:basedOn w:val="DefaultParagraphFont"/>
+    <w:link w:val="Heading5"/>
+    <w:uiPriority w:val="9"/>
+    <w:semiHidden/>
+    <w:rsid w:val="00BA6026"/>
+    <w:rPr>
+      <w:rFonts w:asciiTheme="majorHAnsi" w:eastAsiaTheme="majorEastAsia" w:hAnsiTheme="majorHAnsi" w:cstheme="majorBidi"/>
+      <w:color w:val="2F5496" w:themeColor="accent1" w:themeShade="BF"/>
+    </w:rPr>
+  </w:style>
+  <w:style w:type="character" w:customStyle="1" w:styleId="Heading6Char">
+    <w:name w:val="Heading 6 Char"/>
+    <w:basedOn w:val="DefaultParagraphFont"/>
+    <w:link w:val="Heading6"/>
+    <w:uiPriority w:val="9"/>
+    <w:semiHidden/>
+    <w:rsid w:val="00BA6026"/>
+    <w:rPr>
+      <w:rFonts w:asciiTheme="majorHAnsi" w:eastAsiaTheme="majorEastAsia" w:hAnsiTheme="majorHAnsi" w:cstheme="majorBidi"/>
+      <w:color w:val="1F3763" w:themeColor="accent1" w:themeShade="7F"/>
+    </w:rPr>
+  </w:style>
+  <w:style w:type="character" w:customStyle="1" w:styleId="Heading7Char">
+    <w:name w:val="Heading 7 Char"/>
+    <w:basedOn w:val="DefaultParagraphFont"/>
+    <w:link w:val="Heading7"/>
+    <w:uiPriority w:val="9"/>
+    <w:semiHidden/>
+    <w:rsid w:val="00BA6026"/>
+    <w:rPr>
+      <w:rFonts w:asciiTheme="majorHAnsi" w:eastAsiaTheme="majorEastAsia" w:hAnsiTheme="majorHAnsi" w:cstheme="majorBidi"/>
+      <w:i/>
+      <w:iCs/>
+      <w:color w:val="1F3763" w:themeColor="accent1" w:themeShade="7F"/>
+    </w:rPr>
+  </w:style>
+  <w:style w:type="character" w:customStyle="1" w:styleId="Heading8Char">
+    <w:name w:val="Heading 8 Char"/>
+    <w:basedOn w:val="DefaultParagraphFont"/>
+    <w:link w:val="Heading8"/>
+    <w:uiPriority w:val="9"/>
+    <w:semiHidden/>
+    <w:rsid w:val="00BA6026"/>
+    <w:rPr>
+      <w:rFonts w:asciiTheme="majorHAnsi" w:eastAsiaTheme="majorEastAsia" w:hAnsiTheme="majorHAnsi" w:cstheme="majorBidi"/>
+      <w:color w:val="272727" w:themeColor="text1" w:themeTint="D8"/>
+      <w:sz w:val="21"/>
+      <w:szCs w:val="21"/>
+    </w:rPr>
+  </w:style>
+  <w:style w:type="character" w:customStyle="1" w:styleId="Heading9Char">
+    <w:name w:val="Heading 9 Char"/>
+    <w:basedOn w:val="DefaultParagraphFont"/>
+    <w:link w:val="Heading9"/>
+    <w:uiPriority w:val="9"/>
+    <w:semiHidden/>
+    <w:rsid w:val="00BA6026"/>
+    <w:rPr>
+      <w:rFonts w:asciiTheme="majorHAnsi" w:eastAsiaTheme="majorEastAsia" w:hAnsiTheme="majorHAnsi" w:cstheme="majorBidi"/>
+      <w:i/>
+      <w:iCs/>
+      <w:color w:val="272727" w:themeColor="text1" w:themeTint="D8"/>
+      <w:sz w:val="21"/>
+      <w:szCs w:val="21"/>
+    </w:rPr>
+  </w:style>
+  <w:style w:type="character" w:styleId="IntenseEmphasis">
+    <w:name w:val="Intense Emphasis"/>
+    <w:basedOn w:val="DefaultParagraphFont"/>
+    <w:uiPriority w:val="21"/>
+    <w:qFormat/>
+    <w:rsid w:val="00BA6026"/>
+    <w:rPr>
+      <w:i/>
+      <w:iCs/>
+      <w:color w:val="4472C4" w:themeColor="accent1"/>
+    </w:rPr>
+  </w:style>
+  <w:style w:type="paragraph" w:styleId="IntenseQuote">
+    <w:name w:val="Intense Quote"/>
+    <w:basedOn w:val="Normal"/>
+    <w:next w:val="Normal"/>
+    <w:link w:val="IntenseQuoteChar"/>
+    <w:uiPriority w:val="30"/>
+    <w:qFormat/>
+    <w:rsid w:val="00BA6026"/>
+    <w:pPr>
+      <w:pBdr>
+        <w:top w:val="single" w:sz="4" w:space="10" w:color="4472C4" w:themeColor="accent1"/>
+        <w:bottom w:val="single" w:sz="4" w:space="10" w:color="4472C4" w:themeColor="accent1"/>
+      </w:pBdr>
+      <w:spacing w:before="360" w:after="360"/>
+      <w:ind w:left="864" w:right="864"/>
+      <w:jc w:val="center"/>
+    </w:pPr>
+    <w:rPr>
+      <w:i/>
+      <w:iCs/>
+      <w:color w:val="4472C4" w:themeColor="accent1"/>
+    </w:rPr>
+  </w:style>
+  <w:style w:type="character" w:customStyle="1" w:styleId="IntenseQuoteChar">
+    <w:name w:val="Intense Quote Char"/>
+    <w:basedOn w:val="DefaultParagraphFont"/>
+    <w:link w:val="IntenseQuote"/>
+    <w:uiPriority w:val="30"/>
+    <w:rsid w:val="00BA6026"/>
+    <w:rPr>
+      <w:i/>
+      <w:iCs/>
+      <w:color w:val="4472C4" w:themeColor="accent1"/>
+    </w:rPr>
+  </w:style>
+  <w:style w:type="character" w:styleId="IntenseReference">
+    <w:name w:val="Intense Reference"/>
+    <w:basedOn w:val="DefaultParagraphFont"/>
+    <w:uiPriority w:val="32"/>
+    <w:qFormat/>
+    <w:rsid w:val="00BA6026"/>
+    <w:rPr>
+      <w:b/>
+      <w:bCs/>
+      <w:smallCaps/>
+      <w:color w:val="4472C4" w:themeColor="accent1"/>
+      <w:spacing w:val="5"/>
+    </w:rPr>
+  </w:style>
+  <w:style w:type="paragraph" w:styleId="NoSpacing">
+    <w:name w:val="No Spacing"/>
+    <w:uiPriority w:val="1"/>
+    <w:qFormat/>
+    <w:rsid w:val="00BA6026"/>
+    <w:pPr>
+      <w:spacing w:after="0" w:line="240" w:lineRule="auto"/>
+    </w:pPr>
+  </w:style>
+  <w:style w:type="paragraph" w:styleId="Quote">
+    <w:name w:val="Quote"/>
+    <w:basedOn w:val="Normal"/>
+    <w:next w:val="Normal"/>
+    <w:link w:val="QuoteChar"/>
+    <w:uiPriority w:val="29"/>
+    <w:qFormat/>
+    <w:rsid w:val="00BA6026"/>
+    <w:pPr>
+      <w:spacing w:before="200"/>
+      <w:ind w:left="864" w:right="864"/>
+      <w:jc w:val="center"/>
+    </w:pPr>
+    <w:rPr>
+      <w:i/>
+      <w:iCs/>
+      <w:color w:val="404040" w:themeColor="text1" w:themeTint="BF"/>
+    </w:rPr>
+  </w:style>
+  <w:style w:type="character" w:customStyle="1" w:styleId="QuoteChar">
+    <w:name w:val="Quote Char"/>
+    <w:basedOn w:val="DefaultParagraphFont"/>
+    <w:link w:val="Quote"/>
+    <w:uiPriority w:val="29"/>
+    <w:rsid w:val="00BA6026"/>
+    <w:rPr>
+      <w:i/>
+      <w:iCs/>
+      <w:color w:val="404040" w:themeColor="text1" w:themeTint="BF"/>
+    </w:rPr>
+  </w:style>
+  <w:style w:type="character" w:styleId="Strong">
+    <w:name w:val="Strong"/>
+    <w:basedOn w:val="DefaultParagraphFont"/>
+    <w:uiPriority w:val="22"/>
+    <w:qFormat/>
+    <w:rsid w:val="00BA6026"/>
+    <w:rPr>
+      <w:b/>
+      <w:bCs/>
+    </w:rPr>
+  </w:style>
+  <w:style w:type="paragraph" w:styleId="Subtitle">
+    <w:name w:val="Subtitle"/>
+    <w:basedOn w:val="Normal"/>
+    <w:next w:val="Normal"/>
+    <w:link w:val="SubtitleChar"/>
+    <w:uiPriority w:val="11"/>
+    <w:qFormat/>
+    <w:rsid w:val="00BA6026"/>
+    <w:pPr>
+      <w:numPr>
+        <w:ilvl w:val="1"/>
+      </w:numPr>
+    </w:pPr>
+    <w:rPr>
+      <w:rFonts w:eastAsiaTheme="minorEastAsia"/>
+      <w:color w:val="5A5A5A" w:themeColor="text1" w:themeTint="A5"/>
+      <w:spacing w:val="15"/>
+    </w:rPr>
+  </w:style>
+  <w:style w:type="character" w:customStyle="1" w:styleId="SubtitleChar">
+    <w:name w:val="Subtitle Char"/>
+    <w:basedOn w:val="DefaultParagraphFont"/>
+    <w:link w:val="Subtitle"/>
+    <w:uiPriority w:val="11"/>
+    <w:rsid w:val="00BA6026"/>
+    <w:rPr>
+      <w:rFonts w:eastAsiaTheme="minorEastAsia"/>
+      <w:color w:val="5A5A5A" w:themeColor="text1" w:themeTint="A5"/>
+      <w:spacing w:val="15"/>
+    </w:rPr>
+  </w:style>
+  <w:style w:type="character" w:styleId="SubtleEmphasis">
+    <w:name w:val="Subtle Emphasis"/>
+    <w:basedOn w:val="DefaultParagraphFont"/>
+    <w:uiPriority w:val="19"/>
+    <w:qFormat/>
+    <w:rsid w:val="00BA6026"/>
+    <w:rPr>
+      <w:i/>
+      <w:iCs/>
+      <w:color w:val="404040" w:themeColor="text1" w:themeTint="BF"/>
+    </w:rPr>
+  </w:style>
+  <w:style w:type="character" w:styleId="SubtleReference">
+    <w:name w:val="Subtle Reference"/>
+    <w:basedOn w:val="DefaultParagraphFont"/>
+    <w:uiPriority w:val="31"/>
+    <w:qFormat/>
+    <w:rsid w:val="00BA6026"/>
+    <w:rPr>
+      <w:smallCaps/>
+      <w:color w:val="5A5A5A" w:themeColor="text1" w:themeTint="A5"/>
+    </w:rPr>
+  </w:style>
+  <w:style w:type="paragraph" w:styleId="Title">
+    <w:name w:val="Title"/>
+    <w:basedOn w:val="Normal"/>
+    <w:next w:val="Normal"/>
+    <w:link w:val="TitleChar"/>
+    <w:uiPriority w:val="10"/>
+    <w:qFormat/>
+    <w:rsid w:val="00BA6026"/>
+    <w:pPr>
+      <w:spacing w:after="0" w:line="240" w:lineRule="auto"/>
+      <w:contextualSpacing/>
+    </w:pPr>
+    <w:rPr>
+      <w:rFonts w:asciiTheme="majorHAnsi" w:eastAsiaTheme="majorEastAsia" w:hAnsiTheme="majorHAnsi" w:cstheme="majorBidi"/>
+      <w:spacing w:val="-10"/>
+      <w:kern w:val="28"/>
+      <w:sz w:val="56"/>
+      <w:szCs w:val="56"/>
+    </w:rPr>
+  </w:style>
+  <w:style w:type="character" w:customStyle="1" w:styleId="TitleChar">
+    <w:name w:val="Title Char"/>
+    <w:basedOn w:val="DefaultParagraphFont"/>
+    <w:link w:val="Title"/>
+    <w:uiPriority w:val="10"/>
+    <w:rsid w:val="00BA6026"/>
+    <w:rPr>
+      <w:rFonts w:asciiTheme="majorHAnsi" w:eastAsiaTheme="majorEastAsia" w:hAnsiTheme="majorHAnsi" w:cstheme="majorBidi"/>
+      <w:spacing w:val="-10"/>
+      <w:kern w:val="28"/>
+      <w:sz w:val="56"/>
+      <w:szCs w:val="56"/>
+    </w:rPr>
+  </w:style>
+  <w:style w:type="paragraph" w:styleId="TOCHeading">
+    <w:name w:val="TOC Heading"/>
+    <w:basedOn w:val="Heading1"/>
+    <w:next w:val="Normal"/>
+    <w:uiPriority w:val="39"/>
+    <w:semiHidden/>
+    <w:unhideWhenUsed/>
+    <w:qFormat/>
+    <w:rsid w:val="00BA6026"/>
+    <w:pPr>
+      <w:outlineLvl w:val="9"/>
+    </w:pPr>
   </w:style>
 </w:styles>
 </file>
